--- a/assets/2 thành viên/05. DSCSH hưởng lợi.docx
+++ b/assets/2 thành viên/05. DSCSH hưởng lợi.docx
@@ -132,16 +132,62 @@
                 <w:szCs w:val="24"/>
               </w:rPr>
             </w:pPr>
-            <w:r>
-              <w:rPr>
-                <w:rFonts w:ascii="Times New Roman" w:hAnsi="Times New Roman" w:cs="Times New Roman"/>
-                <w:b/>
-                <w:bCs/>
-                <w:sz w:val="24"/>
-                <w:szCs w:val="24"/>
-              </w:rPr>
-              <w:t>Tên thành viên</w:t>
-            </w:r>
+            <w:proofErr w:type="spellStart"/>
+            <w:r>
+              <w:rPr>
+                <w:rFonts w:ascii="Times New Roman" w:hAnsi="Times New Roman" w:cs="Times New Roman"/>
+                <w:b/>
+                <w:bCs/>
+                <w:sz w:val="24"/>
+                <w:szCs w:val="24"/>
+              </w:rPr>
+              <w:t>Tên</w:t>
+            </w:r>
+            <w:proofErr w:type="spellEnd"/>
+            <w:r>
+              <w:rPr>
+                <w:rFonts w:ascii="Times New Roman" w:hAnsi="Times New Roman" w:cs="Times New Roman"/>
+                <w:b/>
+                <w:bCs/>
+                <w:sz w:val="24"/>
+                <w:szCs w:val="24"/>
+              </w:rPr>
+              <w:t xml:space="preserve"> </w:t>
+            </w:r>
+            <w:proofErr w:type="spellStart"/>
+            <w:r>
+              <w:rPr>
+                <w:rFonts w:ascii="Times New Roman" w:hAnsi="Times New Roman" w:cs="Times New Roman"/>
+                <w:b/>
+                <w:bCs/>
+                <w:sz w:val="24"/>
+                <w:szCs w:val="24"/>
+              </w:rPr>
+              <w:t>thành</w:t>
+            </w:r>
+            <w:proofErr w:type="spellEnd"/>
+            <w:r>
+              <w:rPr>
+                <w:rFonts w:ascii="Times New Roman" w:hAnsi="Times New Roman" w:cs="Times New Roman"/>
+                <w:b/>
+                <w:bCs/>
+                <w:sz w:val="24"/>
+                <w:szCs w:val="24"/>
+              </w:rPr>
+              <w:t xml:space="preserve"> </w:t>
+            </w:r>
+            <w:proofErr w:type="spellStart"/>
+            <w:r>
+              <w:rPr>
+                <w:rFonts w:ascii="Times New Roman" w:hAnsi="Times New Roman" w:cs="Times New Roman"/>
+                <w:b/>
+                <w:bCs/>
+                <w:sz w:val="24"/>
+                <w:szCs w:val="24"/>
+              </w:rPr>
+              <w:t>viên</w:t>
+            </w:r>
+            <w:proofErr w:type="spellEnd"/>
           </w:p>
         </w:tc>
         <w:tc>
@@ -170,16 +216,238 @@
                 <w:szCs w:val="24"/>
               </w:rPr>
             </w:pPr>
-            <w:r>
-              <w:rPr>
-                <w:rFonts w:ascii="Times New Roman" w:hAnsi="Times New Roman" w:cs="Times New Roman"/>
-                <w:b/>
-                <w:bCs/>
-                <w:sz w:val="24"/>
-                <w:szCs w:val="24"/>
-              </w:rPr>
-              <w:t>Ngày, tháng, năm sinh đối với thành viên là cá nhân</w:t>
-            </w:r>
+            <w:proofErr w:type="spellStart"/>
+            <w:r>
+              <w:rPr>
+                <w:rFonts w:ascii="Times New Roman" w:hAnsi="Times New Roman" w:cs="Times New Roman"/>
+                <w:b/>
+                <w:bCs/>
+                <w:sz w:val="24"/>
+                <w:szCs w:val="24"/>
+              </w:rPr>
+              <w:t>Ngày</w:t>
+            </w:r>
+            <w:proofErr w:type="spellEnd"/>
+            <w:r>
+              <w:rPr>
+                <w:rFonts w:ascii="Times New Roman" w:hAnsi="Times New Roman" w:cs="Times New Roman"/>
+                <w:b/>
+                <w:bCs/>
+                <w:sz w:val="24"/>
+                <w:szCs w:val="24"/>
+              </w:rPr>
+              <w:t xml:space="preserve">, </w:t>
+            </w:r>
+            <w:proofErr w:type="spellStart"/>
+            <w:r>
+              <w:rPr>
+                <w:rFonts w:ascii="Times New Roman" w:hAnsi="Times New Roman" w:cs="Times New Roman"/>
+                <w:b/>
+                <w:bCs/>
+                <w:sz w:val="24"/>
+                <w:szCs w:val="24"/>
+              </w:rPr>
+              <w:t>tháng</w:t>
+            </w:r>
+            <w:proofErr w:type="spellEnd"/>
+            <w:r>
+              <w:rPr>
+                <w:rFonts w:ascii="Times New Roman" w:hAnsi="Times New Roman" w:cs="Times New Roman"/>
+                <w:b/>
+                <w:bCs/>
+                <w:sz w:val="24"/>
+                <w:szCs w:val="24"/>
+              </w:rPr>
+              <w:t xml:space="preserve">, </w:t>
+            </w:r>
+            <w:proofErr w:type="spellStart"/>
+            <w:r>
+              <w:rPr>
+                <w:rFonts w:ascii="Times New Roman" w:hAnsi="Times New Roman" w:cs="Times New Roman"/>
+                <w:b/>
+                <w:bCs/>
+                <w:sz w:val="24"/>
+                <w:szCs w:val="24"/>
+              </w:rPr>
+              <w:t>năm</w:t>
+            </w:r>
+            <w:proofErr w:type="spellEnd"/>
+            <w:r>
+              <w:rPr>
+                <w:rFonts w:ascii="Times New Roman" w:hAnsi="Times New Roman" w:cs="Times New Roman"/>
+                <w:b/>
+                <w:bCs/>
+                <w:sz w:val="24"/>
+                <w:szCs w:val="24"/>
+              </w:rPr>
+              <w:t xml:space="preserve"> </w:t>
+            </w:r>
+            <w:proofErr w:type="spellStart"/>
+            <w:r>
+              <w:rPr>
+                <w:rFonts w:ascii="Times New Roman" w:hAnsi="Times New Roman" w:cs="Times New Roman"/>
+                <w:b/>
+                <w:bCs/>
+                <w:sz w:val="24"/>
+                <w:szCs w:val="24"/>
+              </w:rPr>
+              <w:t>sinh</w:t>
+            </w:r>
+            <w:proofErr w:type="spellEnd"/>
+            <w:r>
+              <w:rPr>
+                <w:rFonts w:ascii="Times New Roman" w:hAnsi="Times New Roman" w:cs="Times New Roman"/>
+                <w:b/>
+                <w:bCs/>
+                <w:sz w:val="24"/>
+                <w:szCs w:val="24"/>
+              </w:rPr>
+              <w:t xml:space="preserve"> </w:t>
+            </w:r>
+            <w:proofErr w:type="spellStart"/>
+            <w:r>
+              <w:rPr>
+                <w:rFonts w:ascii="Times New Roman" w:hAnsi="Times New Roman" w:cs="Times New Roman"/>
+                <w:b/>
+                <w:bCs/>
+                <w:sz w:val="24"/>
+                <w:szCs w:val="24"/>
+              </w:rPr>
+              <w:t>đối</w:t>
+            </w:r>
+            <w:proofErr w:type="spellEnd"/>
+            <w:r>
+              <w:rPr>
+                <w:rFonts w:ascii="Times New Roman" w:hAnsi="Times New Roman" w:cs="Times New Roman"/>
+                <w:b/>
+                <w:bCs/>
+                <w:sz w:val="24"/>
+                <w:szCs w:val="24"/>
+              </w:rPr>
+              <w:t xml:space="preserve"> </w:t>
+            </w:r>
+            <w:proofErr w:type="spellStart"/>
+            <w:r>
+              <w:rPr>
+                <w:rFonts w:ascii="Times New Roman" w:hAnsi="Times New Roman" w:cs="Times New Roman"/>
+                <w:b/>
+                <w:bCs/>
+                <w:sz w:val="24"/>
+                <w:szCs w:val="24"/>
+              </w:rPr>
+              <w:t>với</w:t>
+            </w:r>
+            <w:proofErr w:type="spellEnd"/>
+            <w:r>
+              <w:rPr>
+                <w:rFonts w:ascii="Times New Roman" w:hAnsi="Times New Roman" w:cs="Times New Roman"/>
+                <w:b/>
+                <w:bCs/>
+                <w:sz w:val="24"/>
+                <w:szCs w:val="24"/>
+              </w:rPr>
+              <w:t xml:space="preserve"> </w:t>
+            </w:r>
+            <w:proofErr w:type="spellStart"/>
+            <w:r>
+              <w:rPr>
+                <w:rFonts w:ascii="Times New Roman" w:hAnsi="Times New Roman" w:cs="Times New Roman"/>
+                <w:b/>
+                <w:bCs/>
+                <w:sz w:val="24"/>
+                <w:szCs w:val="24"/>
+              </w:rPr>
+              <w:t>thành</w:t>
+            </w:r>
+            <w:proofErr w:type="spellEnd"/>
+            <w:r>
+              <w:rPr>
+                <w:rFonts w:ascii="Times New Roman" w:hAnsi="Times New Roman" w:cs="Times New Roman"/>
+                <w:b/>
+                <w:bCs/>
+                <w:sz w:val="24"/>
+                <w:szCs w:val="24"/>
+              </w:rPr>
+              <w:t xml:space="preserve"> </w:t>
+            </w:r>
+            <w:proofErr w:type="spellStart"/>
+            <w:r>
+              <w:rPr>
+                <w:rFonts w:ascii="Times New Roman" w:hAnsi="Times New Roman" w:cs="Times New Roman"/>
+                <w:b/>
+                <w:bCs/>
+                <w:sz w:val="24"/>
+                <w:szCs w:val="24"/>
+              </w:rPr>
+              <w:t>viên</w:t>
+            </w:r>
+            <w:proofErr w:type="spellEnd"/>
+            <w:r>
+              <w:rPr>
+                <w:rFonts w:ascii="Times New Roman" w:hAnsi="Times New Roman" w:cs="Times New Roman"/>
+                <w:b/>
+                <w:bCs/>
+                <w:sz w:val="24"/>
+                <w:szCs w:val="24"/>
+              </w:rPr>
+              <w:t xml:space="preserve"> </w:t>
+            </w:r>
+            <w:proofErr w:type="spellStart"/>
+            <w:r>
+              <w:rPr>
+                <w:rFonts w:ascii="Times New Roman" w:hAnsi="Times New Roman" w:cs="Times New Roman"/>
+                <w:b/>
+                <w:bCs/>
+                <w:sz w:val="24"/>
+                <w:szCs w:val="24"/>
+              </w:rPr>
+              <w:t>là</w:t>
+            </w:r>
+            <w:proofErr w:type="spellEnd"/>
+            <w:r>
+              <w:rPr>
+                <w:rFonts w:ascii="Times New Roman" w:hAnsi="Times New Roman" w:cs="Times New Roman"/>
+                <w:b/>
+                <w:bCs/>
+                <w:sz w:val="24"/>
+                <w:szCs w:val="24"/>
+              </w:rPr>
+              <w:t xml:space="preserve"> </w:t>
+            </w:r>
+            <w:proofErr w:type="spellStart"/>
+            <w:r>
+              <w:rPr>
+                <w:rFonts w:ascii="Times New Roman" w:hAnsi="Times New Roman" w:cs="Times New Roman"/>
+                <w:b/>
+                <w:bCs/>
+                <w:sz w:val="24"/>
+                <w:szCs w:val="24"/>
+              </w:rPr>
+              <w:t>cá</w:t>
+            </w:r>
+            <w:proofErr w:type="spellEnd"/>
+            <w:r>
+              <w:rPr>
+                <w:rFonts w:ascii="Times New Roman" w:hAnsi="Times New Roman" w:cs="Times New Roman"/>
+                <w:b/>
+                <w:bCs/>
+                <w:sz w:val="24"/>
+                <w:szCs w:val="24"/>
+              </w:rPr>
+              <w:t xml:space="preserve"> </w:t>
+            </w:r>
+            <w:proofErr w:type="spellStart"/>
+            <w:r>
+              <w:rPr>
+                <w:rFonts w:ascii="Times New Roman" w:hAnsi="Times New Roman" w:cs="Times New Roman"/>
+                <w:b/>
+                <w:bCs/>
+                <w:sz w:val="24"/>
+                <w:szCs w:val="24"/>
+              </w:rPr>
+              <w:t>nhân</w:t>
+            </w:r>
+            <w:proofErr w:type="spellEnd"/>
           </w:p>
         </w:tc>
         <w:tc>
@@ -208,16 +476,40 @@
                 <w:szCs w:val="24"/>
               </w:rPr>
             </w:pPr>
-            <w:r>
-              <w:rPr>
-                <w:rFonts w:ascii="Times New Roman" w:hAnsi="Times New Roman" w:cs="Times New Roman"/>
-                <w:b/>
-                <w:bCs/>
-                <w:sz w:val="24"/>
-                <w:szCs w:val="24"/>
-              </w:rPr>
-              <w:t>Giới tính</w:t>
-            </w:r>
+            <w:proofErr w:type="spellStart"/>
+            <w:r>
+              <w:rPr>
+                <w:rFonts w:ascii="Times New Roman" w:hAnsi="Times New Roman" w:cs="Times New Roman"/>
+                <w:b/>
+                <w:bCs/>
+                <w:sz w:val="24"/>
+                <w:szCs w:val="24"/>
+              </w:rPr>
+              <w:t>Giới</w:t>
+            </w:r>
+            <w:proofErr w:type="spellEnd"/>
+            <w:r>
+              <w:rPr>
+                <w:rFonts w:ascii="Times New Roman" w:hAnsi="Times New Roman" w:cs="Times New Roman"/>
+                <w:b/>
+                <w:bCs/>
+                <w:sz w:val="24"/>
+                <w:szCs w:val="24"/>
+              </w:rPr>
+              <w:t xml:space="preserve"> </w:t>
+            </w:r>
+            <w:proofErr w:type="spellStart"/>
+            <w:r>
+              <w:rPr>
+                <w:rFonts w:ascii="Times New Roman" w:hAnsi="Times New Roman" w:cs="Times New Roman"/>
+                <w:b/>
+                <w:bCs/>
+                <w:sz w:val="24"/>
+                <w:szCs w:val="24"/>
+              </w:rPr>
+              <w:t>tính</w:t>
+            </w:r>
+            <w:proofErr w:type="spellEnd"/>
           </w:p>
         </w:tc>
         <w:tc>
@@ -246,16 +538,348 @@
                 <w:szCs w:val="24"/>
               </w:rPr>
             </w:pPr>
-            <w:r>
-              <w:rPr>
-                <w:rFonts w:ascii="Times New Roman" w:hAnsi="Times New Roman" w:cs="Times New Roman"/>
-                <w:b/>
-                <w:bCs/>
-                <w:sz w:val="24"/>
-                <w:szCs w:val="24"/>
-              </w:rPr>
-              <w:t>Loại giấy tờ, số, ngày cấp, cơ quan cấp Giấy tờ pháp lý của cá nhân</w:t>
-            </w:r>
+            <w:proofErr w:type="spellStart"/>
+            <w:r>
+              <w:rPr>
+                <w:rFonts w:ascii="Times New Roman" w:hAnsi="Times New Roman" w:cs="Times New Roman"/>
+                <w:b/>
+                <w:bCs/>
+                <w:sz w:val="24"/>
+                <w:szCs w:val="24"/>
+              </w:rPr>
+              <w:t>Loại</w:t>
+            </w:r>
+            <w:proofErr w:type="spellEnd"/>
+            <w:r>
+              <w:rPr>
+                <w:rFonts w:ascii="Times New Roman" w:hAnsi="Times New Roman" w:cs="Times New Roman"/>
+                <w:b/>
+                <w:bCs/>
+                <w:sz w:val="24"/>
+                <w:szCs w:val="24"/>
+              </w:rPr>
+              <w:t xml:space="preserve"> </w:t>
+            </w:r>
+            <w:proofErr w:type="spellStart"/>
+            <w:r>
+              <w:rPr>
+                <w:rFonts w:ascii="Times New Roman" w:hAnsi="Times New Roman" w:cs="Times New Roman"/>
+                <w:b/>
+                <w:bCs/>
+                <w:sz w:val="24"/>
+                <w:szCs w:val="24"/>
+              </w:rPr>
+              <w:t>giấy</w:t>
+            </w:r>
+            <w:proofErr w:type="spellEnd"/>
+            <w:r>
+              <w:rPr>
+                <w:rFonts w:ascii="Times New Roman" w:hAnsi="Times New Roman" w:cs="Times New Roman"/>
+                <w:b/>
+                <w:bCs/>
+                <w:sz w:val="24"/>
+                <w:szCs w:val="24"/>
+              </w:rPr>
+              <w:t xml:space="preserve"> </w:t>
+            </w:r>
+            <w:proofErr w:type="spellStart"/>
+            <w:r>
+              <w:rPr>
+                <w:rFonts w:ascii="Times New Roman" w:hAnsi="Times New Roman" w:cs="Times New Roman"/>
+                <w:b/>
+                <w:bCs/>
+                <w:sz w:val="24"/>
+                <w:szCs w:val="24"/>
+              </w:rPr>
+              <w:t>tờ</w:t>
+            </w:r>
+            <w:proofErr w:type="spellEnd"/>
+            <w:r>
+              <w:rPr>
+                <w:rFonts w:ascii="Times New Roman" w:hAnsi="Times New Roman" w:cs="Times New Roman"/>
+                <w:b/>
+                <w:bCs/>
+                <w:sz w:val="24"/>
+                <w:szCs w:val="24"/>
+              </w:rPr>
+              <w:t xml:space="preserve">, </w:t>
+            </w:r>
+            <w:proofErr w:type="spellStart"/>
+            <w:r>
+              <w:rPr>
+                <w:rFonts w:ascii="Times New Roman" w:hAnsi="Times New Roman" w:cs="Times New Roman"/>
+                <w:b/>
+                <w:bCs/>
+                <w:sz w:val="24"/>
+                <w:szCs w:val="24"/>
+              </w:rPr>
+              <w:t>số</w:t>
+            </w:r>
+            <w:proofErr w:type="spellEnd"/>
+            <w:r>
+              <w:rPr>
+                <w:rFonts w:ascii="Times New Roman" w:hAnsi="Times New Roman" w:cs="Times New Roman"/>
+                <w:b/>
+                <w:bCs/>
+                <w:sz w:val="24"/>
+                <w:szCs w:val="24"/>
+              </w:rPr>
+              <w:t xml:space="preserve">, </w:t>
+            </w:r>
+            <w:proofErr w:type="spellStart"/>
+            <w:r>
+              <w:rPr>
+                <w:rFonts w:ascii="Times New Roman" w:hAnsi="Times New Roman" w:cs="Times New Roman"/>
+                <w:b/>
+                <w:bCs/>
+                <w:sz w:val="24"/>
+                <w:szCs w:val="24"/>
+              </w:rPr>
+              <w:t>ngày</w:t>
+            </w:r>
+            <w:proofErr w:type="spellEnd"/>
+            <w:r>
+              <w:rPr>
+                <w:rFonts w:ascii="Times New Roman" w:hAnsi="Times New Roman" w:cs="Times New Roman"/>
+                <w:b/>
+                <w:bCs/>
+                <w:sz w:val="24"/>
+                <w:szCs w:val="24"/>
+              </w:rPr>
+              <w:t xml:space="preserve"> </w:t>
+            </w:r>
+            <w:proofErr w:type="spellStart"/>
+            <w:r>
+              <w:rPr>
+                <w:rFonts w:ascii="Times New Roman" w:hAnsi="Times New Roman" w:cs="Times New Roman"/>
+                <w:b/>
+                <w:bCs/>
+                <w:sz w:val="24"/>
+                <w:szCs w:val="24"/>
+              </w:rPr>
+              <w:t>cấp</w:t>
+            </w:r>
+            <w:proofErr w:type="spellEnd"/>
+            <w:r>
+              <w:rPr>
+                <w:rFonts w:ascii="Times New Roman" w:hAnsi="Times New Roman" w:cs="Times New Roman"/>
+                <w:b/>
+                <w:bCs/>
+                <w:sz w:val="24"/>
+                <w:szCs w:val="24"/>
+              </w:rPr>
+              <w:t xml:space="preserve">, </w:t>
+            </w:r>
+            <w:proofErr w:type="spellStart"/>
+            <w:r>
+              <w:rPr>
+                <w:rFonts w:ascii="Times New Roman" w:hAnsi="Times New Roman" w:cs="Times New Roman"/>
+                <w:b/>
+                <w:bCs/>
+                <w:sz w:val="24"/>
+                <w:szCs w:val="24"/>
+              </w:rPr>
+              <w:t>cơ</w:t>
+            </w:r>
+            <w:proofErr w:type="spellEnd"/>
+            <w:r>
+              <w:rPr>
+                <w:rFonts w:ascii="Times New Roman" w:hAnsi="Times New Roman" w:cs="Times New Roman"/>
+                <w:b/>
+                <w:bCs/>
+                <w:sz w:val="24"/>
+                <w:szCs w:val="24"/>
+              </w:rPr>
+              <w:t xml:space="preserve"> </w:t>
+            </w:r>
+            <w:proofErr w:type="spellStart"/>
+            <w:r>
+              <w:rPr>
+                <w:rFonts w:ascii="Times New Roman" w:hAnsi="Times New Roman" w:cs="Times New Roman"/>
+                <w:b/>
+                <w:bCs/>
+                <w:sz w:val="24"/>
+                <w:szCs w:val="24"/>
+              </w:rPr>
+              <w:t>quan</w:t>
+            </w:r>
+            <w:proofErr w:type="spellEnd"/>
+            <w:r>
+              <w:rPr>
+                <w:rFonts w:ascii="Times New Roman" w:hAnsi="Times New Roman" w:cs="Times New Roman"/>
+                <w:b/>
+                <w:bCs/>
+                <w:sz w:val="24"/>
+                <w:szCs w:val="24"/>
+              </w:rPr>
+              <w:t xml:space="preserve"> </w:t>
+            </w:r>
+            <w:proofErr w:type="spellStart"/>
+            <w:r>
+              <w:rPr>
+                <w:rFonts w:ascii="Times New Roman" w:hAnsi="Times New Roman" w:cs="Times New Roman"/>
+                <w:b/>
+                <w:bCs/>
+                <w:sz w:val="24"/>
+                <w:szCs w:val="24"/>
+              </w:rPr>
+              <w:t>cấp</w:t>
+            </w:r>
+            <w:proofErr w:type="spellEnd"/>
+            <w:r>
+              <w:rPr>
+                <w:rFonts w:ascii="Times New Roman" w:hAnsi="Times New Roman" w:cs="Times New Roman"/>
+                <w:b/>
+                <w:bCs/>
+                <w:sz w:val="24"/>
+                <w:szCs w:val="24"/>
+              </w:rPr>
+              <w:t xml:space="preserve"> </w:t>
+            </w:r>
+            <w:proofErr w:type="spellStart"/>
+            <w:r>
+              <w:rPr>
+                <w:rFonts w:ascii="Times New Roman" w:hAnsi="Times New Roman" w:cs="Times New Roman"/>
+                <w:b/>
+                <w:bCs/>
+                <w:sz w:val="24"/>
+                <w:szCs w:val="24"/>
+              </w:rPr>
+              <w:t>Giấy</w:t>
+            </w:r>
+            <w:proofErr w:type="spellEnd"/>
+            <w:r>
+              <w:rPr>
+                <w:rFonts w:ascii="Times New Roman" w:hAnsi="Times New Roman" w:cs="Times New Roman"/>
+                <w:b/>
+                <w:bCs/>
+                <w:sz w:val="24"/>
+                <w:szCs w:val="24"/>
+              </w:rPr>
+              <w:t xml:space="preserve"> </w:t>
+            </w:r>
+            <w:proofErr w:type="spellStart"/>
+            <w:r>
+              <w:rPr>
+                <w:rFonts w:ascii="Times New Roman" w:hAnsi="Times New Roman" w:cs="Times New Roman"/>
+                <w:b/>
+                <w:bCs/>
+                <w:sz w:val="24"/>
+                <w:szCs w:val="24"/>
+              </w:rPr>
+              <w:t>tờ</w:t>
+            </w:r>
+            <w:proofErr w:type="spellEnd"/>
+            <w:r>
+              <w:rPr>
+                <w:rFonts w:ascii="Times New Roman" w:hAnsi="Times New Roman" w:cs="Times New Roman"/>
+                <w:b/>
+                <w:bCs/>
+                <w:sz w:val="24"/>
+                <w:szCs w:val="24"/>
+              </w:rPr>
+              <w:t xml:space="preserve"> </w:t>
+            </w:r>
+            <w:proofErr w:type="spellStart"/>
+            <w:r>
+              <w:rPr>
+                <w:rFonts w:ascii="Times New Roman" w:hAnsi="Times New Roman" w:cs="Times New Roman"/>
+                <w:b/>
+                <w:bCs/>
+                <w:sz w:val="24"/>
+                <w:szCs w:val="24"/>
+              </w:rPr>
+              <w:t>pháp</w:t>
+            </w:r>
+            <w:proofErr w:type="spellEnd"/>
+            <w:r>
+              <w:rPr>
+                <w:rFonts w:ascii="Times New Roman" w:hAnsi="Times New Roman" w:cs="Times New Roman"/>
+                <w:b/>
+                <w:bCs/>
+                <w:sz w:val="24"/>
+                <w:szCs w:val="24"/>
+              </w:rPr>
+              <w:t xml:space="preserve"> </w:t>
+            </w:r>
+            <w:proofErr w:type="spellStart"/>
+            <w:r>
+              <w:rPr>
+                <w:rFonts w:ascii="Times New Roman" w:hAnsi="Times New Roman" w:cs="Times New Roman"/>
+                <w:b/>
+                <w:bCs/>
+                <w:sz w:val="24"/>
+                <w:szCs w:val="24"/>
+              </w:rPr>
+              <w:t>lý</w:t>
+            </w:r>
+            <w:proofErr w:type="spellEnd"/>
+            <w:r>
+              <w:rPr>
+                <w:rFonts w:ascii="Times New Roman" w:hAnsi="Times New Roman" w:cs="Times New Roman"/>
+                <w:b/>
+                <w:bCs/>
+                <w:sz w:val="24"/>
+                <w:szCs w:val="24"/>
+              </w:rPr>
+              <w:t xml:space="preserve"> </w:t>
+            </w:r>
+            <w:proofErr w:type="spellStart"/>
+            <w:r>
+              <w:rPr>
+                <w:rFonts w:ascii="Times New Roman" w:hAnsi="Times New Roman" w:cs="Times New Roman"/>
+                <w:b/>
+                <w:bCs/>
+                <w:sz w:val="24"/>
+                <w:szCs w:val="24"/>
+              </w:rPr>
+              <w:t>của</w:t>
+            </w:r>
+            <w:proofErr w:type="spellEnd"/>
+            <w:r>
+              <w:rPr>
+                <w:rFonts w:ascii="Times New Roman" w:hAnsi="Times New Roman" w:cs="Times New Roman"/>
+                <w:b/>
+                <w:bCs/>
+                <w:sz w:val="24"/>
+                <w:szCs w:val="24"/>
+              </w:rPr>
+              <w:t xml:space="preserve"> </w:t>
+            </w:r>
+            <w:proofErr w:type="spellStart"/>
+            <w:r>
+              <w:rPr>
+                <w:rFonts w:ascii="Times New Roman" w:hAnsi="Times New Roman" w:cs="Times New Roman"/>
+                <w:b/>
+                <w:bCs/>
+                <w:sz w:val="24"/>
+                <w:szCs w:val="24"/>
+              </w:rPr>
+              <w:t>cá</w:t>
+            </w:r>
+            <w:proofErr w:type="spellEnd"/>
+            <w:r>
+              <w:rPr>
+                <w:rFonts w:ascii="Times New Roman" w:hAnsi="Times New Roman" w:cs="Times New Roman"/>
+                <w:b/>
+                <w:bCs/>
+                <w:sz w:val="24"/>
+                <w:szCs w:val="24"/>
+              </w:rPr>
+              <w:t xml:space="preserve"> </w:t>
+            </w:r>
+            <w:proofErr w:type="spellStart"/>
+            <w:r>
+              <w:rPr>
+                <w:rFonts w:ascii="Times New Roman" w:hAnsi="Times New Roman" w:cs="Times New Roman"/>
+                <w:b/>
+                <w:bCs/>
+                <w:sz w:val="24"/>
+                <w:szCs w:val="24"/>
+              </w:rPr>
+              <w:t>nhân</w:t>
+            </w:r>
+            <w:proofErr w:type="spellEnd"/>
           </w:p>
         </w:tc>
         <w:tc>
@@ -292,8 +916,20 @@
                 <w:sz w:val="24"/>
                 <w:szCs w:val="24"/>
               </w:rPr>
-              <w:t>Quốc tịch</w:t>
-            </w:r>
+              <w:t xml:space="preserve">Quốc </w:t>
+            </w:r>
+            <w:proofErr w:type="spellStart"/>
+            <w:r>
+              <w:rPr>
+                <w:rFonts w:ascii="Times New Roman" w:hAnsi="Times New Roman" w:cs="Times New Roman"/>
+                <w:b/>
+                <w:bCs/>
+                <w:sz w:val="24"/>
+                <w:szCs w:val="24"/>
+              </w:rPr>
+              <w:t>tịch</w:t>
+            </w:r>
+            <w:proofErr w:type="spellEnd"/>
           </w:p>
         </w:tc>
         <w:tc>
@@ -322,16 +958,40 @@
                 <w:szCs w:val="24"/>
               </w:rPr>
             </w:pPr>
-            <w:r>
-              <w:rPr>
-                <w:rFonts w:ascii="Times New Roman" w:hAnsi="Times New Roman" w:cs="Times New Roman"/>
-                <w:b/>
-                <w:bCs/>
-                <w:sz w:val="24"/>
-                <w:szCs w:val="24"/>
-              </w:rPr>
-              <w:t>Dân tộc</w:t>
-            </w:r>
+            <w:proofErr w:type="spellStart"/>
+            <w:r>
+              <w:rPr>
+                <w:rFonts w:ascii="Times New Roman" w:hAnsi="Times New Roman" w:cs="Times New Roman"/>
+                <w:b/>
+                <w:bCs/>
+                <w:sz w:val="24"/>
+                <w:szCs w:val="24"/>
+              </w:rPr>
+              <w:t>Dân</w:t>
+            </w:r>
+            <w:proofErr w:type="spellEnd"/>
+            <w:r>
+              <w:rPr>
+                <w:rFonts w:ascii="Times New Roman" w:hAnsi="Times New Roman" w:cs="Times New Roman"/>
+                <w:b/>
+                <w:bCs/>
+                <w:sz w:val="24"/>
+                <w:szCs w:val="24"/>
+              </w:rPr>
+              <w:t xml:space="preserve"> </w:t>
+            </w:r>
+            <w:proofErr w:type="spellStart"/>
+            <w:r>
+              <w:rPr>
+                <w:rFonts w:ascii="Times New Roman" w:hAnsi="Times New Roman" w:cs="Times New Roman"/>
+                <w:b/>
+                <w:bCs/>
+                <w:sz w:val="24"/>
+                <w:szCs w:val="24"/>
+              </w:rPr>
+              <w:t>tộc</w:t>
+            </w:r>
+            <w:proofErr w:type="spellEnd"/>
           </w:p>
         </w:tc>
         <w:tc>
@@ -360,16 +1020,480 @@
                 <w:szCs w:val="24"/>
               </w:rPr>
             </w:pPr>
-            <w:r>
-              <w:rPr>
-                <w:rFonts w:ascii="Times New Roman" w:hAnsi="Times New Roman" w:cs="Times New Roman"/>
-                <w:b/>
-                <w:bCs/>
-                <w:sz w:val="24"/>
-                <w:szCs w:val="24"/>
-              </w:rPr>
-              <w:t>Địa chỉ liên lạc đối với thành viên là cá nhân; địa chỉ trụ sở chính đối với thành viên là tổ chức</w:t>
-            </w:r>
+            <w:proofErr w:type="spellStart"/>
+            <w:r>
+              <w:rPr>
+                <w:rFonts w:ascii="Times New Roman" w:hAnsi="Times New Roman" w:cs="Times New Roman"/>
+                <w:b/>
+                <w:bCs/>
+                <w:sz w:val="24"/>
+                <w:szCs w:val="24"/>
+              </w:rPr>
+              <w:t>Địa</w:t>
+            </w:r>
+            <w:proofErr w:type="spellEnd"/>
+            <w:r>
+              <w:rPr>
+                <w:rFonts w:ascii="Times New Roman" w:hAnsi="Times New Roman" w:cs="Times New Roman"/>
+                <w:b/>
+                <w:bCs/>
+                <w:sz w:val="24"/>
+                <w:szCs w:val="24"/>
+              </w:rPr>
+              <w:t xml:space="preserve"> chỉ </w:t>
+            </w:r>
+            <w:proofErr w:type="spellStart"/>
+            <w:r>
+              <w:rPr>
+                <w:rFonts w:ascii="Times New Roman" w:hAnsi="Times New Roman" w:cs="Times New Roman"/>
+                <w:b/>
+                <w:bCs/>
+                <w:sz w:val="24"/>
+                <w:szCs w:val="24"/>
+              </w:rPr>
+              <w:t>liên</w:t>
+            </w:r>
+            <w:proofErr w:type="spellEnd"/>
+            <w:r>
+              <w:rPr>
+                <w:rFonts w:ascii="Times New Roman" w:hAnsi="Times New Roman" w:cs="Times New Roman"/>
+                <w:b/>
+                <w:bCs/>
+                <w:sz w:val="24"/>
+                <w:szCs w:val="24"/>
+              </w:rPr>
+              <w:t xml:space="preserve"> </w:t>
+            </w:r>
+            <w:proofErr w:type="spellStart"/>
+            <w:r>
+              <w:rPr>
+                <w:rFonts w:ascii="Times New Roman" w:hAnsi="Times New Roman" w:cs="Times New Roman"/>
+                <w:b/>
+                <w:bCs/>
+                <w:sz w:val="24"/>
+                <w:szCs w:val="24"/>
+              </w:rPr>
+              <w:t>lạc</w:t>
+            </w:r>
+            <w:proofErr w:type="spellEnd"/>
+            <w:r>
+              <w:rPr>
+                <w:rFonts w:ascii="Times New Roman" w:hAnsi="Times New Roman" w:cs="Times New Roman"/>
+                <w:b/>
+                <w:bCs/>
+                <w:sz w:val="24"/>
+                <w:szCs w:val="24"/>
+              </w:rPr>
+              <w:t xml:space="preserve"> </w:t>
+            </w:r>
+            <w:proofErr w:type="spellStart"/>
+            <w:r>
+              <w:rPr>
+                <w:rFonts w:ascii="Times New Roman" w:hAnsi="Times New Roman" w:cs="Times New Roman"/>
+                <w:b/>
+                <w:bCs/>
+                <w:sz w:val="24"/>
+                <w:szCs w:val="24"/>
+              </w:rPr>
+              <w:t>đối</w:t>
+            </w:r>
+            <w:proofErr w:type="spellEnd"/>
+            <w:r>
+              <w:rPr>
+                <w:rFonts w:ascii="Times New Roman" w:hAnsi="Times New Roman" w:cs="Times New Roman"/>
+                <w:b/>
+                <w:bCs/>
+                <w:sz w:val="24"/>
+                <w:szCs w:val="24"/>
+              </w:rPr>
+              <w:t xml:space="preserve"> </w:t>
+            </w:r>
+            <w:proofErr w:type="spellStart"/>
+            <w:r>
+              <w:rPr>
+                <w:rFonts w:ascii="Times New Roman" w:hAnsi="Times New Roman" w:cs="Times New Roman"/>
+                <w:b/>
+                <w:bCs/>
+                <w:sz w:val="24"/>
+                <w:szCs w:val="24"/>
+              </w:rPr>
+              <w:t>với</w:t>
+            </w:r>
+            <w:proofErr w:type="spellEnd"/>
+            <w:r>
+              <w:rPr>
+                <w:rFonts w:ascii="Times New Roman" w:hAnsi="Times New Roman" w:cs="Times New Roman"/>
+                <w:b/>
+                <w:bCs/>
+                <w:sz w:val="24"/>
+                <w:szCs w:val="24"/>
+              </w:rPr>
+              <w:t xml:space="preserve"> </w:t>
+            </w:r>
+            <w:proofErr w:type="spellStart"/>
+            <w:r>
+              <w:rPr>
+                <w:rFonts w:ascii="Times New Roman" w:hAnsi="Times New Roman" w:cs="Times New Roman"/>
+                <w:b/>
+                <w:bCs/>
+                <w:sz w:val="24"/>
+                <w:szCs w:val="24"/>
+              </w:rPr>
+              <w:t>thành</w:t>
+            </w:r>
+            <w:proofErr w:type="spellEnd"/>
+            <w:r>
+              <w:rPr>
+                <w:rFonts w:ascii="Times New Roman" w:hAnsi="Times New Roman" w:cs="Times New Roman"/>
+                <w:b/>
+                <w:bCs/>
+                <w:sz w:val="24"/>
+                <w:szCs w:val="24"/>
+              </w:rPr>
+              <w:t xml:space="preserve"> </w:t>
+            </w:r>
+            <w:proofErr w:type="spellStart"/>
+            <w:r>
+              <w:rPr>
+                <w:rFonts w:ascii="Times New Roman" w:hAnsi="Times New Roman" w:cs="Times New Roman"/>
+                <w:b/>
+                <w:bCs/>
+                <w:sz w:val="24"/>
+                <w:szCs w:val="24"/>
+              </w:rPr>
+              <w:t>viên</w:t>
+            </w:r>
+            <w:proofErr w:type="spellEnd"/>
+            <w:r>
+              <w:rPr>
+                <w:rFonts w:ascii="Times New Roman" w:hAnsi="Times New Roman" w:cs="Times New Roman"/>
+                <w:b/>
+                <w:bCs/>
+                <w:sz w:val="24"/>
+                <w:szCs w:val="24"/>
+              </w:rPr>
+              <w:t xml:space="preserve"> </w:t>
+            </w:r>
+            <w:proofErr w:type="spellStart"/>
+            <w:r>
+              <w:rPr>
+                <w:rFonts w:ascii="Times New Roman" w:hAnsi="Times New Roman" w:cs="Times New Roman"/>
+                <w:b/>
+                <w:bCs/>
+                <w:sz w:val="24"/>
+                <w:szCs w:val="24"/>
+              </w:rPr>
+              <w:t>là</w:t>
+            </w:r>
+            <w:proofErr w:type="spellEnd"/>
+            <w:r>
+              <w:rPr>
+                <w:rFonts w:ascii="Times New Roman" w:hAnsi="Times New Roman" w:cs="Times New Roman"/>
+                <w:b/>
+                <w:bCs/>
+                <w:sz w:val="24"/>
+                <w:szCs w:val="24"/>
+              </w:rPr>
+              <w:t xml:space="preserve"> </w:t>
+            </w:r>
+            <w:proofErr w:type="spellStart"/>
+            <w:r>
+              <w:rPr>
+                <w:rFonts w:ascii="Times New Roman" w:hAnsi="Times New Roman" w:cs="Times New Roman"/>
+                <w:b/>
+                <w:bCs/>
+                <w:sz w:val="24"/>
+                <w:szCs w:val="24"/>
+              </w:rPr>
+              <w:t>cá</w:t>
+            </w:r>
+            <w:proofErr w:type="spellEnd"/>
+            <w:r>
+              <w:rPr>
+                <w:rFonts w:ascii="Times New Roman" w:hAnsi="Times New Roman" w:cs="Times New Roman"/>
+                <w:b/>
+                <w:bCs/>
+                <w:sz w:val="24"/>
+                <w:szCs w:val="24"/>
+              </w:rPr>
+              <w:t xml:space="preserve"> </w:t>
+            </w:r>
+            <w:proofErr w:type="spellStart"/>
+            <w:r>
+              <w:rPr>
+                <w:rFonts w:ascii="Times New Roman" w:hAnsi="Times New Roman" w:cs="Times New Roman"/>
+                <w:b/>
+                <w:bCs/>
+                <w:sz w:val="24"/>
+                <w:szCs w:val="24"/>
+              </w:rPr>
+              <w:t>nhân</w:t>
+            </w:r>
+            <w:proofErr w:type="spellEnd"/>
+            <w:r>
+              <w:rPr>
+                <w:rFonts w:ascii="Times New Roman" w:hAnsi="Times New Roman" w:cs="Times New Roman"/>
+                <w:b/>
+                <w:bCs/>
+                <w:sz w:val="24"/>
+                <w:szCs w:val="24"/>
+              </w:rPr>
+              <w:t xml:space="preserve">; </w:t>
+            </w:r>
+            <w:proofErr w:type="spellStart"/>
+            <w:r>
+              <w:rPr>
+                <w:rFonts w:ascii="Times New Roman" w:hAnsi="Times New Roman" w:cs="Times New Roman"/>
+                <w:b/>
+                <w:bCs/>
+                <w:sz w:val="24"/>
+                <w:szCs w:val="24"/>
+              </w:rPr>
+              <w:t>địa</w:t>
+            </w:r>
+            <w:proofErr w:type="spellEnd"/>
+            <w:r>
+              <w:rPr>
+                <w:rFonts w:ascii="Times New Roman" w:hAnsi="Times New Roman" w:cs="Times New Roman"/>
+                <w:b/>
+                <w:bCs/>
+                <w:sz w:val="24"/>
+                <w:szCs w:val="24"/>
+              </w:rPr>
+              <w:t xml:space="preserve"> </w:t>
+            </w:r>
+            <w:proofErr w:type="spellStart"/>
+            <w:r>
+              <w:rPr>
+                <w:rFonts w:ascii="Times New Roman" w:hAnsi="Times New Roman" w:cs="Times New Roman"/>
+                <w:b/>
+                <w:bCs/>
+                <w:sz w:val="24"/>
+                <w:szCs w:val="24"/>
+              </w:rPr>
+              <w:t>chỉ</w:t>
+            </w:r>
+            <w:proofErr w:type="spellEnd"/>
+            <w:r>
+              <w:rPr>
+                <w:rFonts w:ascii="Times New Roman" w:hAnsi="Times New Roman" w:cs="Times New Roman"/>
+                <w:b/>
+                <w:bCs/>
+                <w:sz w:val="24"/>
+                <w:szCs w:val="24"/>
+              </w:rPr>
+              <w:t xml:space="preserve"> </w:t>
+            </w:r>
+            <w:proofErr w:type="spellStart"/>
+            <w:r>
+              <w:rPr>
+                <w:rFonts w:ascii="Times New Roman" w:hAnsi="Times New Roman" w:cs="Times New Roman"/>
+                <w:b/>
+                <w:bCs/>
+                <w:sz w:val="24"/>
+                <w:szCs w:val="24"/>
+              </w:rPr>
+              <w:t>trụ</w:t>
+            </w:r>
+            <w:proofErr w:type="spellEnd"/>
+            <w:r>
+              <w:rPr>
+                <w:rFonts w:ascii="Times New Roman" w:hAnsi="Times New Roman" w:cs="Times New Roman"/>
+                <w:b/>
+                <w:bCs/>
+                <w:sz w:val="24"/>
+                <w:szCs w:val="24"/>
+              </w:rPr>
+              <w:t xml:space="preserve"> </w:t>
+            </w:r>
+            <w:proofErr w:type="spellStart"/>
+            <w:r>
+              <w:rPr>
+                <w:rFonts w:ascii="Times New Roman" w:hAnsi="Times New Roman" w:cs="Times New Roman"/>
+                <w:b/>
+                <w:bCs/>
+                <w:sz w:val="24"/>
+                <w:szCs w:val="24"/>
+              </w:rPr>
+              <w:t>sở</w:t>
+            </w:r>
+            <w:proofErr w:type="spellEnd"/>
+            <w:r>
+              <w:rPr>
+                <w:rFonts w:ascii="Times New Roman" w:hAnsi="Times New Roman" w:cs="Times New Roman"/>
+                <w:b/>
+                <w:bCs/>
+                <w:sz w:val="24"/>
+                <w:szCs w:val="24"/>
+              </w:rPr>
+              <w:t xml:space="preserve"> </w:t>
+            </w:r>
+            <w:proofErr w:type="spellStart"/>
+            <w:r>
+              <w:rPr>
+                <w:rFonts w:ascii="Times New Roman" w:hAnsi="Times New Roman" w:cs="Times New Roman"/>
+                <w:b/>
+                <w:bCs/>
+                <w:sz w:val="24"/>
+                <w:szCs w:val="24"/>
+              </w:rPr>
+              <w:t>chính</w:t>
+            </w:r>
+            <w:proofErr w:type="spellEnd"/>
+            <w:r>
+              <w:rPr>
+                <w:rFonts w:ascii="Times New Roman" w:hAnsi="Times New Roman" w:cs="Times New Roman"/>
+                <w:b/>
+                <w:bCs/>
+                <w:sz w:val="24"/>
+                <w:szCs w:val="24"/>
+              </w:rPr>
+              <w:t xml:space="preserve"> </w:t>
+            </w:r>
+            <w:proofErr w:type="spellStart"/>
+            <w:r>
+              <w:rPr>
+                <w:rFonts w:ascii="Times New Roman" w:hAnsi="Times New Roman" w:cs="Times New Roman"/>
+                <w:b/>
+                <w:bCs/>
+                <w:sz w:val="24"/>
+                <w:szCs w:val="24"/>
+              </w:rPr>
+              <w:t>đối</w:t>
+            </w:r>
+            <w:proofErr w:type="spellEnd"/>
+            <w:r>
+              <w:rPr>
+                <w:rFonts w:ascii="Times New Roman" w:hAnsi="Times New Roman" w:cs="Times New Roman"/>
+                <w:b/>
+                <w:bCs/>
+                <w:sz w:val="24"/>
+                <w:szCs w:val="24"/>
+              </w:rPr>
+              <w:t xml:space="preserve"> </w:t>
+            </w:r>
+            <w:proofErr w:type="spellStart"/>
+            <w:r>
+              <w:rPr>
+                <w:rFonts w:ascii="Times New Roman" w:hAnsi="Times New Roman" w:cs="Times New Roman"/>
+                <w:b/>
+                <w:bCs/>
+                <w:sz w:val="24"/>
+                <w:szCs w:val="24"/>
+              </w:rPr>
+              <w:t>với</w:t>
+            </w:r>
+            <w:proofErr w:type="spellEnd"/>
+            <w:r>
+              <w:rPr>
+                <w:rFonts w:ascii="Times New Roman" w:hAnsi="Times New Roman" w:cs="Times New Roman"/>
+                <w:b/>
+                <w:bCs/>
+                <w:sz w:val="24"/>
+                <w:szCs w:val="24"/>
+              </w:rPr>
+              <w:t xml:space="preserve"> </w:t>
+            </w:r>
+            <w:proofErr w:type="spellStart"/>
+            <w:r>
+              <w:rPr>
+                <w:rFonts w:ascii="Times New Roman" w:hAnsi="Times New Roman" w:cs="Times New Roman"/>
+                <w:b/>
+                <w:bCs/>
+                <w:sz w:val="24"/>
+                <w:szCs w:val="24"/>
+              </w:rPr>
+              <w:t>thành</w:t>
+            </w:r>
+            <w:proofErr w:type="spellEnd"/>
+            <w:r>
+              <w:rPr>
+                <w:rFonts w:ascii="Times New Roman" w:hAnsi="Times New Roman" w:cs="Times New Roman"/>
+                <w:b/>
+                <w:bCs/>
+                <w:sz w:val="24"/>
+                <w:szCs w:val="24"/>
+              </w:rPr>
+              <w:t xml:space="preserve"> </w:t>
+            </w:r>
+            <w:proofErr w:type="spellStart"/>
+            <w:r>
+              <w:rPr>
+                <w:rFonts w:ascii="Times New Roman" w:hAnsi="Times New Roman" w:cs="Times New Roman"/>
+                <w:b/>
+                <w:bCs/>
+                <w:sz w:val="24"/>
+                <w:szCs w:val="24"/>
+              </w:rPr>
+              <w:t>viên</w:t>
+            </w:r>
+            <w:proofErr w:type="spellEnd"/>
+            <w:r>
+              <w:rPr>
+                <w:rFonts w:ascii="Times New Roman" w:hAnsi="Times New Roman" w:cs="Times New Roman"/>
+                <w:b/>
+                <w:bCs/>
+                <w:sz w:val="24"/>
+                <w:szCs w:val="24"/>
+              </w:rPr>
+              <w:t xml:space="preserve"> </w:t>
+            </w:r>
+            <w:proofErr w:type="spellStart"/>
+            <w:r>
+              <w:rPr>
+                <w:rFonts w:ascii="Times New Roman" w:hAnsi="Times New Roman" w:cs="Times New Roman"/>
+                <w:b/>
+                <w:bCs/>
+                <w:sz w:val="24"/>
+                <w:szCs w:val="24"/>
+              </w:rPr>
+              <w:t>là</w:t>
+            </w:r>
+            <w:proofErr w:type="spellEnd"/>
+            <w:r>
+              <w:rPr>
+                <w:rFonts w:ascii="Times New Roman" w:hAnsi="Times New Roman" w:cs="Times New Roman"/>
+                <w:b/>
+                <w:bCs/>
+                <w:sz w:val="24"/>
+                <w:szCs w:val="24"/>
+              </w:rPr>
+              <w:t xml:space="preserve"> </w:t>
+            </w:r>
+            <w:proofErr w:type="spellStart"/>
+            <w:r>
+              <w:rPr>
+                <w:rFonts w:ascii="Times New Roman" w:hAnsi="Times New Roman" w:cs="Times New Roman"/>
+                <w:b/>
+                <w:bCs/>
+                <w:sz w:val="24"/>
+                <w:szCs w:val="24"/>
+              </w:rPr>
+              <w:t>tổ</w:t>
+            </w:r>
+            <w:proofErr w:type="spellEnd"/>
+            <w:r>
+              <w:rPr>
+                <w:rFonts w:ascii="Times New Roman" w:hAnsi="Times New Roman" w:cs="Times New Roman"/>
+                <w:b/>
+                <w:bCs/>
+                <w:sz w:val="24"/>
+                <w:szCs w:val="24"/>
+              </w:rPr>
+              <w:t xml:space="preserve"> </w:t>
+            </w:r>
+            <w:proofErr w:type="spellStart"/>
+            <w:r>
+              <w:rPr>
+                <w:rFonts w:ascii="Times New Roman" w:hAnsi="Times New Roman" w:cs="Times New Roman"/>
+                <w:b/>
+                <w:bCs/>
+                <w:sz w:val="24"/>
+                <w:szCs w:val="24"/>
+              </w:rPr>
+              <w:t>chức</w:t>
+            </w:r>
+            <w:proofErr w:type="spellEnd"/>
           </w:p>
         </w:tc>
         <w:tc>
@@ -398,16 +1522,40 @@
                 <w:szCs w:val="24"/>
               </w:rPr>
             </w:pPr>
-            <w:r>
-              <w:rPr>
-                <w:rFonts w:ascii="Times New Roman" w:hAnsi="Times New Roman" w:cs="Times New Roman"/>
-                <w:b/>
-                <w:bCs/>
-                <w:sz w:val="24"/>
-                <w:szCs w:val="24"/>
-              </w:rPr>
-              <w:t>Vốn góp</w:t>
-            </w:r>
+            <w:proofErr w:type="spellStart"/>
+            <w:r>
+              <w:rPr>
+                <w:rFonts w:ascii="Times New Roman" w:hAnsi="Times New Roman" w:cs="Times New Roman"/>
+                <w:b/>
+                <w:bCs/>
+                <w:sz w:val="24"/>
+                <w:szCs w:val="24"/>
+              </w:rPr>
+              <w:t>Vốn</w:t>
+            </w:r>
+            <w:proofErr w:type="spellEnd"/>
+            <w:r>
+              <w:rPr>
+                <w:rFonts w:ascii="Times New Roman" w:hAnsi="Times New Roman" w:cs="Times New Roman"/>
+                <w:b/>
+                <w:bCs/>
+                <w:sz w:val="24"/>
+                <w:szCs w:val="24"/>
+              </w:rPr>
+              <w:t xml:space="preserve"> </w:t>
+            </w:r>
+            <w:proofErr w:type="spellStart"/>
+            <w:r>
+              <w:rPr>
+                <w:rFonts w:ascii="Times New Roman" w:hAnsi="Times New Roman" w:cs="Times New Roman"/>
+                <w:b/>
+                <w:bCs/>
+                <w:sz w:val="24"/>
+                <w:szCs w:val="24"/>
+              </w:rPr>
+              <w:t>góp</w:t>
+            </w:r>
+            <w:proofErr w:type="spellEnd"/>
           </w:p>
         </w:tc>
         <w:tc>
@@ -437,16 +1585,40 @@
                 <w:vertAlign w:val="superscript"/>
               </w:rPr>
             </w:pPr>
-            <w:r>
-              <w:rPr>
-                <w:rFonts w:ascii="Times New Roman" w:hAnsi="Times New Roman" w:cs="Times New Roman"/>
-                <w:b/>
-                <w:bCs/>
-                <w:sz w:val="24"/>
-                <w:szCs w:val="24"/>
-              </w:rPr>
-              <w:t>Ghi chú</w:t>
-            </w:r>
+            <w:proofErr w:type="spellStart"/>
+            <w:r>
+              <w:rPr>
+                <w:rFonts w:ascii="Times New Roman" w:hAnsi="Times New Roman" w:cs="Times New Roman"/>
+                <w:b/>
+                <w:bCs/>
+                <w:sz w:val="24"/>
+                <w:szCs w:val="24"/>
+              </w:rPr>
+              <w:t>Ghi</w:t>
+            </w:r>
+            <w:proofErr w:type="spellEnd"/>
+            <w:r>
+              <w:rPr>
+                <w:rFonts w:ascii="Times New Roman" w:hAnsi="Times New Roman" w:cs="Times New Roman"/>
+                <w:b/>
+                <w:bCs/>
+                <w:sz w:val="24"/>
+                <w:szCs w:val="24"/>
+              </w:rPr>
+              <w:t xml:space="preserve"> </w:t>
+            </w:r>
+            <w:proofErr w:type="spellStart"/>
+            <w:r>
+              <w:rPr>
+                <w:rFonts w:ascii="Times New Roman" w:hAnsi="Times New Roman" w:cs="Times New Roman"/>
+                <w:b/>
+                <w:bCs/>
+                <w:sz w:val="24"/>
+                <w:szCs w:val="24"/>
+              </w:rPr>
+              <w:t>chú</w:t>
+            </w:r>
+            <w:proofErr w:type="spellEnd"/>
           </w:p>
         </w:tc>
       </w:tr>
@@ -693,14 +1865,124 @@
                 <w:szCs w:val="24"/>
               </w:rPr>
             </w:pPr>
-            <w:r>
-              <w:rPr>
-                <w:rFonts w:ascii="Times New Roman" w:hAnsi="Times New Roman" w:cs="Times New Roman"/>
-                <w:sz w:val="24"/>
-                <w:szCs w:val="24"/>
-              </w:rPr>
-              <w:t>Tỷ lệ sở hữu vốn điều lệ</w:t>
-            </w:r>
+            <w:proofErr w:type="spellStart"/>
+            <w:r>
+              <w:rPr>
+                <w:rFonts w:ascii="Times New Roman" w:hAnsi="Times New Roman" w:cs="Times New Roman"/>
+                <w:sz w:val="24"/>
+                <w:szCs w:val="24"/>
+              </w:rPr>
+              <w:t>Tỷ</w:t>
+            </w:r>
+            <w:proofErr w:type="spellEnd"/>
+            <w:r>
+              <w:rPr>
+                <w:rFonts w:ascii="Times New Roman" w:hAnsi="Times New Roman" w:cs="Times New Roman"/>
+                <w:sz w:val="24"/>
+                <w:szCs w:val="24"/>
+              </w:rPr>
+              <w:t xml:space="preserve"> </w:t>
+            </w:r>
+            <w:proofErr w:type="spellStart"/>
+            <w:r>
+              <w:rPr>
+                <w:rFonts w:ascii="Times New Roman" w:hAnsi="Times New Roman" w:cs="Times New Roman"/>
+                <w:sz w:val="24"/>
+                <w:szCs w:val="24"/>
+              </w:rPr>
+              <w:t>lệ</w:t>
+            </w:r>
+            <w:proofErr w:type="spellEnd"/>
+            <w:r>
+              <w:rPr>
+                <w:rFonts w:ascii="Times New Roman" w:hAnsi="Times New Roman" w:cs="Times New Roman"/>
+                <w:sz w:val="24"/>
+                <w:szCs w:val="24"/>
+              </w:rPr>
+              <w:t xml:space="preserve"> </w:t>
+            </w:r>
+            <w:proofErr w:type="spellStart"/>
+            <w:r>
+              <w:rPr>
+                <w:rFonts w:ascii="Times New Roman" w:hAnsi="Times New Roman" w:cs="Times New Roman"/>
+                <w:sz w:val="24"/>
+                <w:szCs w:val="24"/>
+              </w:rPr>
+              <w:t>sở</w:t>
+            </w:r>
+            <w:proofErr w:type="spellEnd"/>
+            <w:r>
+              <w:rPr>
+                <w:rFonts w:ascii="Times New Roman" w:hAnsi="Times New Roman" w:cs="Times New Roman"/>
+                <w:sz w:val="24"/>
+                <w:szCs w:val="24"/>
+              </w:rPr>
+              <w:t xml:space="preserve"> </w:t>
+            </w:r>
+            <w:proofErr w:type="spellStart"/>
+            <w:r>
+              <w:rPr>
+                <w:rFonts w:ascii="Times New Roman" w:hAnsi="Times New Roman" w:cs="Times New Roman"/>
+                <w:sz w:val="24"/>
+                <w:szCs w:val="24"/>
+              </w:rPr>
+              <w:t>hữu</w:t>
+            </w:r>
+            <w:proofErr w:type="spellEnd"/>
+            <w:r>
+              <w:rPr>
+                <w:rFonts w:ascii="Times New Roman" w:hAnsi="Times New Roman" w:cs="Times New Roman"/>
+                <w:sz w:val="24"/>
+                <w:szCs w:val="24"/>
+              </w:rPr>
+              <w:t xml:space="preserve"> </w:t>
+            </w:r>
+            <w:proofErr w:type="spellStart"/>
+            <w:r>
+              <w:rPr>
+                <w:rFonts w:ascii="Times New Roman" w:hAnsi="Times New Roman" w:cs="Times New Roman"/>
+                <w:sz w:val="24"/>
+                <w:szCs w:val="24"/>
+              </w:rPr>
+              <w:t>vốn</w:t>
+            </w:r>
+            <w:proofErr w:type="spellEnd"/>
+            <w:r>
+              <w:rPr>
+                <w:rFonts w:ascii="Times New Roman" w:hAnsi="Times New Roman" w:cs="Times New Roman"/>
+                <w:sz w:val="24"/>
+                <w:szCs w:val="24"/>
+              </w:rPr>
+              <w:t xml:space="preserve"> </w:t>
+            </w:r>
+            <w:proofErr w:type="spellStart"/>
+            <w:r>
+              <w:rPr>
+                <w:rFonts w:ascii="Times New Roman" w:hAnsi="Times New Roman" w:cs="Times New Roman"/>
+                <w:sz w:val="24"/>
+                <w:szCs w:val="24"/>
+              </w:rPr>
+              <w:t>điều</w:t>
+            </w:r>
+            <w:proofErr w:type="spellEnd"/>
+            <w:r>
+              <w:rPr>
+                <w:rFonts w:ascii="Times New Roman" w:hAnsi="Times New Roman" w:cs="Times New Roman"/>
+                <w:sz w:val="24"/>
+                <w:szCs w:val="24"/>
+              </w:rPr>
+              <w:t xml:space="preserve"> </w:t>
+            </w:r>
+            <w:proofErr w:type="spellStart"/>
+            <w:r>
+              <w:rPr>
+                <w:rFonts w:ascii="Times New Roman" w:hAnsi="Times New Roman" w:cs="Times New Roman"/>
+                <w:sz w:val="24"/>
+                <w:szCs w:val="24"/>
+              </w:rPr>
+              <w:t>lệ</w:t>
+            </w:r>
+            <w:proofErr w:type="spellEnd"/>
           </w:p>
         </w:tc>
         <w:tc>
@@ -726,14 +2008,214 @@
                 <w:szCs w:val="24"/>
               </w:rPr>
             </w:pPr>
-            <w:r>
-              <w:rPr>
-                <w:rFonts w:ascii="Times New Roman" w:hAnsi="Times New Roman" w:cs="Times New Roman"/>
-                <w:sz w:val="24"/>
-                <w:szCs w:val="24"/>
-              </w:rPr>
-              <w:t>Tỷ lệ sở hữu tổng số cổ phần có quyền biểu quyết</w:t>
-            </w:r>
+            <w:proofErr w:type="spellStart"/>
+            <w:r>
+              <w:rPr>
+                <w:rFonts w:ascii="Times New Roman" w:hAnsi="Times New Roman" w:cs="Times New Roman"/>
+                <w:sz w:val="24"/>
+                <w:szCs w:val="24"/>
+              </w:rPr>
+              <w:t>Tỷ</w:t>
+            </w:r>
+            <w:proofErr w:type="spellEnd"/>
+            <w:r>
+              <w:rPr>
+                <w:rFonts w:ascii="Times New Roman" w:hAnsi="Times New Roman" w:cs="Times New Roman"/>
+                <w:sz w:val="24"/>
+                <w:szCs w:val="24"/>
+              </w:rPr>
+              <w:t xml:space="preserve"> </w:t>
+            </w:r>
+            <w:proofErr w:type="spellStart"/>
+            <w:r>
+              <w:rPr>
+                <w:rFonts w:ascii="Times New Roman" w:hAnsi="Times New Roman" w:cs="Times New Roman"/>
+                <w:sz w:val="24"/>
+                <w:szCs w:val="24"/>
+              </w:rPr>
+              <w:t>lệ</w:t>
+            </w:r>
+            <w:proofErr w:type="spellEnd"/>
+            <w:r>
+              <w:rPr>
+                <w:rFonts w:ascii="Times New Roman" w:hAnsi="Times New Roman" w:cs="Times New Roman"/>
+                <w:sz w:val="24"/>
+                <w:szCs w:val="24"/>
+              </w:rPr>
+              <w:t xml:space="preserve"> </w:t>
+            </w:r>
+            <w:proofErr w:type="spellStart"/>
+            <w:r>
+              <w:rPr>
+                <w:rFonts w:ascii="Times New Roman" w:hAnsi="Times New Roman" w:cs="Times New Roman"/>
+                <w:sz w:val="24"/>
+                <w:szCs w:val="24"/>
+              </w:rPr>
+              <w:t>sở</w:t>
+            </w:r>
+            <w:proofErr w:type="spellEnd"/>
+            <w:r>
+              <w:rPr>
+                <w:rFonts w:ascii="Times New Roman" w:hAnsi="Times New Roman" w:cs="Times New Roman"/>
+                <w:sz w:val="24"/>
+                <w:szCs w:val="24"/>
+              </w:rPr>
+              <w:t xml:space="preserve"> </w:t>
+            </w:r>
+            <w:proofErr w:type="spellStart"/>
+            <w:r>
+              <w:rPr>
+                <w:rFonts w:ascii="Times New Roman" w:hAnsi="Times New Roman" w:cs="Times New Roman"/>
+                <w:sz w:val="24"/>
+                <w:szCs w:val="24"/>
+              </w:rPr>
+              <w:t>hữu</w:t>
+            </w:r>
+            <w:proofErr w:type="spellEnd"/>
+            <w:r>
+              <w:rPr>
+                <w:rFonts w:ascii="Times New Roman" w:hAnsi="Times New Roman" w:cs="Times New Roman"/>
+                <w:sz w:val="24"/>
+                <w:szCs w:val="24"/>
+              </w:rPr>
+              <w:t xml:space="preserve"> </w:t>
+            </w:r>
+            <w:proofErr w:type="spellStart"/>
+            <w:r>
+              <w:rPr>
+                <w:rFonts w:ascii="Times New Roman" w:hAnsi="Times New Roman" w:cs="Times New Roman"/>
+                <w:sz w:val="24"/>
+                <w:szCs w:val="24"/>
+              </w:rPr>
+              <w:t>tổng</w:t>
+            </w:r>
+            <w:proofErr w:type="spellEnd"/>
+            <w:r>
+              <w:rPr>
+                <w:rFonts w:ascii="Times New Roman" w:hAnsi="Times New Roman" w:cs="Times New Roman"/>
+                <w:sz w:val="24"/>
+                <w:szCs w:val="24"/>
+              </w:rPr>
+              <w:t xml:space="preserve"> </w:t>
+            </w:r>
+            <w:proofErr w:type="spellStart"/>
+            <w:r>
+              <w:rPr>
+                <w:rFonts w:ascii="Times New Roman" w:hAnsi="Times New Roman" w:cs="Times New Roman"/>
+                <w:sz w:val="24"/>
+                <w:szCs w:val="24"/>
+              </w:rPr>
+              <w:t>số</w:t>
+            </w:r>
+            <w:proofErr w:type="spellEnd"/>
+            <w:r>
+              <w:rPr>
+                <w:rFonts w:ascii="Times New Roman" w:hAnsi="Times New Roman" w:cs="Times New Roman"/>
+                <w:sz w:val="24"/>
+                <w:szCs w:val="24"/>
+              </w:rPr>
+              <w:t xml:space="preserve"> </w:t>
+            </w:r>
+            <w:proofErr w:type="spellStart"/>
+            <w:r>
+              <w:rPr>
+                <w:rFonts w:ascii="Times New Roman" w:hAnsi="Times New Roman" w:cs="Times New Roman"/>
+                <w:sz w:val="24"/>
+                <w:szCs w:val="24"/>
+              </w:rPr>
+              <w:t>cổ</w:t>
+            </w:r>
+            <w:proofErr w:type="spellEnd"/>
+            <w:r>
+              <w:rPr>
+                <w:rFonts w:ascii="Times New Roman" w:hAnsi="Times New Roman" w:cs="Times New Roman"/>
+                <w:sz w:val="24"/>
+                <w:szCs w:val="24"/>
+              </w:rPr>
+              <w:t xml:space="preserve"> </w:t>
+            </w:r>
+            <w:proofErr w:type="spellStart"/>
+            <w:r>
+              <w:rPr>
+                <w:rFonts w:ascii="Times New Roman" w:hAnsi="Times New Roman" w:cs="Times New Roman"/>
+                <w:sz w:val="24"/>
+                <w:szCs w:val="24"/>
+              </w:rPr>
+              <w:t>phần</w:t>
+            </w:r>
+            <w:proofErr w:type="spellEnd"/>
+            <w:r>
+              <w:rPr>
+                <w:rFonts w:ascii="Times New Roman" w:hAnsi="Times New Roman" w:cs="Times New Roman"/>
+                <w:sz w:val="24"/>
+                <w:szCs w:val="24"/>
+              </w:rPr>
+              <w:t xml:space="preserve"> </w:t>
+            </w:r>
+            <w:proofErr w:type="spellStart"/>
+            <w:r>
+              <w:rPr>
+                <w:rFonts w:ascii="Times New Roman" w:hAnsi="Times New Roman" w:cs="Times New Roman"/>
+                <w:sz w:val="24"/>
+                <w:szCs w:val="24"/>
+              </w:rPr>
+              <w:t>có</w:t>
+            </w:r>
+            <w:proofErr w:type="spellEnd"/>
+            <w:r>
+              <w:rPr>
+                <w:rFonts w:ascii="Times New Roman" w:hAnsi="Times New Roman" w:cs="Times New Roman"/>
+                <w:sz w:val="24"/>
+                <w:szCs w:val="24"/>
+              </w:rPr>
+              <w:t xml:space="preserve"> </w:t>
+            </w:r>
+            <w:proofErr w:type="spellStart"/>
+            <w:r>
+              <w:rPr>
+                <w:rFonts w:ascii="Times New Roman" w:hAnsi="Times New Roman" w:cs="Times New Roman"/>
+                <w:sz w:val="24"/>
+                <w:szCs w:val="24"/>
+              </w:rPr>
+              <w:t>quyền</w:t>
+            </w:r>
+            <w:proofErr w:type="spellEnd"/>
+            <w:r>
+              <w:rPr>
+                <w:rFonts w:ascii="Times New Roman" w:hAnsi="Times New Roman" w:cs="Times New Roman"/>
+                <w:sz w:val="24"/>
+                <w:szCs w:val="24"/>
+              </w:rPr>
+              <w:t xml:space="preserve"> </w:t>
+            </w:r>
+            <w:proofErr w:type="spellStart"/>
+            <w:r>
+              <w:rPr>
+                <w:rFonts w:ascii="Times New Roman" w:hAnsi="Times New Roman" w:cs="Times New Roman"/>
+                <w:sz w:val="24"/>
+                <w:szCs w:val="24"/>
+              </w:rPr>
+              <w:t>biểu</w:t>
+            </w:r>
+            <w:proofErr w:type="spellEnd"/>
+            <w:r>
+              <w:rPr>
+                <w:rFonts w:ascii="Times New Roman" w:hAnsi="Times New Roman" w:cs="Times New Roman"/>
+                <w:sz w:val="24"/>
+                <w:szCs w:val="24"/>
+              </w:rPr>
+              <w:t xml:space="preserve"> </w:t>
+            </w:r>
+            <w:proofErr w:type="spellStart"/>
+            <w:r>
+              <w:rPr>
+                <w:rFonts w:ascii="Times New Roman" w:hAnsi="Times New Roman" w:cs="Times New Roman"/>
+                <w:sz w:val="24"/>
+                <w:szCs w:val="24"/>
+              </w:rPr>
+              <w:t>quyết</w:t>
+            </w:r>
+            <w:proofErr w:type="spellEnd"/>
           </w:p>
         </w:tc>
         <w:tc>
@@ -766,8 +2248,18 @@
                 <w:sz w:val="24"/>
                 <w:szCs w:val="24"/>
               </w:rPr>
-              <w:t>Quyền chi phối</w:t>
-            </w:r>
+              <w:t xml:space="preserve">Quyền chi </w:t>
+            </w:r>
+            <w:proofErr w:type="spellStart"/>
+            <w:r>
+              <w:rPr>
+                <w:rFonts w:ascii="Times New Roman" w:hAnsi="Times New Roman" w:cs="Times New Roman"/>
+                <w:sz w:val="24"/>
+                <w:szCs w:val="24"/>
+              </w:rPr>
+              <w:t>phối</w:t>
+            </w:r>
+            <w:proofErr w:type="spellEnd"/>
           </w:p>
         </w:tc>
         <w:tc>
@@ -1258,7 +2750,25 @@
                 <w:sz w:val="25"/>
                 <w:szCs w:val="25"/>
               </w:rPr>
-              <w:t>{#thanh_vien}{stt}</w:t>
+              <w:t>{#thanh_</w:t>
+            </w:r>
+            <w:proofErr w:type="gramStart"/>
+            <w:r>
+              <w:rPr>
+                <w:rFonts w:ascii="Times New Roman" w:hAnsi="Times New Roman" w:cs="Times New Roman"/>
+                <w:sz w:val="25"/>
+                <w:szCs w:val="25"/>
+              </w:rPr>
+              <w:t>vien}{</w:t>
+            </w:r>
+            <w:proofErr w:type="gramEnd"/>
+            <w:r>
+              <w:rPr>
+                <w:rFonts w:ascii="Times New Roman" w:hAnsi="Times New Roman" w:cs="Times New Roman"/>
+                <w:sz w:val="25"/>
+                <w:szCs w:val="25"/>
+              </w:rPr>
+              <w:t>stt}</w:t>
             </w:r>
           </w:p>
         </w:tc>
@@ -1299,7 +2809,31 @@
                 <w:szCs w:val="24"/>
                 <w:highlight w:val="yellow"/>
               </w:rPr>
-              <w:t>{ho_ten}</w:t>
+              <w:t>{</w:t>
+            </w:r>
+            <w:proofErr w:type="spellStart"/>
+            <w:r>
+              <w:rPr>
+                <w:rFonts w:ascii="Times New Roman" w:hAnsi="Times New Roman" w:cs="Times New Roman"/>
+                <w:b/>
+                <w:bCs/>
+                <w:sz w:val="24"/>
+                <w:szCs w:val="24"/>
+                <w:highlight w:val="yellow"/>
+              </w:rPr>
+              <w:t>ho_ten</w:t>
+            </w:r>
+            <w:proofErr w:type="spellEnd"/>
+            <w:r>
+              <w:rPr>
+                <w:rFonts w:ascii="Times New Roman" w:hAnsi="Times New Roman" w:cs="Times New Roman"/>
+                <w:b/>
+                <w:bCs/>
+                <w:sz w:val="24"/>
+                <w:szCs w:val="24"/>
+                <w:highlight w:val="yellow"/>
+              </w:rPr>
+              <w:t>}</w:t>
             </w:r>
           </w:p>
         </w:tc>
@@ -1336,7 +2870,25 @@
                 <w:sz w:val="24"/>
                 <w:szCs w:val="24"/>
               </w:rPr>
-              <w:t>{ngay_sinh}</w:t>
+              <w:t>{</w:t>
+            </w:r>
+            <w:proofErr w:type="spellStart"/>
+            <w:r>
+              <w:rPr>
+                <w:rFonts w:ascii="Times New Roman" w:hAnsi="Times New Roman" w:cs="Times New Roman"/>
+                <w:sz w:val="24"/>
+                <w:szCs w:val="24"/>
+              </w:rPr>
+              <w:t>ngay_sinh</w:t>
+            </w:r>
+            <w:proofErr w:type="spellEnd"/>
+            <w:r>
+              <w:rPr>
+                <w:rFonts w:ascii="Times New Roman" w:hAnsi="Times New Roman" w:cs="Times New Roman"/>
+                <w:sz w:val="24"/>
+                <w:szCs w:val="24"/>
+              </w:rPr>
+              <w:t>}</w:t>
             </w:r>
           </w:p>
         </w:tc>
@@ -1372,7 +2924,25 @@
                 <w:sz w:val="24"/>
                 <w:szCs w:val="24"/>
               </w:rPr>
-              <w:t>{gioi_tinh}</w:t>
+              <w:t>{</w:t>
+            </w:r>
+            <w:proofErr w:type="spellStart"/>
+            <w:r>
+              <w:rPr>
+                <w:rFonts w:ascii="Times New Roman" w:hAnsi="Times New Roman" w:cs="Times New Roman"/>
+                <w:sz w:val="24"/>
+                <w:szCs w:val="24"/>
+              </w:rPr>
+              <w:t>gioi_tinh</w:t>
+            </w:r>
+            <w:proofErr w:type="spellEnd"/>
+            <w:r>
+              <w:rPr>
+                <w:rFonts w:ascii="Times New Roman" w:hAnsi="Times New Roman" w:cs="Times New Roman"/>
+                <w:sz w:val="24"/>
+                <w:szCs w:val="24"/>
+              </w:rPr>
+              <w:t>}</w:t>
             </w:r>
           </w:p>
         </w:tc>
@@ -1440,7 +3010,25 @@
                 <w:sz w:val="24"/>
                 <w:szCs w:val="24"/>
               </w:rPr>
-              <w:t xml:space="preserve"> {so_dinh_danh}.</w:t>
+              <w:t xml:space="preserve"> {</w:t>
+            </w:r>
+            <w:proofErr w:type="spellStart"/>
+            <w:r>
+              <w:rPr>
+                <w:rFonts w:ascii="Times New Roman" w:hAnsi="Times New Roman" w:cs="Times New Roman"/>
+                <w:sz w:val="24"/>
+                <w:szCs w:val="24"/>
+              </w:rPr>
+              <w:t>so_dinh_danh</w:t>
+            </w:r>
+            <w:proofErr w:type="spellEnd"/>
+            <w:r>
+              <w:rPr>
+                <w:rFonts w:ascii="Times New Roman" w:hAnsi="Times New Roman" w:cs="Times New Roman"/>
+                <w:sz w:val="24"/>
+                <w:szCs w:val="24"/>
+              </w:rPr>
+              <w:t>}.</w:t>
             </w:r>
           </w:p>
           <w:p>
@@ -1453,13 +3041,41 @@
                 <w:szCs w:val="24"/>
               </w:rPr>
             </w:pPr>
-            <w:r>
-              <w:rPr>
-                <w:rFonts w:ascii="Times New Roman" w:hAnsi="Times New Roman" w:cs="Times New Roman"/>
-                <w:sz w:val="24"/>
-                <w:szCs w:val="24"/>
-              </w:rPr>
-              <w:t>Ngày cấp:</w:t>
+            <w:proofErr w:type="spellStart"/>
+            <w:r>
+              <w:rPr>
+                <w:rFonts w:ascii="Times New Roman" w:hAnsi="Times New Roman" w:cs="Times New Roman"/>
+                <w:sz w:val="24"/>
+                <w:szCs w:val="24"/>
+              </w:rPr>
+              <w:t>Ngày</w:t>
+            </w:r>
+            <w:proofErr w:type="spellEnd"/>
+            <w:r>
+              <w:rPr>
+                <w:rFonts w:ascii="Times New Roman" w:hAnsi="Times New Roman" w:cs="Times New Roman"/>
+                <w:sz w:val="24"/>
+                <w:szCs w:val="24"/>
+              </w:rPr>
+              <w:t xml:space="preserve"> </w:t>
+            </w:r>
+            <w:proofErr w:type="spellStart"/>
+            <w:r>
+              <w:rPr>
+                <w:rFonts w:ascii="Times New Roman" w:hAnsi="Times New Roman" w:cs="Times New Roman"/>
+                <w:sz w:val="24"/>
+                <w:szCs w:val="24"/>
+              </w:rPr>
+              <w:t>cấp</w:t>
+            </w:r>
+            <w:proofErr w:type="spellEnd"/>
+            <w:r>
+              <w:rPr>
+                <w:rFonts w:ascii="Times New Roman" w:hAnsi="Times New Roman" w:cs="Times New Roman"/>
+                <w:sz w:val="24"/>
+                <w:szCs w:val="24"/>
+              </w:rPr>
+              <w:t>:</w:t>
             </w:r>
           </w:p>
           <w:p>
@@ -1474,13 +3090,41 @@
                 <w:lang w:eastAsia="zh-CN"/>
               </w:rPr>
             </w:pPr>
-            <w:r>
-              <w:rPr>
-                <w:rFonts w:ascii="Times New Roman" w:hAnsi="Times New Roman" w:cs="Times New Roman"/>
-                <w:sz w:val="24"/>
-                <w:szCs w:val="24"/>
-              </w:rPr>
-              <w:t>Nơi cấp:</w:t>
+            <w:proofErr w:type="spellStart"/>
+            <w:r>
+              <w:rPr>
+                <w:rFonts w:ascii="Times New Roman" w:hAnsi="Times New Roman" w:cs="Times New Roman"/>
+                <w:sz w:val="24"/>
+                <w:szCs w:val="24"/>
+              </w:rPr>
+              <w:t>Nơi</w:t>
+            </w:r>
+            <w:proofErr w:type="spellEnd"/>
+            <w:r>
+              <w:rPr>
+                <w:rFonts w:ascii="Times New Roman" w:hAnsi="Times New Roman" w:cs="Times New Roman"/>
+                <w:sz w:val="24"/>
+                <w:szCs w:val="24"/>
+              </w:rPr>
+              <w:t xml:space="preserve"> </w:t>
+            </w:r>
+            <w:proofErr w:type="spellStart"/>
+            <w:r>
+              <w:rPr>
+                <w:rFonts w:ascii="Times New Roman" w:hAnsi="Times New Roman" w:cs="Times New Roman"/>
+                <w:sz w:val="24"/>
+                <w:szCs w:val="24"/>
+              </w:rPr>
+              <w:t>cấp</w:t>
+            </w:r>
+            <w:proofErr w:type="spellEnd"/>
+            <w:r>
+              <w:rPr>
+                <w:rFonts w:ascii="Times New Roman" w:hAnsi="Times New Roman" w:cs="Times New Roman"/>
+                <w:sz w:val="24"/>
+                <w:szCs w:val="24"/>
+              </w:rPr>
+              <w:t>:</w:t>
             </w:r>
           </w:p>
           <w:p>
@@ -1617,7 +3261,25 @@
                 <w:sz w:val="24"/>
                 <w:szCs w:val="24"/>
               </w:rPr>
-              <w:t>{dia_chi}</w:t>
+              <w:t>{</w:t>
+            </w:r>
+            <w:proofErr w:type="spellStart"/>
+            <w:r>
+              <w:rPr>
+                <w:rFonts w:ascii="Times New Roman" w:hAnsi="Times New Roman" w:cs="Times New Roman"/>
+                <w:sz w:val="24"/>
+                <w:szCs w:val="24"/>
+              </w:rPr>
+              <w:t>dia_chi</w:t>
+            </w:r>
+            <w:proofErr w:type="spellEnd"/>
+            <w:r>
+              <w:rPr>
+                <w:rFonts w:ascii="Times New Roman" w:hAnsi="Times New Roman" w:cs="Times New Roman"/>
+                <w:sz w:val="24"/>
+                <w:szCs w:val="24"/>
+              </w:rPr>
+              <w:t>}</w:t>
             </w:r>
           </w:p>
         </w:tc>
@@ -1653,7 +3315,25 @@
                 <w:sz w:val="24"/>
                 <w:szCs w:val="24"/>
               </w:rPr>
-              <w:t>{von_so}</w:t>
+              <w:t>{</w:t>
+            </w:r>
+            <w:proofErr w:type="spellStart"/>
+            <w:r>
+              <w:rPr>
+                <w:rFonts w:ascii="Times New Roman" w:hAnsi="Times New Roman" w:cs="Times New Roman"/>
+                <w:sz w:val="24"/>
+                <w:szCs w:val="24"/>
+              </w:rPr>
+              <w:t>von_so</w:t>
+            </w:r>
+            <w:proofErr w:type="spellEnd"/>
+            <w:r>
+              <w:rPr>
+                <w:rFonts w:ascii="Times New Roman" w:hAnsi="Times New Roman" w:cs="Times New Roman"/>
+                <w:sz w:val="24"/>
+                <w:szCs w:val="24"/>
+              </w:rPr>
+              <w:t>}</w:t>
             </w:r>
             <w:r>
               <w:rPr>
@@ -1697,7 +3377,25 @@
                 <w:sz w:val="24"/>
                 <w:szCs w:val="24"/>
               </w:rPr>
-              <w:t>{ty_le}%</w:t>
+              <w:t>{</w:t>
+            </w:r>
+            <w:proofErr w:type="spellStart"/>
+            <w:r>
+              <w:rPr>
+                <w:rFonts w:ascii="Times New Roman" w:hAnsi="Times New Roman" w:cs="Times New Roman"/>
+                <w:sz w:val="24"/>
+                <w:szCs w:val="24"/>
+              </w:rPr>
+              <w:t>ty_le</w:t>
+            </w:r>
+            <w:proofErr w:type="spellEnd"/>
+            <w:r>
+              <w:rPr>
+                <w:rFonts w:ascii="Times New Roman" w:hAnsi="Times New Roman" w:cs="Times New Roman"/>
+                <w:sz w:val="24"/>
+                <w:szCs w:val="24"/>
+              </w:rPr>
+              <w:t>}</w:t>
             </w:r>
           </w:p>
         </w:tc>
@@ -1731,7 +3429,25 @@
                 <w:sz w:val="24"/>
                 <w:szCs w:val="24"/>
               </w:rPr>
-              <w:t>{quyen_chi_phoi}</w:t>
+              <w:t>{</w:t>
+            </w:r>
+            <w:proofErr w:type="spellStart"/>
+            <w:r>
+              <w:rPr>
+                <w:rFonts w:ascii="Times New Roman" w:hAnsi="Times New Roman" w:cs="Times New Roman"/>
+                <w:sz w:val="24"/>
+                <w:szCs w:val="24"/>
+              </w:rPr>
+              <w:t>quyen_chi_phoi</w:t>
+            </w:r>
+            <w:proofErr w:type="spellEnd"/>
+            <w:r>
+              <w:rPr>
+                <w:rFonts w:ascii="Times New Roman" w:hAnsi="Times New Roman" w:cs="Times New Roman"/>
+                <w:sz w:val="24"/>
+                <w:szCs w:val="24"/>
+              </w:rPr>
+              <w:t>}</w:t>
             </w:r>
           </w:p>
         </w:tc>
@@ -1766,7 +3482,25 @@
                 <w:sz w:val="24"/>
                 <w:szCs w:val="24"/>
               </w:rPr>
-              <w:t>{/thanh_vien}</w:t>
+              <w:t>{/</w:t>
+            </w:r>
+            <w:proofErr w:type="spellStart"/>
+            <w:r>
+              <w:rPr>
+                <w:rFonts w:ascii="Times New Roman" w:hAnsi="Times New Roman" w:cs="Times New Roman"/>
+                <w:sz w:val="24"/>
+                <w:szCs w:val="24"/>
+              </w:rPr>
+              <w:t>thanh_vien</w:t>
+            </w:r>
+            <w:proofErr w:type="spellEnd"/>
+            <w:r>
+              <w:rPr>
+                <w:rFonts w:ascii="Times New Roman" w:hAnsi="Times New Roman" w:cs="Times New Roman"/>
+                <w:sz w:val="24"/>
+                <w:szCs w:val="24"/>
+              </w:rPr>
+              <w:t>}</w:t>
             </w:r>
           </w:p>
         </w:tc>
@@ -1863,8 +3597,9 @@
                 <w:sz w:val="24"/>
                 <w:szCs w:val="24"/>
               </w:rPr>
-              <w:t>{tinh_thanh_tru_so},</w:t>
-            </w:r>
+              <w:t>{</w:t>
+            </w:r>
+            <w:proofErr w:type="spellStart"/>
             <w:r>
               <w:rPr>
                 <w:rFonts w:ascii="Times New Roman" w:hAnsi="Times New Roman" w:cs="Times New Roman"/>
@@ -1872,8 +3607,38 @@
                 <w:sz w:val="24"/>
                 <w:szCs w:val="24"/>
               </w:rPr>
-              <w:t xml:space="preserve"> Ngày</w:t>
-            </w:r>
+              <w:t>tinh_thanh_tru_so</w:t>
+            </w:r>
+            <w:proofErr w:type="spellEnd"/>
+            <w:r>
+              <w:rPr>
+                <w:rFonts w:ascii="Times New Roman" w:hAnsi="Times New Roman" w:cs="Times New Roman"/>
+                <w:i/>
+                <w:sz w:val="24"/>
+                <w:szCs w:val="24"/>
+              </w:rPr>
+              <w:t>},</w:t>
+            </w:r>
+            <w:r>
+              <w:rPr>
+                <w:rFonts w:ascii="Times New Roman" w:hAnsi="Times New Roman" w:cs="Times New Roman"/>
+                <w:i/>
+                <w:sz w:val="24"/>
+                <w:szCs w:val="24"/>
+              </w:rPr>
+              <w:t xml:space="preserve"> </w:t>
+            </w:r>
+            <w:proofErr w:type="spellStart"/>
+            <w:r>
+              <w:rPr>
+                <w:rFonts w:ascii="Times New Roman" w:hAnsi="Times New Roman" w:cs="Times New Roman"/>
+                <w:i/>
+                <w:sz w:val="24"/>
+                <w:szCs w:val="24"/>
+              </w:rPr>
+              <w:t>Ngày</w:t>
+            </w:r>
+            <w:proofErr w:type="spellEnd"/>
             <w:r>
               <w:rPr>
                 <w:rFonts w:ascii="Times New Roman" w:hAnsi="Times New Roman" w:cs="Times New Roman"/>
@@ -1891,8 +3656,9 @@
                 <w:sz w:val="24"/>
                 <w:szCs w:val="24"/>
               </w:rPr>
-              <w:t>{ngay_lam_don}</w:t>
-            </w:r>
+              <w:t>{</w:t>
+            </w:r>
+            <w:proofErr w:type="spellStart"/>
             <w:r>
               <w:rPr>
                 <w:rFonts w:ascii="Times New Roman" w:hAnsi="Times New Roman" w:cs="Times New Roman"/>
@@ -1901,7 +3667,118 @@
                 <w:sz w:val="24"/>
                 <w:szCs w:val="24"/>
               </w:rPr>
-              <w:t>tháng {thang_lam_don} năm {nam_lam_don}</w:t>
+              <w:t>ngay_lam_</w:t>
+            </w:r>
+            <w:proofErr w:type="gramStart"/>
+            <w:r>
+              <w:rPr>
+                <w:rFonts w:ascii="Times New Roman" w:hAnsi="Times New Roman" w:cs="Times New Roman"/>
+                <w:i/>
+                <w:iCs/>
+                <w:sz w:val="24"/>
+                <w:szCs w:val="24"/>
+              </w:rPr>
+              <w:t>don</w:t>
+            </w:r>
+            <w:proofErr w:type="spellEnd"/>
+            <w:r>
+              <w:rPr>
+                <w:rFonts w:ascii="Times New Roman" w:hAnsi="Times New Roman" w:cs="Times New Roman"/>
+                <w:i/>
+                <w:iCs/>
+                <w:sz w:val="24"/>
+                <w:szCs w:val="24"/>
+              </w:rPr>
+              <w:t>}</w:t>
+            </w:r>
+            <w:proofErr w:type="spellStart"/>
+            <w:r>
+              <w:rPr>
+                <w:rFonts w:ascii="Times New Roman" w:hAnsi="Times New Roman" w:cs="Times New Roman"/>
+                <w:i/>
+                <w:iCs/>
+                <w:sz w:val="24"/>
+                <w:szCs w:val="24"/>
+              </w:rPr>
+              <w:t>tháng</w:t>
+            </w:r>
+            <w:proofErr w:type="spellEnd"/>
+            <w:proofErr w:type="gramEnd"/>
+            <w:r>
+              <w:rPr>
+                <w:rFonts w:ascii="Times New Roman" w:hAnsi="Times New Roman" w:cs="Times New Roman"/>
+                <w:i/>
+                <w:iCs/>
+                <w:sz w:val="24"/>
+                <w:szCs w:val="24"/>
+              </w:rPr>
+              <w:t xml:space="preserve"> {</w:t>
+            </w:r>
+            <w:proofErr w:type="spellStart"/>
+            <w:r>
+              <w:rPr>
+                <w:rFonts w:ascii="Times New Roman" w:hAnsi="Times New Roman" w:cs="Times New Roman"/>
+                <w:i/>
+                <w:iCs/>
+                <w:sz w:val="24"/>
+                <w:szCs w:val="24"/>
+              </w:rPr>
+              <w:t>thang_lam_don</w:t>
+            </w:r>
+            <w:proofErr w:type="spellEnd"/>
+            <w:r>
+              <w:rPr>
+                <w:rFonts w:ascii="Times New Roman" w:hAnsi="Times New Roman" w:cs="Times New Roman"/>
+                <w:i/>
+                <w:iCs/>
+                <w:sz w:val="24"/>
+                <w:szCs w:val="24"/>
+              </w:rPr>
+              <w:t xml:space="preserve">} </w:t>
+            </w:r>
+            <w:proofErr w:type="spellStart"/>
+            <w:r>
+              <w:rPr>
+                <w:rFonts w:ascii="Times New Roman" w:hAnsi="Times New Roman" w:cs="Times New Roman"/>
+                <w:i/>
+                <w:iCs/>
+                <w:sz w:val="24"/>
+                <w:szCs w:val="24"/>
+              </w:rPr>
+              <w:t>năm</w:t>
+            </w:r>
+            <w:proofErr w:type="spellEnd"/>
+            <w:r>
+              <w:rPr>
+                <w:rFonts w:ascii="Times New Roman" w:hAnsi="Times New Roman" w:cs="Times New Roman"/>
+                <w:i/>
+                <w:iCs/>
+                <w:sz w:val="24"/>
+                <w:szCs w:val="24"/>
+              </w:rPr>
+              <w:t xml:space="preserve"> {</w:t>
+            </w:r>
+            <w:proofErr w:type="spellStart"/>
+            <w:r>
+              <w:rPr>
+                <w:rFonts w:ascii="Times New Roman" w:hAnsi="Times New Roman" w:cs="Times New Roman"/>
+                <w:i/>
+                <w:iCs/>
+                <w:sz w:val="24"/>
+                <w:szCs w:val="24"/>
+              </w:rPr>
+              <w:t>nam_lam_don</w:t>
+            </w:r>
+            <w:proofErr w:type="spellEnd"/>
+            <w:r>
+              <w:rPr>
+                <w:rFonts w:ascii="Times New Roman" w:hAnsi="Times New Roman" w:cs="Times New Roman"/>
+                <w:i/>
+                <w:iCs/>
+                <w:sz w:val="24"/>
+                <w:szCs w:val="24"/>
+              </w:rPr>
+              <w:t>}</w:t>
             </w:r>
           </w:p>
           <w:p>
@@ -2044,7 +3921,29 @@
                 <w:sz w:val="24"/>
                 <w:szCs w:val="24"/>
               </w:rPr>
-              <w:t>{ho_ten}</w:t>
+              <w:t>{</w:t>
+            </w:r>
+            <w:proofErr w:type="spellStart"/>
+            <w:r>
+              <w:rPr>
+                <w:rFonts w:ascii="Times New Roman" w:hAnsi="Times New Roman" w:cs="Times New Roman"/>
+                <w:b/>
+                <w:bCs/>
+                <w:sz w:val="24"/>
+                <w:szCs w:val="24"/>
+              </w:rPr>
+              <w:t>ho_ten</w:t>
+            </w:r>
+            <w:proofErr w:type="spellEnd"/>
+            <w:r>
+              <w:rPr>
+                <w:rFonts w:ascii="Times New Roman" w:hAnsi="Times New Roman" w:cs="Times New Roman"/>
+                <w:b/>
+                <w:bCs/>
+                <w:sz w:val="24"/>
+                <w:szCs w:val="24"/>
+              </w:rPr>
+              <w:t>}</w:t>
             </w:r>
           </w:p>
         </w:tc>

--- a/assets/2 thành viên/05. DSCSH hưởng lợi.docx
+++ b/assets/2 thành viên/05. DSCSH hưởng lợi.docx
@@ -4,7 +4,7 @@
   <w:body>
     <w:p>
       <w:pPr>
-        <w:spacing w:line="240" w:lineRule="auto"/>
+        <w:spacing w:after="0" w:line="300" w:lineRule="auto"/>
         <w:jc w:val="center"/>
         <w:rPr>
           <w:rFonts w:ascii="Times New Roman" w:hAnsi="Times New Roman" w:cs="Times New Roman"/>
@@ -28,7 +28,7 @@
     </w:p>
     <w:p>
       <w:pPr>
-        <w:spacing w:line="240" w:lineRule="auto"/>
+        <w:spacing w:after="0" w:line="300" w:lineRule="auto"/>
         <w:jc w:val="center"/>
         <w:rPr>
           <w:rFonts w:ascii="Times New Roman" w:hAnsi="Times New Roman" w:cs="Times New Roman"/>
@@ -84,7 +84,7 @@
                 <w:tab w:val="left" w:leader="dot" w:pos="4320"/>
                 <w:tab w:val="right" w:leader="dot" w:pos="8280"/>
               </w:tabs>
-              <w:spacing w:after="0" w:line="240" w:lineRule="auto"/>
+              <w:spacing w:after="0" w:line="300" w:lineRule="auto"/>
               <w:jc w:val="center"/>
               <w:rPr>
                 <w:rFonts w:ascii="Times New Roman" w:hAnsi="Times New Roman" w:cs="Times New Roman"/>
@@ -122,7 +122,7 @@
                 <w:tab w:val="left" w:leader="dot" w:pos="4320"/>
                 <w:tab w:val="right" w:leader="dot" w:pos="8280"/>
               </w:tabs>
-              <w:spacing w:after="0" w:line="240" w:lineRule="auto"/>
+              <w:spacing w:after="0" w:line="300" w:lineRule="auto"/>
               <w:jc w:val="center"/>
               <w:rPr>
                 <w:rFonts w:ascii="Times New Roman" w:hAnsi="Times New Roman" w:cs="Times New Roman"/>
@@ -132,7 +132,6 @@
                 <w:szCs w:val="24"/>
               </w:rPr>
             </w:pPr>
-            <w:proofErr w:type="spellStart"/>
             <w:r>
               <w:rPr>
                 <w:rFonts w:ascii="Times New Roman" w:hAnsi="Times New Roman" w:cs="Times New Roman"/>
@@ -141,53 +140,8 @@
                 <w:sz w:val="24"/>
                 <w:szCs w:val="24"/>
               </w:rPr>
-              <w:t>Tên</w:t>
-            </w:r>
-            <w:proofErr w:type="spellEnd"/>
-            <w:r>
-              <w:rPr>
-                <w:rFonts w:ascii="Times New Roman" w:hAnsi="Times New Roman" w:cs="Times New Roman"/>
-                <w:b/>
-                <w:bCs/>
-                <w:sz w:val="24"/>
-                <w:szCs w:val="24"/>
-              </w:rPr>
-              <w:t xml:space="preserve"> </w:t>
-            </w:r>
-            <w:proofErr w:type="spellStart"/>
-            <w:r>
-              <w:rPr>
-                <w:rFonts w:ascii="Times New Roman" w:hAnsi="Times New Roman" w:cs="Times New Roman"/>
-                <w:b/>
-                <w:bCs/>
-                <w:sz w:val="24"/>
-                <w:szCs w:val="24"/>
-              </w:rPr>
-              <w:t>thành</w:t>
-            </w:r>
-            <w:proofErr w:type="spellEnd"/>
-            <w:r>
-              <w:rPr>
-                <w:rFonts w:ascii="Times New Roman" w:hAnsi="Times New Roman" w:cs="Times New Roman"/>
-                <w:b/>
-                <w:bCs/>
-                <w:sz w:val="24"/>
-                <w:szCs w:val="24"/>
-              </w:rPr>
-              <w:t xml:space="preserve"> </w:t>
-            </w:r>
-            <w:proofErr w:type="spellStart"/>
-            <w:r>
-              <w:rPr>
-                <w:rFonts w:ascii="Times New Roman" w:hAnsi="Times New Roman" w:cs="Times New Roman"/>
-                <w:b/>
-                <w:bCs/>
-                <w:sz w:val="24"/>
-                <w:szCs w:val="24"/>
-              </w:rPr>
-              <w:t>viên</w:t>
-            </w:r>
-            <w:proofErr w:type="spellEnd"/>
+              <w:t>Tên thành viên</w:t>
+            </w:r>
           </w:p>
         </w:tc>
         <w:tc>
@@ -206,7 +160,7 @@
                 <w:tab w:val="left" w:leader="dot" w:pos="4320"/>
                 <w:tab w:val="right" w:leader="dot" w:pos="8280"/>
               </w:tabs>
-              <w:spacing w:after="0" w:line="240" w:lineRule="auto"/>
+              <w:spacing w:after="0" w:line="300" w:lineRule="auto"/>
               <w:jc w:val="center"/>
               <w:rPr>
                 <w:rFonts w:ascii="Times New Roman" w:hAnsi="Times New Roman" w:cs="Times New Roman"/>
@@ -216,7 +170,6 @@
                 <w:szCs w:val="24"/>
               </w:rPr>
             </w:pPr>
-            <w:proofErr w:type="spellStart"/>
             <w:r>
               <w:rPr>
                 <w:rFonts w:ascii="Times New Roman" w:hAnsi="Times New Roman" w:cs="Times New Roman"/>
@@ -225,229 +178,8 @@
                 <w:sz w:val="24"/>
                 <w:szCs w:val="24"/>
               </w:rPr>
-              <w:t>Ngày</w:t>
-            </w:r>
-            <w:proofErr w:type="spellEnd"/>
-            <w:r>
-              <w:rPr>
-                <w:rFonts w:ascii="Times New Roman" w:hAnsi="Times New Roman" w:cs="Times New Roman"/>
-                <w:b/>
-                <w:bCs/>
-                <w:sz w:val="24"/>
-                <w:szCs w:val="24"/>
-              </w:rPr>
-              <w:t xml:space="preserve">, </w:t>
-            </w:r>
-            <w:proofErr w:type="spellStart"/>
-            <w:r>
-              <w:rPr>
-                <w:rFonts w:ascii="Times New Roman" w:hAnsi="Times New Roman" w:cs="Times New Roman"/>
-                <w:b/>
-                <w:bCs/>
-                <w:sz w:val="24"/>
-                <w:szCs w:val="24"/>
-              </w:rPr>
-              <w:t>tháng</w:t>
-            </w:r>
-            <w:proofErr w:type="spellEnd"/>
-            <w:r>
-              <w:rPr>
-                <w:rFonts w:ascii="Times New Roman" w:hAnsi="Times New Roman" w:cs="Times New Roman"/>
-                <w:b/>
-                <w:bCs/>
-                <w:sz w:val="24"/>
-                <w:szCs w:val="24"/>
-              </w:rPr>
-              <w:t xml:space="preserve">, </w:t>
-            </w:r>
-            <w:proofErr w:type="spellStart"/>
-            <w:r>
-              <w:rPr>
-                <w:rFonts w:ascii="Times New Roman" w:hAnsi="Times New Roman" w:cs="Times New Roman"/>
-                <w:b/>
-                <w:bCs/>
-                <w:sz w:val="24"/>
-                <w:szCs w:val="24"/>
-              </w:rPr>
-              <w:t>năm</w:t>
-            </w:r>
-            <w:proofErr w:type="spellEnd"/>
-            <w:r>
-              <w:rPr>
-                <w:rFonts w:ascii="Times New Roman" w:hAnsi="Times New Roman" w:cs="Times New Roman"/>
-                <w:b/>
-                <w:bCs/>
-                <w:sz w:val="24"/>
-                <w:szCs w:val="24"/>
-              </w:rPr>
-              <w:t xml:space="preserve"> </w:t>
-            </w:r>
-            <w:proofErr w:type="spellStart"/>
-            <w:r>
-              <w:rPr>
-                <w:rFonts w:ascii="Times New Roman" w:hAnsi="Times New Roman" w:cs="Times New Roman"/>
-                <w:b/>
-                <w:bCs/>
-                <w:sz w:val="24"/>
-                <w:szCs w:val="24"/>
-              </w:rPr>
-              <w:t>sinh</w:t>
-            </w:r>
-            <w:proofErr w:type="spellEnd"/>
-            <w:r>
-              <w:rPr>
-                <w:rFonts w:ascii="Times New Roman" w:hAnsi="Times New Roman" w:cs="Times New Roman"/>
-                <w:b/>
-                <w:bCs/>
-                <w:sz w:val="24"/>
-                <w:szCs w:val="24"/>
-              </w:rPr>
-              <w:t xml:space="preserve"> </w:t>
-            </w:r>
-            <w:proofErr w:type="spellStart"/>
-            <w:r>
-              <w:rPr>
-                <w:rFonts w:ascii="Times New Roman" w:hAnsi="Times New Roman" w:cs="Times New Roman"/>
-                <w:b/>
-                <w:bCs/>
-                <w:sz w:val="24"/>
-                <w:szCs w:val="24"/>
-              </w:rPr>
-              <w:t>đối</w:t>
-            </w:r>
-            <w:proofErr w:type="spellEnd"/>
-            <w:r>
-              <w:rPr>
-                <w:rFonts w:ascii="Times New Roman" w:hAnsi="Times New Roman" w:cs="Times New Roman"/>
-                <w:b/>
-                <w:bCs/>
-                <w:sz w:val="24"/>
-                <w:szCs w:val="24"/>
-              </w:rPr>
-              <w:t xml:space="preserve"> </w:t>
-            </w:r>
-            <w:proofErr w:type="spellStart"/>
-            <w:r>
-              <w:rPr>
-                <w:rFonts w:ascii="Times New Roman" w:hAnsi="Times New Roman" w:cs="Times New Roman"/>
-                <w:b/>
-                <w:bCs/>
-                <w:sz w:val="24"/>
-                <w:szCs w:val="24"/>
-              </w:rPr>
-              <w:t>với</w:t>
-            </w:r>
-            <w:proofErr w:type="spellEnd"/>
-            <w:r>
-              <w:rPr>
-                <w:rFonts w:ascii="Times New Roman" w:hAnsi="Times New Roman" w:cs="Times New Roman"/>
-                <w:b/>
-                <w:bCs/>
-                <w:sz w:val="24"/>
-                <w:szCs w:val="24"/>
-              </w:rPr>
-              <w:t xml:space="preserve"> </w:t>
-            </w:r>
-            <w:proofErr w:type="spellStart"/>
-            <w:r>
-              <w:rPr>
-                <w:rFonts w:ascii="Times New Roman" w:hAnsi="Times New Roman" w:cs="Times New Roman"/>
-                <w:b/>
-                <w:bCs/>
-                <w:sz w:val="24"/>
-                <w:szCs w:val="24"/>
-              </w:rPr>
-              <w:t>thành</w:t>
-            </w:r>
-            <w:proofErr w:type="spellEnd"/>
-            <w:r>
-              <w:rPr>
-                <w:rFonts w:ascii="Times New Roman" w:hAnsi="Times New Roman" w:cs="Times New Roman"/>
-                <w:b/>
-                <w:bCs/>
-                <w:sz w:val="24"/>
-                <w:szCs w:val="24"/>
-              </w:rPr>
-              <w:t xml:space="preserve"> </w:t>
-            </w:r>
-            <w:proofErr w:type="spellStart"/>
-            <w:r>
-              <w:rPr>
-                <w:rFonts w:ascii="Times New Roman" w:hAnsi="Times New Roman" w:cs="Times New Roman"/>
-                <w:b/>
-                <w:bCs/>
-                <w:sz w:val="24"/>
-                <w:szCs w:val="24"/>
-              </w:rPr>
-              <w:t>viên</w:t>
-            </w:r>
-            <w:proofErr w:type="spellEnd"/>
-            <w:r>
-              <w:rPr>
-                <w:rFonts w:ascii="Times New Roman" w:hAnsi="Times New Roman" w:cs="Times New Roman"/>
-                <w:b/>
-                <w:bCs/>
-                <w:sz w:val="24"/>
-                <w:szCs w:val="24"/>
-              </w:rPr>
-              <w:t xml:space="preserve"> </w:t>
-            </w:r>
-            <w:proofErr w:type="spellStart"/>
-            <w:r>
-              <w:rPr>
-                <w:rFonts w:ascii="Times New Roman" w:hAnsi="Times New Roman" w:cs="Times New Roman"/>
-                <w:b/>
-                <w:bCs/>
-                <w:sz w:val="24"/>
-                <w:szCs w:val="24"/>
-              </w:rPr>
-              <w:t>là</w:t>
-            </w:r>
-            <w:proofErr w:type="spellEnd"/>
-            <w:r>
-              <w:rPr>
-                <w:rFonts w:ascii="Times New Roman" w:hAnsi="Times New Roman" w:cs="Times New Roman"/>
-                <w:b/>
-                <w:bCs/>
-                <w:sz w:val="24"/>
-                <w:szCs w:val="24"/>
-              </w:rPr>
-              <w:t xml:space="preserve"> </w:t>
-            </w:r>
-            <w:proofErr w:type="spellStart"/>
-            <w:r>
-              <w:rPr>
-                <w:rFonts w:ascii="Times New Roman" w:hAnsi="Times New Roman" w:cs="Times New Roman"/>
-                <w:b/>
-                <w:bCs/>
-                <w:sz w:val="24"/>
-                <w:szCs w:val="24"/>
-              </w:rPr>
-              <w:t>cá</w:t>
-            </w:r>
-            <w:proofErr w:type="spellEnd"/>
-            <w:r>
-              <w:rPr>
-                <w:rFonts w:ascii="Times New Roman" w:hAnsi="Times New Roman" w:cs="Times New Roman"/>
-                <w:b/>
-                <w:bCs/>
-                <w:sz w:val="24"/>
-                <w:szCs w:val="24"/>
-              </w:rPr>
-              <w:t xml:space="preserve"> </w:t>
-            </w:r>
-            <w:proofErr w:type="spellStart"/>
-            <w:r>
-              <w:rPr>
-                <w:rFonts w:ascii="Times New Roman" w:hAnsi="Times New Roman" w:cs="Times New Roman"/>
-                <w:b/>
-                <w:bCs/>
-                <w:sz w:val="24"/>
-                <w:szCs w:val="24"/>
-              </w:rPr>
-              <w:t>nhân</w:t>
-            </w:r>
-            <w:proofErr w:type="spellEnd"/>
+              <w:t>Ngày, tháng, năm sinh đối với thành viên là cá nhân</w:t>
+            </w:r>
           </w:p>
         </w:tc>
         <w:tc>
@@ -466,7 +198,7 @@
                 <w:tab w:val="left" w:leader="dot" w:pos="4320"/>
                 <w:tab w:val="right" w:leader="dot" w:pos="8280"/>
               </w:tabs>
-              <w:spacing w:after="0" w:line="240" w:lineRule="auto"/>
+              <w:spacing w:after="0" w:line="300" w:lineRule="auto"/>
               <w:jc w:val="center"/>
               <w:rPr>
                 <w:rFonts w:ascii="Times New Roman" w:hAnsi="Times New Roman" w:cs="Times New Roman"/>
@@ -476,7 +208,6 @@
                 <w:szCs w:val="24"/>
               </w:rPr>
             </w:pPr>
-            <w:proofErr w:type="spellStart"/>
             <w:r>
               <w:rPr>
                 <w:rFonts w:ascii="Times New Roman" w:hAnsi="Times New Roman" w:cs="Times New Roman"/>
@@ -485,31 +216,8 @@
                 <w:sz w:val="24"/>
                 <w:szCs w:val="24"/>
               </w:rPr>
-              <w:t>Giới</w:t>
-            </w:r>
-            <w:proofErr w:type="spellEnd"/>
-            <w:r>
-              <w:rPr>
-                <w:rFonts w:ascii="Times New Roman" w:hAnsi="Times New Roman" w:cs="Times New Roman"/>
-                <w:b/>
-                <w:bCs/>
-                <w:sz w:val="24"/>
-                <w:szCs w:val="24"/>
-              </w:rPr>
-              <w:t xml:space="preserve"> </w:t>
-            </w:r>
-            <w:proofErr w:type="spellStart"/>
-            <w:r>
-              <w:rPr>
-                <w:rFonts w:ascii="Times New Roman" w:hAnsi="Times New Roman" w:cs="Times New Roman"/>
-                <w:b/>
-                <w:bCs/>
-                <w:sz w:val="24"/>
-                <w:szCs w:val="24"/>
-              </w:rPr>
-              <w:t>tính</w:t>
-            </w:r>
-            <w:proofErr w:type="spellEnd"/>
+              <w:t>Giới tính</w:t>
+            </w:r>
           </w:p>
         </w:tc>
         <w:tc>
@@ -528,7 +236,7 @@
                 <w:tab w:val="left" w:leader="dot" w:pos="4320"/>
                 <w:tab w:val="right" w:leader="dot" w:pos="8280"/>
               </w:tabs>
-              <w:spacing w:after="0" w:line="240" w:lineRule="auto"/>
+              <w:spacing w:after="0" w:line="300" w:lineRule="auto"/>
               <w:jc w:val="center"/>
               <w:rPr>
                 <w:rFonts w:ascii="Times New Roman" w:hAnsi="Times New Roman" w:cs="Times New Roman"/>
@@ -538,7 +246,6 @@
                 <w:szCs w:val="24"/>
               </w:rPr>
             </w:pPr>
-            <w:proofErr w:type="spellStart"/>
             <w:r>
               <w:rPr>
                 <w:rFonts w:ascii="Times New Roman" w:hAnsi="Times New Roman" w:cs="Times New Roman"/>
@@ -547,339 +254,8 @@
                 <w:sz w:val="24"/>
                 <w:szCs w:val="24"/>
               </w:rPr>
-              <w:t>Loại</w:t>
-            </w:r>
-            <w:proofErr w:type="spellEnd"/>
-            <w:r>
-              <w:rPr>
-                <w:rFonts w:ascii="Times New Roman" w:hAnsi="Times New Roman" w:cs="Times New Roman"/>
-                <w:b/>
-                <w:bCs/>
-                <w:sz w:val="24"/>
-                <w:szCs w:val="24"/>
-              </w:rPr>
-              <w:t xml:space="preserve"> </w:t>
-            </w:r>
-            <w:proofErr w:type="spellStart"/>
-            <w:r>
-              <w:rPr>
-                <w:rFonts w:ascii="Times New Roman" w:hAnsi="Times New Roman" w:cs="Times New Roman"/>
-                <w:b/>
-                <w:bCs/>
-                <w:sz w:val="24"/>
-                <w:szCs w:val="24"/>
-              </w:rPr>
-              <w:t>giấy</w:t>
-            </w:r>
-            <w:proofErr w:type="spellEnd"/>
-            <w:r>
-              <w:rPr>
-                <w:rFonts w:ascii="Times New Roman" w:hAnsi="Times New Roman" w:cs="Times New Roman"/>
-                <w:b/>
-                <w:bCs/>
-                <w:sz w:val="24"/>
-                <w:szCs w:val="24"/>
-              </w:rPr>
-              <w:t xml:space="preserve"> </w:t>
-            </w:r>
-            <w:proofErr w:type="spellStart"/>
-            <w:r>
-              <w:rPr>
-                <w:rFonts w:ascii="Times New Roman" w:hAnsi="Times New Roman" w:cs="Times New Roman"/>
-                <w:b/>
-                <w:bCs/>
-                <w:sz w:val="24"/>
-                <w:szCs w:val="24"/>
-              </w:rPr>
-              <w:t>tờ</w:t>
-            </w:r>
-            <w:proofErr w:type="spellEnd"/>
-            <w:r>
-              <w:rPr>
-                <w:rFonts w:ascii="Times New Roman" w:hAnsi="Times New Roman" w:cs="Times New Roman"/>
-                <w:b/>
-                <w:bCs/>
-                <w:sz w:val="24"/>
-                <w:szCs w:val="24"/>
-              </w:rPr>
-              <w:t xml:space="preserve">, </w:t>
-            </w:r>
-            <w:proofErr w:type="spellStart"/>
-            <w:r>
-              <w:rPr>
-                <w:rFonts w:ascii="Times New Roman" w:hAnsi="Times New Roman" w:cs="Times New Roman"/>
-                <w:b/>
-                <w:bCs/>
-                <w:sz w:val="24"/>
-                <w:szCs w:val="24"/>
-              </w:rPr>
-              <w:t>số</w:t>
-            </w:r>
-            <w:proofErr w:type="spellEnd"/>
-            <w:r>
-              <w:rPr>
-                <w:rFonts w:ascii="Times New Roman" w:hAnsi="Times New Roman" w:cs="Times New Roman"/>
-                <w:b/>
-                <w:bCs/>
-                <w:sz w:val="24"/>
-                <w:szCs w:val="24"/>
-              </w:rPr>
-              <w:t xml:space="preserve">, </w:t>
-            </w:r>
-            <w:proofErr w:type="spellStart"/>
-            <w:r>
-              <w:rPr>
-                <w:rFonts w:ascii="Times New Roman" w:hAnsi="Times New Roman" w:cs="Times New Roman"/>
-                <w:b/>
-                <w:bCs/>
-                <w:sz w:val="24"/>
-                <w:szCs w:val="24"/>
-              </w:rPr>
-              <w:t>ngày</w:t>
-            </w:r>
-            <w:proofErr w:type="spellEnd"/>
-            <w:r>
-              <w:rPr>
-                <w:rFonts w:ascii="Times New Roman" w:hAnsi="Times New Roman" w:cs="Times New Roman"/>
-                <w:b/>
-                <w:bCs/>
-                <w:sz w:val="24"/>
-                <w:szCs w:val="24"/>
-              </w:rPr>
-              <w:t xml:space="preserve"> </w:t>
-            </w:r>
-            <w:proofErr w:type="spellStart"/>
-            <w:r>
-              <w:rPr>
-                <w:rFonts w:ascii="Times New Roman" w:hAnsi="Times New Roman" w:cs="Times New Roman"/>
-                <w:b/>
-                <w:bCs/>
-                <w:sz w:val="24"/>
-                <w:szCs w:val="24"/>
-              </w:rPr>
-              <w:t>cấp</w:t>
-            </w:r>
-            <w:proofErr w:type="spellEnd"/>
-            <w:r>
-              <w:rPr>
-                <w:rFonts w:ascii="Times New Roman" w:hAnsi="Times New Roman" w:cs="Times New Roman"/>
-                <w:b/>
-                <w:bCs/>
-                <w:sz w:val="24"/>
-                <w:szCs w:val="24"/>
-              </w:rPr>
-              <w:t xml:space="preserve">, </w:t>
-            </w:r>
-            <w:proofErr w:type="spellStart"/>
-            <w:r>
-              <w:rPr>
-                <w:rFonts w:ascii="Times New Roman" w:hAnsi="Times New Roman" w:cs="Times New Roman"/>
-                <w:b/>
-                <w:bCs/>
-                <w:sz w:val="24"/>
-                <w:szCs w:val="24"/>
-              </w:rPr>
-              <w:t>cơ</w:t>
-            </w:r>
-            <w:proofErr w:type="spellEnd"/>
-            <w:r>
-              <w:rPr>
-                <w:rFonts w:ascii="Times New Roman" w:hAnsi="Times New Roman" w:cs="Times New Roman"/>
-                <w:b/>
-                <w:bCs/>
-                <w:sz w:val="24"/>
-                <w:szCs w:val="24"/>
-              </w:rPr>
-              <w:t xml:space="preserve"> </w:t>
-            </w:r>
-            <w:proofErr w:type="spellStart"/>
-            <w:r>
-              <w:rPr>
-                <w:rFonts w:ascii="Times New Roman" w:hAnsi="Times New Roman" w:cs="Times New Roman"/>
-                <w:b/>
-                <w:bCs/>
-                <w:sz w:val="24"/>
-                <w:szCs w:val="24"/>
-              </w:rPr>
-              <w:t>quan</w:t>
-            </w:r>
-            <w:proofErr w:type="spellEnd"/>
-            <w:r>
-              <w:rPr>
-                <w:rFonts w:ascii="Times New Roman" w:hAnsi="Times New Roman" w:cs="Times New Roman"/>
-                <w:b/>
-                <w:bCs/>
-                <w:sz w:val="24"/>
-                <w:szCs w:val="24"/>
-              </w:rPr>
-              <w:t xml:space="preserve"> </w:t>
-            </w:r>
-            <w:proofErr w:type="spellStart"/>
-            <w:r>
-              <w:rPr>
-                <w:rFonts w:ascii="Times New Roman" w:hAnsi="Times New Roman" w:cs="Times New Roman"/>
-                <w:b/>
-                <w:bCs/>
-                <w:sz w:val="24"/>
-                <w:szCs w:val="24"/>
-              </w:rPr>
-              <w:t>cấp</w:t>
-            </w:r>
-            <w:proofErr w:type="spellEnd"/>
-            <w:r>
-              <w:rPr>
-                <w:rFonts w:ascii="Times New Roman" w:hAnsi="Times New Roman" w:cs="Times New Roman"/>
-                <w:b/>
-                <w:bCs/>
-                <w:sz w:val="24"/>
-                <w:szCs w:val="24"/>
-              </w:rPr>
-              <w:t xml:space="preserve"> </w:t>
-            </w:r>
-            <w:proofErr w:type="spellStart"/>
-            <w:r>
-              <w:rPr>
-                <w:rFonts w:ascii="Times New Roman" w:hAnsi="Times New Roman" w:cs="Times New Roman"/>
-                <w:b/>
-                <w:bCs/>
-                <w:sz w:val="24"/>
-                <w:szCs w:val="24"/>
-              </w:rPr>
-              <w:t>Giấy</w:t>
-            </w:r>
-            <w:proofErr w:type="spellEnd"/>
-            <w:r>
-              <w:rPr>
-                <w:rFonts w:ascii="Times New Roman" w:hAnsi="Times New Roman" w:cs="Times New Roman"/>
-                <w:b/>
-                <w:bCs/>
-                <w:sz w:val="24"/>
-                <w:szCs w:val="24"/>
-              </w:rPr>
-              <w:t xml:space="preserve"> </w:t>
-            </w:r>
-            <w:proofErr w:type="spellStart"/>
-            <w:r>
-              <w:rPr>
-                <w:rFonts w:ascii="Times New Roman" w:hAnsi="Times New Roman" w:cs="Times New Roman"/>
-                <w:b/>
-                <w:bCs/>
-                <w:sz w:val="24"/>
-                <w:szCs w:val="24"/>
-              </w:rPr>
-              <w:t>tờ</w:t>
-            </w:r>
-            <w:proofErr w:type="spellEnd"/>
-            <w:r>
-              <w:rPr>
-                <w:rFonts w:ascii="Times New Roman" w:hAnsi="Times New Roman" w:cs="Times New Roman"/>
-                <w:b/>
-                <w:bCs/>
-                <w:sz w:val="24"/>
-                <w:szCs w:val="24"/>
-              </w:rPr>
-              <w:t xml:space="preserve"> </w:t>
-            </w:r>
-            <w:proofErr w:type="spellStart"/>
-            <w:r>
-              <w:rPr>
-                <w:rFonts w:ascii="Times New Roman" w:hAnsi="Times New Roman" w:cs="Times New Roman"/>
-                <w:b/>
-                <w:bCs/>
-                <w:sz w:val="24"/>
-                <w:szCs w:val="24"/>
-              </w:rPr>
-              <w:t>pháp</w:t>
-            </w:r>
-            <w:proofErr w:type="spellEnd"/>
-            <w:r>
-              <w:rPr>
-                <w:rFonts w:ascii="Times New Roman" w:hAnsi="Times New Roman" w:cs="Times New Roman"/>
-                <w:b/>
-                <w:bCs/>
-                <w:sz w:val="24"/>
-                <w:szCs w:val="24"/>
-              </w:rPr>
-              <w:t xml:space="preserve"> </w:t>
-            </w:r>
-            <w:proofErr w:type="spellStart"/>
-            <w:r>
-              <w:rPr>
-                <w:rFonts w:ascii="Times New Roman" w:hAnsi="Times New Roman" w:cs="Times New Roman"/>
-                <w:b/>
-                <w:bCs/>
-                <w:sz w:val="24"/>
-                <w:szCs w:val="24"/>
-              </w:rPr>
-              <w:t>lý</w:t>
-            </w:r>
-            <w:proofErr w:type="spellEnd"/>
-            <w:r>
-              <w:rPr>
-                <w:rFonts w:ascii="Times New Roman" w:hAnsi="Times New Roman" w:cs="Times New Roman"/>
-                <w:b/>
-                <w:bCs/>
-                <w:sz w:val="24"/>
-                <w:szCs w:val="24"/>
-              </w:rPr>
-              <w:t xml:space="preserve"> </w:t>
-            </w:r>
-            <w:proofErr w:type="spellStart"/>
-            <w:r>
-              <w:rPr>
-                <w:rFonts w:ascii="Times New Roman" w:hAnsi="Times New Roman" w:cs="Times New Roman"/>
-                <w:b/>
-                <w:bCs/>
-                <w:sz w:val="24"/>
-                <w:szCs w:val="24"/>
-              </w:rPr>
-              <w:t>của</w:t>
-            </w:r>
-            <w:proofErr w:type="spellEnd"/>
-            <w:r>
-              <w:rPr>
-                <w:rFonts w:ascii="Times New Roman" w:hAnsi="Times New Roman" w:cs="Times New Roman"/>
-                <w:b/>
-                <w:bCs/>
-                <w:sz w:val="24"/>
-                <w:szCs w:val="24"/>
-              </w:rPr>
-              <w:t xml:space="preserve"> </w:t>
-            </w:r>
-            <w:proofErr w:type="spellStart"/>
-            <w:r>
-              <w:rPr>
-                <w:rFonts w:ascii="Times New Roman" w:hAnsi="Times New Roman" w:cs="Times New Roman"/>
-                <w:b/>
-                <w:bCs/>
-                <w:sz w:val="24"/>
-                <w:szCs w:val="24"/>
-              </w:rPr>
-              <w:t>cá</w:t>
-            </w:r>
-            <w:proofErr w:type="spellEnd"/>
-            <w:r>
-              <w:rPr>
-                <w:rFonts w:ascii="Times New Roman" w:hAnsi="Times New Roman" w:cs="Times New Roman"/>
-                <w:b/>
-                <w:bCs/>
-                <w:sz w:val="24"/>
-                <w:szCs w:val="24"/>
-              </w:rPr>
-              <w:t xml:space="preserve"> </w:t>
-            </w:r>
-            <w:proofErr w:type="spellStart"/>
-            <w:r>
-              <w:rPr>
-                <w:rFonts w:ascii="Times New Roman" w:hAnsi="Times New Roman" w:cs="Times New Roman"/>
-                <w:b/>
-                <w:bCs/>
-                <w:sz w:val="24"/>
-                <w:szCs w:val="24"/>
-              </w:rPr>
-              <w:t>nhân</w:t>
-            </w:r>
-            <w:proofErr w:type="spellEnd"/>
+              <w:t>Loại giấy tờ, số, ngày cấp, cơ quan cấp Giấy tờ pháp lý của cá nhân</w:t>
+            </w:r>
           </w:p>
         </w:tc>
         <w:tc>
@@ -898,7 +274,7 @@
                 <w:tab w:val="left" w:leader="dot" w:pos="4320"/>
                 <w:tab w:val="right" w:leader="dot" w:pos="8280"/>
               </w:tabs>
-              <w:spacing w:after="0" w:line="240" w:lineRule="auto"/>
+              <w:spacing w:after="0" w:line="300" w:lineRule="auto"/>
               <w:jc w:val="center"/>
               <w:rPr>
                 <w:rFonts w:ascii="Times New Roman" w:hAnsi="Times New Roman" w:cs="Times New Roman"/>
@@ -916,20 +292,8 @@
                 <w:sz w:val="24"/>
                 <w:szCs w:val="24"/>
               </w:rPr>
-              <w:t xml:space="preserve">Quốc </w:t>
-            </w:r>
-            <w:proofErr w:type="spellStart"/>
-            <w:r>
-              <w:rPr>
-                <w:rFonts w:ascii="Times New Roman" w:hAnsi="Times New Roman" w:cs="Times New Roman"/>
-                <w:b/>
-                <w:bCs/>
-                <w:sz w:val="24"/>
-                <w:szCs w:val="24"/>
-              </w:rPr>
-              <w:t>tịch</w:t>
-            </w:r>
-            <w:proofErr w:type="spellEnd"/>
+              <w:t>Quốc tịch</w:t>
+            </w:r>
           </w:p>
         </w:tc>
         <w:tc>
@@ -948,7 +312,7 @@
                 <w:tab w:val="left" w:leader="dot" w:pos="4320"/>
                 <w:tab w:val="right" w:leader="dot" w:pos="8280"/>
               </w:tabs>
-              <w:spacing w:after="0" w:line="240" w:lineRule="auto"/>
+              <w:spacing w:after="0" w:line="300" w:lineRule="auto"/>
               <w:jc w:val="center"/>
               <w:rPr>
                 <w:rFonts w:ascii="Times New Roman" w:hAnsi="Times New Roman" w:cs="Times New Roman"/>
@@ -958,7 +322,6 @@
                 <w:szCs w:val="24"/>
               </w:rPr>
             </w:pPr>
-            <w:proofErr w:type="spellStart"/>
             <w:r>
               <w:rPr>
                 <w:rFonts w:ascii="Times New Roman" w:hAnsi="Times New Roman" w:cs="Times New Roman"/>
@@ -967,31 +330,8 @@
                 <w:sz w:val="24"/>
                 <w:szCs w:val="24"/>
               </w:rPr>
-              <w:t>Dân</w:t>
-            </w:r>
-            <w:proofErr w:type="spellEnd"/>
-            <w:r>
-              <w:rPr>
-                <w:rFonts w:ascii="Times New Roman" w:hAnsi="Times New Roman" w:cs="Times New Roman"/>
-                <w:b/>
-                <w:bCs/>
-                <w:sz w:val="24"/>
-                <w:szCs w:val="24"/>
-              </w:rPr>
-              <w:t xml:space="preserve"> </w:t>
-            </w:r>
-            <w:proofErr w:type="spellStart"/>
-            <w:r>
-              <w:rPr>
-                <w:rFonts w:ascii="Times New Roman" w:hAnsi="Times New Roman" w:cs="Times New Roman"/>
-                <w:b/>
-                <w:bCs/>
-                <w:sz w:val="24"/>
-                <w:szCs w:val="24"/>
-              </w:rPr>
-              <w:t>tộc</w:t>
-            </w:r>
-            <w:proofErr w:type="spellEnd"/>
+              <w:t>Dân tộc</w:t>
+            </w:r>
           </w:p>
         </w:tc>
         <w:tc>
@@ -1010,7 +350,7 @@
                 <w:tab w:val="left" w:leader="dot" w:pos="4320"/>
                 <w:tab w:val="right" w:leader="dot" w:pos="8280"/>
               </w:tabs>
-              <w:spacing w:after="0" w:line="240" w:lineRule="auto"/>
+              <w:spacing w:after="0" w:line="300" w:lineRule="auto"/>
               <w:jc w:val="center"/>
               <w:rPr>
                 <w:rFonts w:ascii="Times New Roman" w:hAnsi="Times New Roman" w:cs="Times New Roman"/>
@@ -1020,7 +360,6 @@
                 <w:szCs w:val="24"/>
               </w:rPr>
             </w:pPr>
-            <w:proofErr w:type="spellStart"/>
             <w:r>
               <w:rPr>
                 <w:rFonts w:ascii="Times New Roman" w:hAnsi="Times New Roman" w:cs="Times New Roman"/>
@@ -1029,471 +368,8 @@
                 <w:sz w:val="24"/>
                 <w:szCs w:val="24"/>
               </w:rPr>
-              <w:t>Địa</w:t>
-            </w:r>
-            <w:proofErr w:type="spellEnd"/>
-            <w:r>
-              <w:rPr>
-                <w:rFonts w:ascii="Times New Roman" w:hAnsi="Times New Roman" w:cs="Times New Roman"/>
-                <w:b/>
-                <w:bCs/>
-                <w:sz w:val="24"/>
-                <w:szCs w:val="24"/>
-              </w:rPr>
-              <w:t xml:space="preserve"> chỉ </w:t>
-            </w:r>
-            <w:proofErr w:type="spellStart"/>
-            <w:r>
-              <w:rPr>
-                <w:rFonts w:ascii="Times New Roman" w:hAnsi="Times New Roman" w:cs="Times New Roman"/>
-                <w:b/>
-                <w:bCs/>
-                <w:sz w:val="24"/>
-                <w:szCs w:val="24"/>
-              </w:rPr>
-              <w:t>liên</w:t>
-            </w:r>
-            <w:proofErr w:type="spellEnd"/>
-            <w:r>
-              <w:rPr>
-                <w:rFonts w:ascii="Times New Roman" w:hAnsi="Times New Roman" w:cs="Times New Roman"/>
-                <w:b/>
-                <w:bCs/>
-                <w:sz w:val="24"/>
-                <w:szCs w:val="24"/>
-              </w:rPr>
-              <w:t xml:space="preserve"> </w:t>
-            </w:r>
-            <w:proofErr w:type="spellStart"/>
-            <w:r>
-              <w:rPr>
-                <w:rFonts w:ascii="Times New Roman" w:hAnsi="Times New Roman" w:cs="Times New Roman"/>
-                <w:b/>
-                <w:bCs/>
-                <w:sz w:val="24"/>
-                <w:szCs w:val="24"/>
-              </w:rPr>
-              <w:t>lạc</w:t>
-            </w:r>
-            <w:proofErr w:type="spellEnd"/>
-            <w:r>
-              <w:rPr>
-                <w:rFonts w:ascii="Times New Roman" w:hAnsi="Times New Roman" w:cs="Times New Roman"/>
-                <w:b/>
-                <w:bCs/>
-                <w:sz w:val="24"/>
-                <w:szCs w:val="24"/>
-              </w:rPr>
-              <w:t xml:space="preserve"> </w:t>
-            </w:r>
-            <w:proofErr w:type="spellStart"/>
-            <w:r>
-              <w:rPr>
-                <w:rFonts w:ascii="Times New Roman" w:hAnsi="Times New Roman" w:cs="Times New Roman"/>
-                <w:b/>
-                <w:bCs/>
-                <w:sz w:val="24"/>
-                <w:szCs w:val="24"/>
-              </w:rPr>
-              <w:t>đối</w:t>
-            </w:r>
-            <w:proofErr w:type="spellEnd"/>
-            <w:r>
-              <w:rPr>
-                <w:rFonts w:ascii="Times New Roman" w:hAnsi="Times New Roman" w:cs="Times New Roman"/>
-                <w:b/>
-                <w:bCs/>
-                <w:sz w:val="24"/>
-                <w:szCs w:val="24"/>
-              </w:rPr>
-              <w:t xml:space="preserve"> </w:t>
-            </w:r>
-            <w:proofErr w:type="spellStart"/>
-            <w:r>
-              <w:rPr>
-                <w:rFonts w:ascii="Times New Roman" w:hAnsi="Times New Roman" w:cs="Times New Roman"/>
-                <w:b/>
-                <w:bCs/>
-                <w:sz w:val="24"/>
-                <w:szCs w:val="24"/>
-              </w:rPr>
-              <w:t>với</w:t>
-            </w:r>
-            <w:proofErr w:type="spellEnd"/>
-            <w:r>
-              <w:rPr>
-                <w:rFonts w:ascii="Times New Roman" w:hAnsi="Times New Roman" w:cs="Times New Roman"/>
-                <w:b/>
-                <w:bCs/>
-                <w:sz w:val="24"/>
-                <w:szCs w:val="24"/>
-              </w:rPr>
-              <w:t xml:space="preserve"> </w:t>
-            </w:r>
-            <w:proofErr w:type="spellStart"/>
-            <w:r>
-              <w:rPr>
-                <w:rFonts w:ascii="Times New Roman" w:hAnsi="Times New Roman" w:cs="Times New Roman"/>
-                <w:b/>
-                <w:bCs/>
-                <w:sz w:val="24"/>
-                <w:szCs w:val="24"/>
-              </w:rPr>
-              <w:t>thành</w:t>
-            </w:r>
-            <w:proofErr w:type="spellEnd"/>
-            <w:r>
-              <w:rPr>
-                <w:rFonts w:ascii="Times New Roman" w:hAnsi="Times New Roman" w:cs="Times New Roman"/>
-                <w:b/>
-                <w:bCs/>
-                <w:sz w:val="24"/>
-                <w:szCs w:val="24"/>
-              </w:rPr>
-              <w:t xml:space="preserve"> </w:t>
-            </w:r>
-            <w:proofErr w:type="spellStart"/>
-            <w:r>
-              <w:rPr>
-                <w:rFonts w:ascii="Times New Roman" w:hAnsi="Times New Roman" w:cs="Times New Roman"/>
-                <w:b/>
-                <w:bCs/>
-                <w:sz w:val="24"/>
-                <w:szCs w:val="24"/>
-              </w:rPr>
-              <w:t>viên</w:t>
-            </w:r>
-            <w:proofErr w:type="spellEnd"/>
-            <w:r>
-              <w:rPr>
-                <w:rFonts w:ascii="Times New Roman" w:hAnsi="Times New Roman" w:cs="Times New Roman"/>
-                <w:b/>
-                <w:bCs/>
-                <w:sz w:val="24"/>
-                <w:szCs w:val="24"/>
-              </w:rPr>
-              <w:t xml:space="preserve"> </w:t>
-            </w:r>
-            <w:proofErr w:type="spellStart"/>
-            <w:r>
-              <w:rPr>
-                <w:rFonts w:ascii="Times New Roman" w:hAnsi="Times New Roman" w:cs="Times New Roman"/>
-                <w:b/>
-                <w:bCs/>
-                <w:sz w:val="24"/>
-                <w:szCs w:val="24"/>
-              </w:rPr>
-              <w:t>là</w:t>
-            </w:r>
-            <w:proofErr w:type="spellEnd"/>
-            <w:r>
-              <w:rPr>
-                <w:rFonts w:ascii="Times New Roman" w:hAnsi="Times New Roman" w:cs="Times New Roman"/>
-                <w:b/>
-                <w:bCs/>
-                <w:sz w:val="24"/>
-                <w:szCs w:val="24"/>
-              </w:rPr>
-              <w:t xml:space="preserve"> </w:t>
-            </w:r>
-            <w:proofErr w:type="spellStart"/>
-            <w:r>
-              <w:rPr>
-                <w:rFonts w:ascii="Times New Roman" w:hAnsi="Times New Roman" w:cs="Times New Roman"/>
-                <w:b/>
-                <w:bCs/>
-                <w:sz w:val="24"/>
-                <w:szCs w:val="24"/>
-              </w:rPr>
-              <w:t>cá</w:t>
-            </w:r>
-            <w:proofErr w:type="spellEnd"/>
-            <w:r>
-              <w:rPr>
-                <w:rFonts w:ascii="Times New Roman" w:hAnsi="Times New Roman" w:cs="Times New Roman"/>
-                <w:b/>
-                <w:bCs/>
-                <w:sz w:val="24"/>
-                <w:szCs w:val="24"/>
-              </w:rPr>
-              <w:t xml:space="preserve"> </w:t>
-            </w:r>
-            <w:proofErr w:type="spellStart"/>
-            <w:r>
-              <w:rPr>
-                <w:rFonts w:ascii="Times New Roman" w:hAnsi="Times New Roman" w:cs="Times New Roman"/>
-                <w:b/>
-                <w:bCs/>
-                <w:sz w:val="24"/>
-                <w:szCs w:val="24"/>
-              </w:rPr>
-              <w:t>nhân</w:t>
-            </w:r>
-            <w:proofErr w:type="spellEnd"/>
-            <w:r>
-              <w:rPr>
-                <w:rFonts w:ascii="Times New Roman" w:hAnsi="Times New Roman" w:cs="Times New Roman"/>
-                <w:b/>
-                <w:bCs/>
-                <w:sz w:val="24"/>
-                <w:szCs w:val="24"/>
-              </w:rPr>
-              <w:t xml:space="preserve">; </w:t>
-            </w:r>
-            <w:proofErr w:type="spellStart"/>
-            <w:r>
-              <w:rPr>
-                <w:rFonts w:ascii="Times New Roman" w:hAnsi="Times New Roman" w:cs="Times New Roman"/>
-                <w:b/>
-                <w:bCs/>
-                <w:sz w:val="24"/>
-                <w:szCs w:val="24"/>
-              </w:rPr>
-              <w:t>địa</w:t>
-            </w:r>
-            <w:proofErr w:type="spellEnd"/>
-            <w:r>
-              <w:rPr>
-                <w:rFonts w:ascii="Times New Roman" w:hAnsi="Times New Roman" w:cs="Times New Roman"/>
-                <w:b/>
-                <w:bCs/>
-                <w:sz w:val="24"/>
-                <w:szCs w:val="24"/>
-              </w:rPr>
-              <w:t xml:space="preserve"> </w:t>
-            </w:r>
-            <w:proofErr w:type="spellStart"/>
-            <w:r>
-              <w:rPr>
-                <w:rFonts w:ascii="Times New Roman" w:hAnsi="Times New Roman" w:cs="Times New Roman"/>
-                <w:b/>
-                <w:bCs/>
-                <w:sz w:val="24"/>
-                <w:szCs w:val="24"/>
-              </w:rPr>
-              <w:t>chỉ</w:t>
-            </w:r>
-            <w:proofErr w:type="spellEnd"/>
-            <w:r>
-              <w:rPr>
-                <w:rFonts w:ascii="Times New Roman" w:hAnsi="Times New Roman" w:cs="Times New Roman"/>
-                <w:b/>
-                <w:bCs/>
-                <w:sz w:val="24"/>
-                <w:szCs w:val="24"/>
-              </w:rPr>
-              <w:t xml:space="preserve"> </w:t>
-            </w:r>
-            <w:proofErr w:type="spellStart"/>
-            <w:r>
-              <w:rPr>
-                <w:rFonts w:ascii="Times New Roman" w:hAnsi="Times New Roman" w:cs="Times New Roman"/>
-                <w:b/>
-                <w:bCs/>
-                <w:sz w:val="24"/>
-                <w:szCs w:val="24"/>
-              </w:rPr>
-              <w:t>trụ</w:t>
-            </w:r>
-            <w:proofErr w:type="spellEnd"/>
-            <w:r>
-              <w:rPr>
-                <w:rFonts w:ascii="Times New Roman" w:hAnsi="Times New Roman" w:cs="Times New Roman"/>
-                <w:b/>
-                <w:bCs/>
-                <w:sz w:val="24"/>
-                <w:szCs w:val="24"/>
-              </w:rPr>
-              <w:t xml:space="preserve"> </w:t>
-            </w:r>
-            <w:proofErr w:type="spellStart"/>
-            <w:r>
-              <w:rPr>
-                <w:rFonts w:ascii="Times New Roman" w:hAnsi="Times New Roman" w:cs="Times New Roman"/>
-                <w:b/>
-                <w:bCs/>
-                <w:sz w:val="24"/>
-                <w:szCs w:val="24"/>
-              </w:rPr>
-              <w:t>sở</w:t>
-            </w:r>
-            <w:proofErr w:type="spellEnd"/>
-            <w:r>
-              <w:rPr>
-                <w:rFonts w:ascii="Times New Roman" w:hAnsi="Times New Roman" w:cs="Times New Roman"/>
-                <w:b/>
-                <w:bCs/>
-                <w:sz w:val="24"/>
-                <w:szCs w:val="24"/>
-              </w:rPr>
-              <w:t xml:space="preserve"> </w:t>
-            </w:r>
-            <w:proofErr w:type="spellStart"/>
-            <w:r>
-              <w:rPr>
-                <w:rFonts w:ascii="Times New Roman" w:hAnsi="Times New Roman" w:cs="Times New Roman"/>
-                <w:b/>
-                <w:bCs/>
-                <w:sz w:val="24"/>
-                <w:szCs w:val="24"/>
-              </w:rPr>
-              <w:t>chính</w:t>
-            </w:r>
-            <w:proofErr w:type="spellEnd"/>
-            <w:r>
-              <w:rPr>
-                <w:rFonts w:ascii="Times New Roman" w:hAnsi="Times New Roman" w:cs="Times New Roman"/>
-                <w:b/>
-                <w:bCs/>
-                <w:sz w:val="24"/>
-                <w:szCs w:val="24"/>
-              </w:rPr>
-              <w:t xml:space="preserve"> </w:t>
-            </w:r>
-            <w:proofErr w:type="spellStart"/>
-            <w:r>
-              <w:rPr>
-                <w:rFonts w:ascii="Times New Roman" w:hAnsi="Times New Roman" w:cs="Times New Roman"/>
-                <w:b/>
-                <w:bCs/>
-                <w:sz w:val="24"/>
-                <w:szCs w:val="24"/>
-              </w:rPr>
-              <w:t>đối</w:t>
-            </w:r>
-            <w:proofErr w:type="spellEnd"/>
-            <w:r>
-              <w:rPr>
-                <w:rFonts w:ascii="Times New Roman" w:hAnsi="Times New Roman" w:cs="Times New Roman"/>
-                <w:b/>
-                <w:bCs/>
-                <w:sz w:val="24"/>
-                <w:szCs w:val="24"/>
-              </w:rPr>
-              <w:t xml:space="preserve"> </w:t>
-            </w:r>
-            <w:proofErr w:type="spellStart"/>
-            <w:r>
-              <w:rPr>
-                <w:rFonts w:ascii="Times New Roman" w:hAnsi="Times New Roman" w:cs="Times New Roman"/>
-                <w:b/>
-                <w:bCs/>
-                <w:sz w:val="24"/>
-                <w:szCs w:val="24"/>
-              </w:rPr>
-              <w:t>với</w:t>
-            </w:r>
-            <w:proofErr w:type="spellEnd"/>
-            <w:r>
-              <w:rPr>
-                <w:rFonts w:ascii="Times New Roman" w:hAnsi="Times New Roman" w:cs="Times New Roman"/>
-                <w:b/>
-                <w:bCs/>
-                <w:sz w:val="24"/>
-                <w:szCs w:val="24"/>
-              </w:rPr>
-              <w:t xml:space="preserve"> </w:t>
-            </w:r>
-            <w:proofErr w:type="spellStart"/>
-            <w:r>
-              <w:rPr>
-                <w:rFonts w:ascii="Times New Roman" w:hAnsi="Times New Roman" w:cs="Times New Roman"/>
-                <w:b/>
-                <w:bCs/>
-                <w:sz w:val="24"/>
-                <w:szCs w:val="24"/>
-              </w:rPr>
-              <w:t>thành</w:t>
-            </w:r>
-            <w:proofErr w:type="spellEnd"/>
-            <w:r>
-              <w:rPr>
-                <w:rFonts w:ascii="Times New Roman" w:hAnsi="Times New Roman" w:cs="Times New Roman"/>
-                <w:b/>
-                <w:bCs/>
-                <w:sz w:val="24"/>
-                <w:szCs w:val="24"/>
-              </w:rPr>
-              <w:t xml:space="preserve"> </w:t>
-            </w:r>
-            <w:proofErr w:type="spellStart"/>
-            <w:r>
-              <w:rPr>
-                <w:rFonts w:ascii="Times New Roman" w:hAnsi="Times New Roman" w:cs="Times New Roman"/>
-                <w:b/>
-                <w:bCs/>
-                <w:sz w:val="24"/>
-                <w:szCs w:val="24"/>
-              </w:rPr>
-              <w:t>viên</w:t>
-            </w:r>
-            <w:proofErr w:type="spellEnd"/>
-            <w:r>
-              <w:rPr>
-                <w:rFonts w:ascii="Times New Roman" w:hAnsi="Times New Roman" w:cs="Times New Roman"/>
-                <w:b/>
-                <w:bCs/>
-                <w:sz w:val="24"/>
-                <w:szCs w:val="24"/>
-              </w:rPr>
-              <w:t xml:space="preserve"> </w:t>
-            </w:r>
-            <w:proofErr w:type="spellStart"/>
-            <w:r>
-              <w:rPr>
-                <w:rFonts w:ascii="Times New Roman" w:hAnsi="Times New Roman" w:cs="Times New Roman"/>
-                <w:b/>
-                <w:bCs/>
-                <w:sz w:val="24"/>
-                <w:szCs w:val="24"/>
-              </w:rPr>
-              <w:t>là</w:t>
-            </w:r>
-            <w:proofErr w:type="spellEnd"/>
-            <w:r>
-              <w:rPr>
-                <w:rFonts w:ascii="Times New Roman" w:hAnsi="Times New Roman" w:cs="Times New Roman"/>
-                <w:b/>
-                <w:bCs/>
-                <w:sz w:val="24"/>
-                <w:szCs w:val="24"/>
-              </w:rPr>
-              <w:t xml:space="preserve"> </w:t>
-            </w:r>
-            <w:proofErr w:type="spellStart"/>
-            <w:r>
-              <w:rPr>
-                <w:rFonts w:ascii="Times New Roman" w:hAnsi="Times New Roman" w:cs="Times New Roman"/>
-                <w:b/>
-                <w:bCs/>
-                <w:sz w:val="24"/>
-                <w:szCs w:val="24"/>
-              </w:rPr>
-              <w:t>tổ</w:t>
-            </w:r>
-            <w:proofErr w:type="spellEnd"/>
-            <w:r>
-              <w:rPr>
-                <w:rFonts w:ascii="Times New Roman" w:hAnsi="Times New Roman" w:cs="Times New Roman"/>
-                <w:b/>
-                <w:bCs/>
-                <w:sz w:val="24"/>
-                <w:szCs w:val="24"/>
-              </w:rPr>
-              <w:t xml:space="preserve"> </w:t>
-            </w:r>
-            <w:proofErr w:type="spellStart"/>
-            <w:r>
-              <w:rPr>
-                <w:rFonts w:ascii="Times New Roman" w:hAnsi="Times New Roman" w:cs="Times New Roman"/>
-                <w:b/>
-                <w:bCs/>
-                <w:sz w:val="24"/>
-                <w:szCs w:val="24"/>
-              </w:rPr>
-              <w:t>chức</w:t>
-            </w:r>
-            <w:proofErr w:type="spellEnd"/>
+              <w:t>Địa chỉ liên lạc đối với thành viên là cá nhân; địa chỉ trụ sở chính đối với thành viên là tổ chức</w:t>
+            </w:r>
           </w:p>
         </w:tc>
         <w:tc>
@@ -1512,7 +388,7 @@
                 <w:tab w:val="left" w:leader="dot" w:pos="4320"/>
                 <w:tab w:val="right" w:leader="dot" w:pos="8280"/>
               </w:tabs>
-              <w:spacing w:after="0" w:line="240" w:lineRule="auto"/>
+              <w:spacing w:after="0" w:line="300" w:lineRule="auto"/>
               <w:jc w:val="center"/>
               <w:rPr>
                 <w:rFonts w:ascii="Times New Roman" w:hAnsi="Times New Roman" w:cs="Times New Roman"/>
@@ -1522,7 +398,6 @@
                 <w:szCs w:val="24"/>
               </w:rPr>
             </w:pPr>
-            <w:proofErr w:type="spellStart"/>
             <w:r>
               <w:rPr>
                 <w:rFonts w:ascii="Times New Roman" w:hAnsi="Times New Roman" w:cs="Times New Roman"/>
@@ -1531,31 +406,8 @@
                 <w:sz w:val="24"/>
                 <w:szCs w:val="24"/>
               </w:rPr>
-              <w:t>Vốn</w:t>
-            </w:r>
-            <w:proofErr w:type="spellEnd"/>
-            <w:r>
-              <w:rPr>
-                <w:rFonts w:ascii="Times New Roman" w:hAnsi="Times New Roman" w:cs="Times New Roman"/>
-                <w:b/>
-                <w:bCs/>
-                <w:sz w:val="24"/>
-                <w:szCs w:val="24"/>
-              </w:rPr>
-              <w:t xml:space="preserve"> </w:t>
-            </w:r>
-            <w:proofErr w:type="spellStart"/>
-            <w:r>
-              <w:rPr>
-                <w:rFonts w:ascii="Times New Roman" w:hAnsi="Times New Roman" w:cs="Times New Roman"/>
-                <w:b/>
-                <w:bCs/>
-                <w:sz w:val="24"/>
-                <w:szCs w:val="24"/>
-              </w:rPr>
-              <w:t>góp</w:t>
-            </w:r>
-            <w:proofErr w:type="spellEnd"/>
+              <w:t>Vốn góp</w:t>
+            </w:r>
           </w:p>
         </w:tc>
         <w:tc>
@@ -1574,7 +426,7 @@
                 <w:tab w:val="left" w:leader="dot" w:pos="4320"/>
                 <w:tab w:val="right" w:leader="dot" w:pos="8280"/>
               </w:tabs>
-              <w:spacing w:after="0" w:line="240" w:lineRule="auto"/>
+              <w:spacing w:after="0" w:line="300" w:lineRule="auto"/>
               <w:jc w:val="center"/>
               <w:rPr>
                 <w:rFonts w:ascii="Times New Roman" w:hAnsi="Times New Roman" w:cs="Times New Roman"/>
@@ -1585,7 +437,6 @@
                 <w:vertAlign w:val="superscript"/>
               </w:rPr>
             </w:pPr>
-            <w:proofErr w:type="spellStart"/>
             <w:r>
               <w:rPr>
                 <w:rFonts w:ascii="Times New Roman" w:hAnsi="Times New Roman" w:cs="Times New Roman"/>
@@ -1594,31 +445,8 @@
                 <w:sz w:val="24"/>
                 <w:szCs w:val="24"/>
               </w:rPr>
-              <w:t>Ghi</w:t>
-            </w:r>
-            <w:proofErr w:type="spellEnd"/>
-            <w:r>
-              <w:rPr>
-                <w:rFonts w:ascii="Times New Roman" w:hAnsi="Times New Roman" w:cs="Times New Roman"/>
-                <w:b/>
-                <w:bCs/>
-                <w:sz w:val="24"/>
-                <w:szCs w:val="24"/>
-              </w:rPr>
-              <w:t xml:space="preserve"> </w:t>
-            </w:r>
-            <w:proofErr w:type="spellStart"/>
-            <w:r>
-              <w:rPr>
-                <w:rFonts w:ascii="Times New Roman" w:hAnsi="Times New Roman" w:cs="Times New Roman"/>
-                <w:b/>
-                <w:bCs/>
-                <w:sz w:val="24"/>
-                <w:szCs w:val="24"/>
-              </w:rPr>
-              <w:t>chú</w:t>
-            </w:r>
-            <w:proofErr w:type="spellEnd"/>
+              <w:t>Ghi chú</w:t>
+            </w:r>
           </w:p>
         </w:tc>
       </w:tr>
@@ -1643,7 +471,7 @@
                 <w:tab w:val="right" w:leader="dot" w:pos="8280"/>
               </w:tabs>
               <w:snapToGrid w:val="0"/>
-              <w:spacing w:after="0" w:line="240" w:lineRule="auto"/>
+              <w:spacing w:after="0" w:line="300" w:lineRule="auto"/>
               <w:jc w:val="center"/>
               <w:rPr>
                 <w:rFonts w:ascii="Times New Roman" w:hAnsi="Times New Roman" w:cs="Times New Roman"/>
@@ -1670,7 +498,7 @@
                 <w:tab w:val="right" w:leader="dot" w:pos="8280"/>
               </w:tabs>
               <w:snapToGrid w:val="0"/>
-              <w:spacing w:after="0" w:line="240" w:lineRule="auto"/>
+              <w:spacing w:after="0" w:line="300" w:lineRule="auto"/>
               <w:jc w:val="center"/>
               <w:rPr>
                 <w:rFonts w:ascii="Times New Roman" w:hAnsi="Times New Roman" w:cs="Times New Roman"/>
@@ -1697,7 +525,7 @@
                 <w:tab w:val="right" w:leader="dot" w:pos="8280"/>
               </w:tabs>
               <w:snapToGrid w:val="0"/>
-              <w:spacing w:after="0" w:line="240" w:lineRule="auto"/>
+              <w:spacing w:after="0" w:line="300" w:lineRule="auto"/>
               <w:jc w:val="center"/>
               <w:rPr>
                 <w:rFonts w:ascii="Times New Roman" w:hAnsi="Times New Roman" w:cs="Times New Roman"/>
@@ -1724,7 +552,7 @@
                 <w:tab w:val="right" w:leader="dot" w:pos="8280"/>
               </w:tabs>
               <w:snapToGrid w:val="0"/>
-              <w:spacing w:after="0" w:line="240" w:lineRule="auto"/>
+              <w:spacing w:after="0" w:line="300" w:lineRule="auto"/>
               <w:jc w:val="center"/>
               <w:rPr>
                 <w:rFonts w:ascii="Times New Roman" w:hAnsi="Times New Roman" w:cs="Times New Roman"/>
@@ -1751,7 +579,7 @@
                 <w:tab w:val="right" w:leader="dot" w:pos="8280"/>
               </w:tabs>
               <w:snapToGrid w:val="0"/>
-              <w:spacing w:after="0" w:line="240" w:lineRule="auto"/>
+              <w:spacing w:after="0" w:line="300" w:lineRule="auto"/>
               <w:jc w:val="center"/>
               <w:rPr>
                 <w:rFonts w:ascii="Times New Roman" w:hAnsi="Times New Roman" w:cs="Times New Roman"/>
@@ -1778,7 +606,7 @@
                 <w:tab w:val="right" w:leader="dot" w:pos="8280"/>
               </w:tabs>
               <w:snapToGrid w:val="0"/>
-              <w:spacing w:after="0" w:line="240" w:lineRule="auto"/>
+              <w:spacing w:after="0" w:line="300" w:lineRule="auto"/>
               <w:jc w:val="center"/>
               <w:rPr>
                 <w:rFonts w:ascii="Times New Roman" w:hAnsi="Times New Roman" w:cs="Times New Roman"/>
@@ -1805,7 +633,7 @@
                 <w:tab w:val="right" w:leader="dot" w:pos="8280"/>
               </w:tabs>
               <w:snapToGrid w:val="0"/>
-              <w:spacing w:after="0" w:line="240" w:lineRule="auto"/>
+              <w:spacing w:after="0" w:line="300" w:lineRule="auto"/>
               <w:jc w:val="center"/>
               <w:rPr>
                 <w:rFonts w:ascii="Times New Roman" w:hAnsi="Times New Roman" w:cs="Times New Roman"/>
@@ -1832,7 +660,7 @@
                 <w:tab w:val="right" w:leader="dot" w:pos="8280"/>
               </w:tabs>
               <w:snapToGrid w:val="0"/>
-              <w:spacing w:after="0" w:line="240" w:lineRule="auto"/>
+              <w:spacing w:after="0" w:line="300" w:lineRule="auto"/>
               <w:jc w:val="center"/>
               <w:rPr>
                 <w:rFonts w:ascii="Times New Roman" w:hAnsi="Times New Roman" w:cs="Times New Roman"/>
@@ -1857,132 +685,22 @@
                 <w:tab w:val="left" w:leader="dot" w:pos="4320"/>
                 <w:tab w:val="right" w:leader="dot" w:pos="8280"/>
               </w:tabs>
-              <w:spacing w:after="0" w:line="240" w:lineRule="auto"/>
-              <w:jc w:val="center"/>
-              <w:rPr>
-                <w:rFonts w:ascii="Times New Roman" w:hAnsi="Times New Roman" w:cs="Times New Roman"/>
-                <w:sz w:val="24"/>
-                <w:szCs w:val="24"/>
-              </w:rPr>
-            </w:pPr>
-            <w:proofErr w:type="spellStart"/>
-            <w:r>
-              <w:rPr>
-                <w:rFonts w:ascii="Times New Roman" w:hAnsi="Times New Roman" w:cs="Times New Roman"/>
-                <w:sz w:val="24"/>
-                <w:szCs w:val="24"/>
-              </w:rPr>
-              <w:t>Tỷ</w:t>
-            </w:r>
-            <w:proofErr w:type="spellEnd"/>
-            <w:r>
-              <w:rPr>
-                <w:rFonts w:ascii="Times New Roman" w:hAnsi="Times New Roman" w:cs="Times New Roman"/>
-                <w:sz w:val="24"/>
-                <w:szCs w:val="24"/>
-              </w:rPr>
-              <w:t xml:space="preserve"> </w:t>
-            </w:r>
-            <w:proofErr w:type="spellStart"/>
-            <w:r>
-              <w:rPr>
-                <w:rFonts w:ascii="Times New Roman" w:hAnsi="Times New Roman" w:cs="Times New Roman"/>
-                <w:sz w:val="24"/>
-                <w:szCs w:val="24"/>
-              </w:rPr>
-              <w:t>lệ</w:t>
-            </w:r>
-            <w:proofErr w:type="spellEnd"/>
-            <w:r>
-              <w:rPr>
-                <w:rFonts w:ascii="Times New Roman" w:hAnsi="Times New Roman" w:cs="Times New Roman"/>
-                <w:sz w:val="24"/>
-                <w:szCs w:val="24"/>
-              </w:rPr>
-              <w:t xml:space="preserve"> </w:t>
-            </w:r>
-            <w:proofErr w:type="spellStart"/>
-            <w:r>
-              <w:rPr>
-                <w:rFonts w:ascii="Times New Roman" w:hAnsi="Times New Roman" w:cs="Times New Roman"/>
-                <w:sz w:val="24"/>
-                <w:szCs w:val="24"/>
-              </w:rPr>
-              <w:t>sở</w:t>
-            </w:r>
-            <w:proofErr w:type="spellEnd"/>
-            <w:r>
-              <w:rPr>
-                <w:rFonts w:ascii="Times New Roman" w:hAnsi="Times New Roman" w:cs="Times New Roman"/>
-                <w:sz w:val="24"/>
-                <w:szCs w:val="24"/>
-              </w:rPr>
-              <w:t xml:space="preserve"> </w:t>
-            </w:r>
-            <w:proofErr w:type="spellStart"/>
-            <w:r>
-              <w:rPr>
-                <w:rFonts w:ascii="Times New Roman" w:hAnsi="Times New Roman" w:cs="Times New Roman"/>
-                <w:sz w:val="24"/>
-                <w:szCs w:val="24"/>
-              </w:rPr>
-              <w:t>hữu</w:t>
-            </w:r>
-            <w:proofErr w:type="spellEnd"/>
-            <w:r>
-              <w:rPr>
-                <w:rFonts w:ascii="Times New Roman" w:hAnsi="Times New Roman" w:cs="Times New Roman"/>
-                <w:sz w:val="24"/>
-                <w:szCs w:val="24"/>
-              </w:rPr>
-              <w:t xml:space="preserve"> </w:t>
-            </w:r>
-            <w:proofErr w:type="spellStart"/>
-            <w:r>
-              <w:rPr>
-                <w:rFonts w:ascii="Times New Roman" w:hAnsi="Times New Roman" w:cs="Times New Roman"/>
-                <w:sz w:val="24"/>
-                <w:szCs w:val="24"/>
-              </w:rPr>
-              <w:t>vốn</w:t>
-            </w:r>
-            <w:proofErr w:type="spellEnd"/>
-            <w:r>
-              <w:rPr>
-                <w:rFonts w:ascii="Times New Roman" w:hAnsi="Times New Roman" w:cs="Times New Roman"/>
-                <w:sz w:val="24"/>
-                <w:szCs w:val="24"/>
-              </w:rPr>
-              <w:t xml:space="preserve"> </w:t>
-            </w:r>
-            <w:proofErr w:type="spellStart"/>
-            <w:r>
-              <w:rPr>
-                <w:rFonts w:ascii="Times New Roman" w:hAnsi="Times New Roman" w:cs="Times New Roman"/>
-                <w:sz w:val="24"/>
-                <w:szCs w:val="24"/>
-              </w:rPr>
-              <w:t>điều</w:t>
-            </w:r>
-            <w:proofErr w:type="spellEnd"/>
-            <w:r>
-              <w:rPr>
-                <w:rFonts w:ascii="Times New Roman" w:hAnsi="Times New Roman" w:cs="Times New Roman"/>
-                <w:sz w:val="24"/>
-                <w:szCs w:val="24"/>
-              </w:rPr>
-              <w:t xml:space="preserve"> </w:t>
-            </w:r>
-            <w:proofErr w:type="spellStart"/>
-            <w:r>
-              <w:rPr>
-                <w:rFonts w:ascii="Times New Roman" w:hAnsi="Times New Roman" w:cs="Times New Roman"/>
-                <w:sz w:val="24"/>
-                <w:szCs w:val="24"/>
-              </w:rPr>
-              <w:t>lệ</w:t>
-            </w:r>
-            <w:proofErr w:type="spellEnd"/>
+              <w:spacing w:after="0" w:line="300" w:lineRule="auto"/>
+              <w:jc w:val="center"/>
+              <w:rPr>
+                <w:rFonts w:ascii="Times New Roman" w:hAnsi="Times New Roman" w:cs="Times New Roman"/>
+                <w:sz w:val="24"/>
+                <w:szCs w:val="24"/>
+              </w:rPr>
+            </w:pPr>
+            <w:r>
+              <w:rPr>
+                <w:rFonts w:ascii="Times New Roman" w:hAnsi="Times New Roman" w:cs="Times New Roman"/>
+                <w:sz w:val="24"/>
+                <w:szCs w:val="24"/>
+              </w:rPr>
+              <w:t>Tỷ lệ sở hữu vốn điều lệ</w:t>
+            </w:r>
           </w:p>
         </w:tc>
         <w:tc>
@@ -2000,222 +718,22 @@
                 <w:tab w:val="left" w:leader="dot" w:pos="4320"/>
                 <w:tab w:val="right" w:leader="dot" w:pos="8280"/>
               </w:tabs>
-              <w:spacing w:after="0" w:line="240" w:lineRule="auto"/>
-              <w:jc w:val="center"/>
-              <w:rPr>
-                <w:rFonts w:ascii="Times New Roman" w:hAnsi="Times New Roman" w:cs="Times New Roman"/>
-                <w:sz w:val="24"/>
-                <w:szCs w:val="24"/>
-              </w:rPr>
-            </w:pPr>
-            <w:proofErr w:type="spellStart"/>
-            <w:r>
-              <w:rPr>
-                <w:rFonts w:ascii="Times New Roman" w:hAnsi="Times New Roman" w:cs="Times New Roman"/>
-                <w:sz w:val="24"/>
-                <w:szCs w:val="24"/>
-              </w:rPr>
-              <w:t>Tỷ</w:t>
-            </w:r>
-            <w:proofErr w:type="spellEnd"/>
-            <w:r>
-              <w:rPr>
-                <w:rFonts w:ascii="Times New Roman" w:hAnsi="Times New Roman" w:cs="Times New Roman"/>
-                <w:sz w:val="24"/>
-                <w:szCs w:val="24"/>
-              </w:rPr>
-              <w:t xml:space="preserve"> </w:t>
-            </w:r>
-            <w:proofErr w:type="spellStart"/>
-            <w:r>
-              <w:rPr>
-                <w:rFonts w:ascii="Times New Roman" w:hAnsi="Times New Roman" w:cs="Times New Roman"/>
-                <w:sz w:val="24"/>
-                <w:szCs w:val="24"/>
-              </w:rPr>
-              <w:t>lệ</w:t>
-            </w:r>
-            <w:proofErr w:type="spellEnd"/>
-            <w:r>
-              <w:rPr>
-                <w:rFonts w:ascii="Times New Roman" w:hAnsi="Times New Roman" w:cs="Times New Roman"/>
-                <w:sz w:val="24"/>
-                <w:szCs w:val="24"/>
-              </w:rPr>
-              <w:t xml:space="preserve"> </w:t>
-            </w:r>
-            <w:proofErr w:type="spellStart"/>
-            <w:r>
-              <w:rPr>
-                <w:rFonts w:ascii="Times New Roman" w:hAnsi="Times New Roman" w:cs="Times New Roman"/>
-                <w:sz w:val="24"/>
-                <w:szCs w:val="24"/>
-              </w:rPr>
-              <w:t>sở</w:t>
-            </w:r>
-            <w:proofErr w:type="spellEnd"/>
-            <w:r>
-              <w:rPr>
-                <w:rFonts w:ascii="Times New Roman" w:hAnsi="Times New Roman" w:cs="Times New Roman"/>
-                <w:sz w:val="24"/>
-                <w:szCs w:val="24"/>
-              </w:rPr>
-              <w:t xml:space="preserve"> </w:t>
-            </w:r>
-            <w:proofErr w:type="spellStart"/>
-            <w:r>
-              <w:rPr>
-                <w:rFonts w:ascii="Times New Roman" w:hAnsi="Times New Roman" w:cs="Times New Roman"/>
-                <w:sz w:val="24"/>
-                <w:szCs w:val="24"/>
-              </w:rPr>
-              <w:t>hữu</w:t>
-            </w:r>
-            <w:proofErr w:type="spellEnd"/>
-            <w:r>
-              <w:rPr>
-                <w:rFonts w:ascii="Times New Roman" w:hAnsi="Times New Roman" w:cs="Times New Roman"/>
-                <w:sz w:val="24"/>
-                <w:szCs w:val="24"/>
-              </w:rPr>
-              <w:t xml:space="preserve"> </w:t>
-            </w:r>
-            <w:proofErr w:type="spellStart"/>
-            <w:r>
-              <w:rPr>
-                <w:rFonts w:ascii="Times New Roman" w:hAnsi="Times New Roman" w:cs="Times New Roman"/>
-                <w:sz w:val="24"/>
-                <w:szCs w:val="24"/>
-              </w:rPr>
-              <w:t>tổng</w:t>
-            </w:r>
-            <w:proofErr w:type="spellEnd"/>
-            <w:r>
-              <w:rPr>
-                <w:rFonts w:ascii="Times New Roman" w:hAnsi="Times New Roman" w:cs="Times New Roman"/>
-                <w:sz w:val="24"/>
-                <w:szCs w:val="24"/>
-              </w:rPr>
-              <w:t xml:space="preserve"> </w:t>
-            </w:r>
-            <w:proofErr w:type="spellStart"/>
-            <w:r>
-              <w:rPr>
-                <w:rFonts w:ascii="Times New Roman" w:hAnsi="Times New Roman" w:cs="Times New Roman"/>
-                <w:sz w:val="24"/>
-                <w:szCs w:val="24"/>
-              </w:rPr>
-              <w:t>số</w:t>
-            </w:r>
-            <w:proofErr w:type="spellEnd"/>
-            <w:r>
-              <w:rPr>
-                <w:rFonts w:ascii="Times New Roman" w:hAnsi="Times New Roman" w:cs="Times New Roman"/>
-                <w:sz w:val="24"/>
-                <w:szCs w:val="24"/>
-              </w:rPr>
-              <w:t xml:space="preserve"> </w:t>
-            </w:r>
-            <w:proofErr w:type="spellStart"/>
-            <w:r>
-              <w:rPr>
-                <w:rFonts w:ascii="Times New Roman" w:hAnsi="Times New Roman" w:cs="Times New Roman"/>
-                <w:sz w:val="24"/>
-                <w:szCs w:val="24"/>
-              </w:rPr>
-              <w:t>cổ</w:t>
-            </w:r>
-            <w:proofErr w:type="spellEnd"/>
-            <w:r>
-              <w:rPr>
-                <w:rFonts w:ascii="Times New Roman" w:hAnsi="Times New Roman" w:cs="Times New Roman"/>
-                <w:sz w:val="24"/>
-                <w:szCs w:val="24"/>
-              </w:rPr>
-              <w:t xml:space="preserve"> </w:t>
-            </w:r>
-            <w:proofErr w:type="spellStart"/>
-            <w:r>
-              <w:rPr>
-                <w:rFonts w:ascii="Times New Roman" w:hAnsi="Times New Roman" w:cs="Times New Roman"/>
-                <w:sz w:val="24"/>
-                <w:szCs w:val="24"/>
-              </w:rPr>
-              <w:t>phần</w:t>
-            </w:r>
-            <w:proofErr w:type="spellEnd"/>
-            <w:r>
-              <w:rPr>
-                <w:rFonts w:ascii="Times New Roman" w:hAnsi="Times New Roman" w:cs="Times New Roman"/>
-                <w:sz w:val="24"/>
-                <w:szCs w:val="24"/>
-              </w:rPr>
-              <w:t xml:space="preserve"> </w:t>
-            </w:r>
-            <w:proofErr w:type="spellStart"/>
-            <w:r>
-              <w:rPr>
-                <w:rFonts w:ascii="Times New Roman" w:hAnsi="Times New Roman" w:cs="Times New Roman"/>
-                <w:sz w:val="24"/>
-                <w:szCs w:val="24"/>
-              </w:rPr>
-              <w:t>có</w:t>
-            </w:r>
-            <w:proofErr w:type="spellEnd"/>
-            <w:r>
-              <w:rPr>
-                <w:rFonts w:ascii="Times New Roman" w:hAnsi="Times New Roman" w:cs="Times New Roman"/>
-                <w:sz w:val="24"/>
-                <w:szCs w:val="24"/>
-              </w:rPr>
-              <w:t xml:space="preserve"> </w:t>
-            </w:r>
-            <w:proofErr w:type="spellStart"/>
-            <w:r>
-              <w:rPr>
-                <w:rFonts w:ascii="Times New Roman" w:hAnsi="Times New Roman" w:cs="Times New Roman"/>
-                <w:sz w:val="24"/>
-                <w:szCs w:val="24"/>
-              </w:rPr>
-              <w:t>quyền</w:t>
-            </w:r>
-            <w:proofErr w:type="spellEnd"/>
-            <w:r>
-              <w:rPr>
-                <w:rFonts w:ascii="Times New Roman" w:hAnsi="Times New Roman" w:cs="Times New Roman"/>
-                <w:sz w:val="24"/>
-                <w:szCs w:val="24"/>
-              </w:rPr>
-              <w:t xml:space="preserve"> </w:t>
-            </w:r>
-            <w:proofErr w:type="spellStart"/>
-            <w:r>
-              <w:rPr>
-                <w:rFonts w:ascii="Times New Roman" w:hAnsi="Times New Roman" w:cs="Times New Roman"/>
-                <w:sz w:val="24"/>
-                <w:szCs w:val="24"/>
-              </w:rPr>
-              <w:t>biểu</w:t>
-            </w:r>
-            <w:proofErr w:type="spellEnd"/>
-            <w:r>
-              <w:rPr>
-                <w:rFonts w:ascii="Times New Roman" w:hAnsi="Times New Roman" w:cs="Times New Roman"/>
-                <w:sz w:val="24"/>
-                <w:szCs w:val="24"/>
-              </w:rPr>
-              <w:t xml:space="preserve"> </w:t>
-            </w:r>
-            <w:proofErr w:type="spellStart"/>
-            <w:r>
-              <w:rPr>
-                <w:rFonts w:ascii="Times New Roman" w:hAnsi="Times New Roman" w:cs="Times New Roman"/>
-                <w:sz w:val="24"/>
-                <w:szCs w:val="24"/>
-              </w:rPr>
-              <w:t>quyết</w:t>
-            </w:r>
-            <w:proofErr w:type="spellEnd"/>
+              <w:spacing w:after="0" w:line="300" w:lineRule="auto"/>
+              <w:jc w:val="center"/>
+              <w:rPr>
+                <w:rFonts w:ascii="Times New Roman" w:hAnsi="Times New Roman" w:cs="Times New Roman"/>
+                <w:sz w:val="24"/>
+                <w:szCs w:val="24"/>
+              </w:rPr>
+            </w:pPr>
+            <w:r>
+              <w:rPr>
+                <w:rFonts w:ascii="Times New Roman" w:hAnsi="Times New Roman" w:cs="Times New Roman"/>
+                <w:sz w:val="24"/>
+                <w:szCs w:val="24"/>
+              </w:rPr>
+              <w:t>Tỷ lệ sở hữu tổng số cổ phần có quyền biểu quyết</w:t>
+            </w:r>
           </w:p>
         </w:tc>
         <w:tc>
@@ -2233,7 +751,7 @@
                 <w:tab w:val="left" w:leader="dot" w:pos="4320"/>
                 <w:tab w:val="right" w:leader="dot" w:pos="8280"/>
               </w:tabs>
-              <w:spacing w:after="0" w:line="240" w:lineRule="auto"/>
+              <w:spacing w:after="0" w:line="300" w:lineRule="auto"/>
               <w:jc w:val="center"/>
               <w:rPr>
                 <w:rFonts w:ascii="Times New Roman" w:hAnsi="Times New Roman" w:cs="Times New Roman"/>
@@ -2248,18 +766,8 @@
                 <w:sz w:val="24"/>
                 <w:szCs w:val="24"/>
               </w:rPr>
-              <w:t xml:space="preserve">Quyền chi </w:t>
-            </w:r>
-            <w:proofErr w:type="spellStart"/>
-            <w:r>
-              <w:rPr>
-                <w:rFonts w:ascii="Times New Roman" w:hAnsi="Times New Roman" w:cs="Times New Roman"/>
-                <w:sz w:val="24"/>
-                <w:szCs w:val="24"/>
-              </w:rPr>
-              <w:t>phối</w:t>
-            </w:r>
-            <w:proofErr w:type="spellEnd"/>
+              <w:t>Quyền chi phối</w:t>
+            </w:r>
           </w:p>
         </w:tc>
         <w:tc>
@@ -2278,7 +786,7 @@
                 <w:tab w:val="left" w:leader="dot" w:pos="4320"/>
                 <w:tab w:val="right" w:leader="dot" w:pos="8280"/>
               </w:tabs>
-              <w:spacing w:after="0" w:line="240" w:lineRule="auto"/>
+              <w:spacing w:after="0" w:line="300" w:lineRule="auto"/>
               <w:jc w:val="center"/>
               <w:rPr>
                 <w:rFonts w:ascii="Times New Roman" w:hAnsi="Times New Roman" w:cs="Times New Roman"/>
@@ -2308,7 +816,7 @@
                 <w:tab w:val="left" w:leader="dot" w:pos="4320"/>
                 <w:tab w:val="right" w:leader="dot" w:pos="8280"/>
               </w:tabs>
-              <w:spacing w:after="0" w:line="240" w:lineRule="auto"/>
+              <w:spacing w:after="0" w:line="300" w:lineRule="auto"/>
               <w:jc w:val="center"/>
               <w:rPr>
                 <w:rFonts w:ascii="Times New Roman" w:hAnsi="Times New Roman" w:cs="Times New Roman"/>
@@ -2343,7 +851,7 @@
                 <w:tab w:val="left" w:leader="dot" w:pos="4320"/>
                 <w:tab w:val="right" w:leader="dot" w:pos="8280"/>
               </w:tabs>
-              <w:spacing w:after="0" w:line="240" w:lineRule="auto"/>
+              <w:spacing w:after="0" w:line="300" w:lineRule="auto"/>
               <w:jc w:val="center"/>
               <w:rPr>
                 <w:rFonts w:ascii="Times New Roman" w:hAnsi="Times New Roman" w:cs="Times New Roman"/>
@@ -2378,7 +886,7 @@
                 <w:tab w:val="left" w:leader="dot" w:pos="4320"/>
                 <w:tab w:val="right" w:leader="dot" w:pos="8280"/>
               </w:tabs>
-              <w:spacing w:after="0" w:line="240" w:lineRule="auto"/>
+              <w:spacing w:after="0" w:line="300" w:lineRule="auto"/>
               <w:jc w:val="center"/>
               <w:rPr>
                 <w:rFonts w:ascii="Times New Roman" w:hAnsi="Times New Roman" w:cs="Times New Roman"/>
@@ -2413,7 +921,7 @@
                 <w:tab w:val="left" w:leader="dot" w:pos="4320"/>
                 <w:tab w:val="right" w:leader="dot" w:pos="8280"/>
               </w:tabs>
-              <w:spacing w:after="0" w:line="240" w:lineRule="auto"/>
+              <w:spacing w:after="0" w:line="300" w:lineRule="auto"/>
               <w:jc w:val="center"/>
               <w:rPr>
                 <w:rFonts w:ascii="Times New Roman" w:hAnsi="Times New Roman" w:cs="Times New Roman"/>
@@ -2449,7 +957,7 @@
                 <w:tab w:val="left" w:leader="dot" w:pos="4320"/>
                 <w:tab w:val="right" w:leader="dot" w:pos="8280"/>
               </w:tabs>
-              <w:spacing w:after="0" w:line="240" w:lineRule="auto"/>
+              <w:spacing w:after="0" w:line="300" w:lineRule="auto"/>
               <w:jc w:val="center"/>
               <w:rPr>
                 <w:rFonts w:ascii="Times New Roman" w:hAnsi="Times New Roman" w:cs="Times New Roman"/>
@@ -2484,7 +992,7 @@
                 <w:tab w:val="left" w:leader="dot" w:pos="4320"/>
                 <w:tab w:val="right" w:leader="dot" w:pos="8280"/>
               </w:tabs>
-              <w:spacing w:after="0" w:line="240" w:lineRule="auto"/>
+              <w:spacing w:after="0" w:line="300" w:lineRule="auto"/>
               <w:jc w:val="center"/>
               <w:rPr>
                 <w:rFonts w:ascii="Times New Roman" w:hAnsi="Times New Roman" w:cs="Times New Roman"/>
@@ -2519,7 +1027,7 @@
                 <w:tab w:val="left" w:leader="dot" w:pos="4320"/>
                 <w:tab w:val="right" w:leader="dot" w:pos="8280"/>
               </w:tabs>
-              <w:spacing w:after="0" w:line="240" w:lineRule="auto"/>
+              <w:spacing w:after="0" w:line="300" w:lineRule="auto"/>
               <w:jc w:val="center"/>
               <w:rPr>
                 <w:rFonts w:ascii="Times New Roman" w:hAnsi="Times New Roman" w:cs="Times New Roman"/>
@@ -2554,7 +1062,7 @@
                 <w:tab w:val="left" w:leader="dot" w:pos="4320"/>
                 <w:tab w:val="right" w:leader="dot" w:pos="8280"/>
               </w:tabs>
-              <w:spacing w:after="0" w:line="240" w:lineRule="auto"/>
+              <w:spacing w:after="0" w:line="300" w:lineRule="auto"/>
               <w:jc w:val="center"/>
               <w:rPr>
                 <w:rFonts w:ascii="Times New Roman" w:hAnsi="Times New Roman" w:cs="Times New Roman"/>
@@ -2589,7 +1097,7 @@
                 <w:tab w:val="left" w:leader="dot" w:pos="4320"/>
                 <w:tab w:val="right" w:leader="dot" w:pos="8280"/>
               </w:tabs>
-              <w:spacing w:after="0" w:line="240" w:lineRule="auto"/>
+              <w:spacing w:after="0" w:line="300" w:lineRule="auto"/>
               <w:jc w:val="center"/>
               <w:rPr>
                 <w:rFonts w:ascii="Times New Roman" w:hAnsi="Times New Roman" w:cs="Times New Roman"/>
@@ -2624,7 +1132,7 @@
                 <w:tab w:val="left" w:leader="dot" w:pos="4320"/>
                 <w:tab w:val="right" w:leader="dot" w:pos="8280"/>
               </w:tabs>
-              <w:spacing w:after="0" w:line="240" w:lineRule="auto"/>
+              <w:spacing w:after="0" w:line="300" w:lineRule="auto"/>
               <w:jc w:val="center"/>
               <w:rPr>
                 <w:rFonts w:ascii="Times New Roman" w:hAnsi="Times New Roman" w:cs="Times New Roman"/>
@@ -2659,7 +1167,7 @@
                 <w:tab w:val="left" w:leader="dot" w:pos="4320"/>
                 <w:tab w:val="right" w:leader="dot" w:pos="8280"/>
               </w:tabs>
-              <w:spacing w:after="0" w:line="240" w:lineRule="auto"/>
+              <w:spacing w:after="0" w:line="300" w:lineRule="auto"/>
               <w:jc w:val="center"/>
               <w:rPr>
                 <w:rFonts w:ascii="Times New Roman" w:hAnsi="Times New Roman" w:cs="Times New Roman"/>
@@ -2695,7 +1203,7 @@
                 <w:tab w:val="left" w:leader="dot" w:pos="4320"/>
                 <w:tab w:val="right" w:leader="dot" w:pos="8280"/>
               </w:tabs>
-              <w:spacing w:after="0" w:line="240" w:lineRule="auto"/>
+              <w:spacing w:after="0" w:line="300" w:lineRule="auto"/>
               <w:jc w:val="center"/>
               <w:rPr>
                 <w:rFonts w:ascii="Times New Roman" w:hAnsi="Times New Roman" w:cs="Times New Roman"/>
@@ -2736,7 +1244,7 @@
                 <w:tab w:val="right" w:leader="dot" w:pos="8280"/>
               </w:tabs>
               <w:snapToGrid w:val="0"/>
-              <w:spacing w:after="0" w:line="240" w:lineRule="auto"/>
+              <w:spacing w:after="0" w:line="300" w:lineRule="auto"/>
               <w:jc w:val="center"/>
               <w:rPr>
                 <w:rFonts w:ascii="Times New Roman" w:hAnsi="Times New Roman" w:cs="Times New Roman"/>
@@ -2750,25 +1258,7 @@
                 <w:sz w:val="25"/>
                 <w:szCs w:val="25"/>
               </w:rPr>
-              <w:t>{#thanh_</w:t>
-            </w:r>
-            <w:proofErr w:type="gramStart"/>
-            <w:r>
-              <w:rPr>
-                <w:rFonts w:ascii="Times New Roman" w:hAnsi="Times New Roman" w:cs="Times New Roman"/>
-                <w:sz w:val="25"/>
-                <w:szCs w:val="25"/>
-              </w:rPr>
-              <w:t>vien}{</w:t>
-            </w:r>
-            <w:proofErr w:type="gramEnd"/>
-            <w:r>
-              <w:rPr>
-                <w:rFonts w:ascii="Times New Roman" w:hAnsi="Times New Roman" w:cs="Times New Roman"/>
-                <w:sz w:val="25"/>
-                <w:szCs w:val="25"/>
-              </w:rPr>
-              <w:t>stt}</w:t>
+              <w:t>{#thanh_vien}{stt}</w:t>
             </w:r>
           </w:p>
         </w:tc>
@@ -2789,7 +1279,7 @@
                 <w:tab w:val="right" w:leader="dot" w:pos="8280"/>
               </w:tabs>
               <w:snapToGrid w:val="0"/>
-              <w:spacing w:after="0" w:line="240" w:lineRule="auto"/>
+              <w:spacing w:after="0" w:line="300" w:lineRule="auto"/>
               <w:jc w:val="center"/>
               <w:rPr>
                 <w:rFonts w:ascii="Times New Roman" w:hAnsi="Times New Roman" w:cs="Times New Roman"/>
@@ -2809,31 +1299,7 @@
                 <w:szCs w:val="24"/>
                 <w:highlight w:val="yellow"/>
               </w:rPr>
-              <w:t>{</w:t>
-            </w:r>
-            <w:proofErr w:type="spellStart"/>
-            <w:r>
-              <w:rPr>
-                <w:rFonts w:ascii="Times New Roman" w:hAnsi="Times New Roman" w:cs="Times New Roman"/>
-                <w:b/>
-                <w:bCs/>
-                <w:sz w:val="24"/>
-                <w:szCs w:val="24"/>
-                <w:highlight w:val="yellow"/>
-              </w:rPr>
-              <w:t>ho_ten</w:t>
-            </w:r>
-            <w:proofErr w:type="spellEnd"/>
-            <w:r>
-              <w:rPr>
-                <w:rFonts w:ascii="Times New Roman" w:hAnsi="Times New Roman" w:cs="Times New Roman"/>
-                <w:b/>
-                <w:bCs/>
-                <w:sz w:val="24"/>
-                <w:szCs w:val="24"/>
-                <w:highlight w:val="yellow"/>
-              </w:rPr>
-              <w:t>}</w:t>
+              <w:t>{ho_ten}</w:t>
             </w:r>
           </w:p>
         </w:tc>
@@ -2854,7 +1320,7 @@
                 <w:tab w:val="right" w:leader="dot" w:pos="8280"/>
               </w:tabs>
               <w:snapToGrid w:val="0"/>
-              <w:spacing w:after="0" w:line="240" w:lineRule="auto"/>
+              <w:spacing w:after="0" w:line="300" w:lineRule="auto"/>
               <w:jc w:val="center"/>
               <w:rPr>
                 <w:rFonts w:ascii="Times New Roman" w:hAnsi="Times New Roman" w:cs="Times New Roman"/>
@@ -2870,25 +1336,7 @@
                 <w:sz w:val="24"/>
                 <w:szCs w:val="24"/>
               </w:rPr>
-              <w:t>{</w:t>
-            </w:r>
-            <w:proofErr w:type="spellStart"/>
-            <w:r>
-              <w:rPr>
-                <w:rFonts w:ascii="Times New Roman" w:hAnsi="Times New Roman" w:cs="Times New Roman"/>
-                <w:sz w:val="24"/>
-                <w:szCs w:val="24"/>
-              </w:rPr>
-              <w:t>ngay_sinh</w:t>
-            </w:r>
-            <w:proofErr w:type="spellEnd"/>
-            <w:r>
-              <w:rPr>
-                <w:rFonts w:ascii="Times New Roman" w:hAnsi="Times New Roman" w:cs="Times New Roman"/>
-                <w:sz w:val="24"/>
-                <w:szCs w:val="24"/>
-              </w:rPr>
-              <w:t>}</w:t>
+              <w:t>{ngay_sinh}</w:t>
             </w:r>
           </w:p>
         </w:tc>
@@ -2909,7 +1357,7 @@
                 <w:tab w:val="right" w:leader="dot" w:pos="8280"/>
               </w:tabs>
               <w:snapToGrid w:val="0"/>
-              <w:spacing w:after="0" w:line="240" w:lineRule="auto"/>
+              <w:spacing w:after="0" w:line="300" w:lineRule="auto"/>
               <w:jc w:val="center"/>
               <w:rPr>
                 <w:rFonts w:ascii="Times New Roman" w:hAnsi="Times New Roman" w:cs="Times New Roman"/>
@@ -2924,25 +1372,7 @@
                 <w:sz w:val="24"/>
                 <w:szCs w:val="24"/>
               </w:rPr>
-              <w:t>{</w:t>
-            </w:r>
-            <w:proofErr w:type="spellStart"/>
-            <w:r>
-              <w:rPr>
-                <w:rFonts w:ascii="Times New Roman" w:hAnsi="Times New Roman" w:cs="Times New Roman"/>
-                <w:sz w:val="24"/>
-                <w:szCs w:val="24"/>
-              </w:rPr>
-              <w:t>gioi_tinh</w:t>
-            </w:r>
-            <w:proofErr w:type="spellEnd"/>
-            <w:r>
-              <w:rPr>
-                <w:rFonts w:ascii="Times New Roman" w:hAnsi="Times New Roman" w:cs="Times New Roman"/>
-                <w:sz w:val="24"/>
-                <w:szCs w:val="24"/>
-              </w:rPr>
-              <w:t>}</w:t>
+              <w:t>{gioi_tinh}</w:t>
             </w:r>
           </w:p>
         </w:tc>
@@ -2963,7 +1393,7 @@
                 <w:tab w:val="right" w:leader="dot" w:pos="8280"/>
               </w:tabs>
               <w:snapToGrid w:val="0"/>
-              <w:spacing w:after="0" w:line="240" w:lineRule="auto"/>
+              <w:spacing w:after="0" w:line="300" w:lineRule="auto"/>
               <w:jc w:val="center"/>
               <w:rPr>
                 <w:rFonts w:ascii="Times New Roman" w:hAnsi="Times New Roman" w:cs="Times New Roman"/>
@@ -2987,7 +1417,7 @@
                 <w:tab w:val="right" w:pos="9072"/>
               </w:tabs>
               <w:suppressAutoHyphens/>
-              <w:spacing w:line="240" w:lineRule="auto"/>
+              <w:spacing w:after="0" w:line="300" w:lineRule="auto"/>
               <w:jc w:val="center"/>
               <w:rPr>
                 <w:rFonts w:ascii="Times New Roman" w:hAnsi="Times New Roman" w:cs="Times New Roman"/>
@@ -3010,77 +1440,31 @@
                 <w:sz w:val="24"/>
                 <w:szCs w:val="24"/>
               </w:rPr>
-              <w:t xml:space="preserve"> {</w:t>
-            </w:r>
-            <w:proofErr w:type="spellStart"/>
-            <w:r>
-              <w:rPr>
-                <w:rFonts w:ascii="Times New Roman" w:hAnsi="Times New Roman" w:cs="Times New Roman"/>
-                <w:sz w:val="24"/>
-                <w:szCs w:val="24"/>
-              </w:rPr>
-              <w:t>so_dinh_danh</w:t>
-            </w:r>
-            <w:proofErr w:type="spellEnd"/>
-            <w:r>
-              <w:rPr>
-                <w:rFonts w:ascii="Times New Roman" w:hAnsi="Times New Roman" w:cs="Times New Roman"/>
-                <w:sz w:val="24"/>
-                <w:szCs w:val="24"/>
-              </w:rPr>
-              <w:t>}.</w:t>
-            </w:r>
-          </w:p>
-          <w:p>
-            <w:pPr>
-              <w:spacing w:line="240" w:lineRule="auto"/>
-              <w:jc w:val="center"/>
-              <w:rPr>
-                <w:rFonts w:ascii="Times New Roman" w:hAnsi="Times New Roman" w:cs="Times New Roman"/>
-                <w:sz w:val="24"/>
-                <w:szCs w:val="24"/>
-              </w:rPr>
-            </w:pPr>
-            <w:proofErr w:type="spellStart"/>
-            <w:r>
-              <w:rPr>
-                <w:rFonts w:ascii="Times New Roman" w:hAnsi="Times New Roman" w:cs="Times New Roman"/>
-                <w:sz w:val="24"/>
-                <w:szCs w:val="24"/>
-              </w:rPr>
-              <w:t>Ngày</w:t>
-            </w:r>
-            <w:proofErr w:type="spellEnd"/>
-            <w:r>
-              <w:rPr>
-                <w:rFonts w:ascii="Times New Roman" w:hAnsi="Times New Roman" w:cs="Times New Roman"/>
-                <w:sz w:val="24"/>
-                <w:szCs w:val="24"/>
-              </w:rPr>
-              <w:t xml:space="preserve"> </w:t>
-            </w:r>
-            <w:proofErr w:type="spellStart"/>
-            <w:r>
-              <w:rPr>
-                <w:rFonts w:ascii="Times New Roman" w:hAnsi="Times New Roman" w:cs="Times New Roman"/>
-                <w:sz w:val="24"/>
-                <w:szCs w:val="24"/>
-              </w:rPr>
-              <w:t>cấp</w:t>
-            </w:r>
-            <w:proofErr w:type="spellEnd"/>
-            <w:r>
-              <w:rPr>
-                <w:rFonts w:ascii="Times New Roman" w:hAnsi="Times New Roman" w:cs="Times New Roman"/>
-                <w:sz w:val="24"/>
-                <w:szCs w:val="24"/>
-              </w:rPr>
-              <w:t>:</w:t>
-            </w:r>
-          </w:p>
-          <w:p>
-            <w:pPr>
-              <w:spacing w:line="240" w:lineRule="auto"/>
+              <w:t xml:space="preserve"> {so_dinh_danh}.</w:t>
+            </w:r>
+          </w:p>
+          <w:p>
+            <w:pPr>
+              <w:spacing w:after="0" w:line="300" w:lineRule="auto"/>
+              <w:jc w:val="center"/>
+              <w:rPr>
+                <w:rFonts w:ascii="Times New Roman" w:hAnsi="Times New Roman" w:cs="Times New Roman"/>
+                <w:sz w:val="24"/>
+                <w:szCs w:val="24"/>
+              </w:rPr>
+            </w:pPr>
+            <w:r>
+              <w:rPr>
+                <w:rFonts w:ascii="Times New Roman" w:hAnsi="Times New Roman" w:cs="Times New Roman"/>
+                <w:sz w:val="24"/>
+                <w:szCs w:val="24"/>
+              </w:rPr>
+              <w:t>Ngày cấp:</w:t>
+            </w:r>
+          </w:p>
+          <w:p>
+            <w:pPr>
+              <w:spacing w:after="0" w:line="300" w:lineRule="auto"/>
               <w:jc w:val="center"/>
               <w:rPr>
                 <w:rFonts w:ascii="Times New Roman" w:hAnsi="Times New Roman" w:cs="Times New Roman"/>
@@ -3090,41 +1474,13 @@
                 <w:lang w:eastAsia="zh-CN"/>
               </w:rPr>
             </w:pPr>
-            <w:proofErr w:type="spellStart"/>
-            <w:r>
-              <w:rPr>
-                <w:rFonts w:ascii="Times New Roman" w:hAnsi="Times New Roman" w:cs="Times New Roman"/>
-                <w:sz w:val="24"/>
-                <w:szCs w:val="24"/>
-              </w:rPr>
-              <w:t>Nơi</w:t>
-            </w:r>
-            <w:proofErr w:type="spellEnd"/>
-            <w:r>
-              <w:rPr>
-                <w:rFonts w:ascii="Times New Roman" w:hAnsi="Times New Roman" w:cs="Times New Roman"/>
-                <w:sz w:val="24"/>
-                <w:szCs w:val="24"/>
-              </w:rPr>
-              <w:t xml:space="preserve"> </w:t>
-            </w:r>
-            <w:proofErr w:type="spellStart"/>
-            <w:r>
-              <w:rPr>
-                <w:rFonts w:ascii="Times New Roman" w:hAnsi="Times New Roman" w:cs="Times New Roman"/>
-                <w:sz w:val="24"/>
-                <w:szCs w:val="24"/>
-              </w:rPr>
-              <w:t>cấp</w:t>
-            </w:r>
-            <w:proofErr w:type="spellEnd"/>
-            <w:r>
-              <w:rPr>
-                <w:rFonts w:ascii="Times New Roman" w:hAnsi="Times New Roman" w:cs="Times New Roman"/>
-                <w:sz w:val="24"/>
-                <w:szCs w:val="24"/>
-              </w:rPr>
-              <w:t>:</w:t>
+            <w:r>
+              <w:rPr>
+                <w:rFonts w:ascii="Times New Roman" w:hAnsi="Times New Roman" w:cs="Times New Roman"/>
+                <w:sz w:val="24"/>
+                <w:szCs w:val="24"/>
+              </w:rPr>
+              <w:t>Nơi cấp:</w:t>
             </w:r>
           </w:p>
           <w:p>
@@ -3142,7 +1498,7 @@
                 <w:tab w:val="right" w:pos="9072"/>
               </w:tabs>
               <w:suppressAutoHyphens/>
-              <w:spacing w:line="240" w:lineRule="auto"/>
+              <w:spacing w:after="0" w:line="300" w:lineRule="auto"/>
               <w:jc w:val="center"/>
               <w:rPr>
                 <w:rFonts w:ascii="Times New Roman" w:hAnsi="Times New Roman" w:cs="Times New Roman"/>
@@ -3159,7 +1515,7 @@
                 <w:tab w:val="right" w:leader="dot" w:pos="8280"/>
               </w:tabs>
               <w:snapToGrid w:val="0"/>
-              <w:spacing w:after="0" w:line="240" w:lineRule="auto"/>
+              <w:spacing w:after="0" w:line="300" w:lineRule="auto"/>
               <w:jc w:val="center"/>
               <w:rPr>
                 <w:rFonts w:ascii="Times New Roman" w:hAnsi="Times New Roman" w:cs="Times New Roman"/>
@@ -3187,7 +1543,7 @@
                 <w:tab w:val="right" w:leader="dot" w:pos="8280"/>
               </w:tabs>
               <w:snapToGrid w:val="0"/>
-              <w:spacing w:after="0" w:line="240" w:lineRule="auto"/>
+              <w:spacing w:after="0" w:line="300" w:lineRule="auto"/>
               <w:jc w:val="center"/>
               <w:rPr>
                 <w:rFonts w:ascii="Times New Roman" w:hAnsi="Times New Roman" w:cs="Times New Roman"/>
@@ -3216,7 +1572,7 @@
                 <w:tab w:val="right" w:leader="dot" w:pos="8280"/>
               </w:tabs>
               <w:snapToGrid w:val="0"/>
-              <w:spacing w:after="0" w:line="240" w:lineRule="auto"/>
+              <w:spacing w:after="0" w:line="300" w:lineRule="auto"/>
               <w:jc w:val="center"/>
               <w:rPr>
                 <w:rFonts w:ascii="Times New Roman" w:hAnsi="Times New Roman" w:cs="Times New Roman"/>
@@ -3245,7 +1601,7 @@
                 <w:tab w:val="right" w:leader="dot" w:pos="8280"/>
               </w:tabs>
               <w:snapToGrid w:val="0"/>
-              <w:spacing w:after="0" w:line="240" w:lineRule="auto"/>
+              <w:spacing w:after="0" w:line="300" w:lineRule="auto"/>
               <w:jc w:val="center"/>
               <w:rPr>
                 <w:rFonts w:ascii="Times New Roman" w:hAnsi="Times New Roman" w:cs="Times New Roman"/>
@@ -3261,25 +1617,7 @@
                 <w:sz w:val="24"/>
                 <w:szCs w:val="24"/>
               </w:rPr>
-              <w:t>{</w:t>
-            </w:r>
-            <w:proofErr w:type="spellStart"/>
-            <w:r>
-              <w:rPr>
-                <w:rFonts w:ascii="Times New Roman" w:hAnsi="Times New Roman" w:cs="Times New Roman"/>
-                <w:sz w:val="24"/>
-                <w:szCs w:val="24"/>
-              </w:rPr>
-              <w:t>dia_chi</w:t>
-            </w:r>
-            <w:proofErr w:type="spellEnd"/>
-            <w:r>
-              <w:rPr>
-                <w:rFonts w:ascii="Times New Roman" w:hAnsi="Times New Roman" w:cs="Times New Roman"/>
-                <w:sz w:val="24"/>
-                <w:szCs w:val="24"/>
-              </w:rPr>
-              <w:t>}</w:t>
+              <w:t>{dia_chi}</w:t>
             </w:r>
           </w:p>
         </w:tc>
@@ -3300,7 +1638,7 @@
                 <w:tab w:val="right" w:leader="dot" w:pos="8280"/>
               </w:tabs>
               <w:snapToGrid w:val="0"/>
-              <w:spacing w:after="0" w:line="240" w:lineRule="auto"/>
+              <w:spacing w:after="0" w:line="300" w:lineRule="auto"/>
               <w:jc w:val="center"/>
               <w:rPr>
                 <w:rFonts w:ascii="Times New Roman" w:hAnsi="Times New Roman" w:cs="Times New Roman"/>
@@ -3315,25 +1653,7 @@
                 <w:sz w:val="24"/>
                 <w:szCs w:val="24"/>
               </w:rPr>
-              <w:t>{</w:t>
-            </w:r>
-            <w:proofErr w:type="spellStart"/>
-            <w:r>
-              <w:rPr>
-                <w:rFonts w:ascii="Times New Roman" w:hAnsi="Times New Roman" w:cs="Times New Roman"/>
-                <w:sz w:val="24"/>
-                <w:szCs w:val="24"/>
-              </w:rPr>
-              <w:t>von_so</w:t>
-            </w:r>
-            <w:proofErr w:type="spellEnd"/>
-            <w:r>
-              <w:rPr>
-                <w:rFonts w:ascii="Times New Roman" w:hAnsi="Times New Roman" w:cs="Times New Roman"/>
-                <w:sz w:val="24"/>
-                <w:szCs w:val="24"/>
-              </w:rPr>
-              <w:t>}</w:t>
+              <w:t>{von_so}</w:t>
             </w:r>
             <w:r>
               <w:rPr>
@@ -3363,39 +1683,21 @@
                 <w:tab w:val="right" w:leader="dot" w:pos="8280"/>
               </w:tabs>
               <w:snapToGrid w:val="0"/>
-              <w:spacing w:after="0" w:line="240" w:lineRule="auto"/>
-              <w:jc w:val="center"/>
-              <w:rPr>
-                <w:rFonts w:ascii="Times New Roman" w:hAnsi="Times New Roman" w:cs="Times New Roman"/>
-                <w:sz w:val="24"/>
-                <w:szCs w:val="24"/>
-              </w:rPr>
-            </w:pPr>
-            <w:r>
-              <w:rPr>
-                <w:rFonts w:ascii="Times New Roman" w:hAnsi="Times New Roman" w:cs="Times New Roman"/>
-                <w:sz w:val="24"/>
-                <w:szCs w:val="24"/>
-              </w:rPr>
-              <w:t>{</w:t>
-            </w:r>
-            <w:proofErr w:type="spellStart"/>
-            <w:r>
-              <w:rPr>
-                <w:rFonts w:ascii="Times New Roman" w:hAnsi="Times New Roman" w:cs="Times New Roman"/>
-                <w:sz w:val="24"/>
-                <w:szCs w:val="24"/>
-              </w:rPr>
-              <w:t>ty_le</w:t>
-            </w:r>
-            <w:proofErr w:type="spellEnd"/>
-            <w:r>
-              <w:rPr>
-                <w:rFonts w:ascii="Times New Roman" w:hAnsi="Times New Roman" w:cs="Times New Roman"/>
-                <w:sz w:val="24"/>
-                <w:szCs w:val="24"/>
-              </w:rPr>
-              <w:t>}</w:t>
+              <w:spacing w:after="0" w:line="300" w:lineRule="auto"/>
+              <w:jc w:val="center"/>
+              <w:rPr>
+                <w:rFonts w:ascii="Times New Roman" w:hAnsi="Times New Roman" w:cs="Times New Roman"/>
+                <w:sz w:val="24"/>
+                <w:szCs w:val="24"/>
+              </w:rPr>
+            </w:pPr>
+            <w:r>
+              <w:rPr>
+                <w:rFonts w:ascii="Times New Roman" w:hAnsi="Times New Roman" w:cs="Times New Roman"/>
+                <w:sz w:val="24"/>
+                <w:szCs w:val="24"/>
+              </w:rPr>
+              <w:t>{ty_le}</w:t>
             </w:r>
           </w:p>
         </w:tc>
@@ -3415,39 +1717,21 @@
                 <w:tab w:val="right" w:leader="dot" w:pos="8280"/>
               </w:tabs>
               <w:snapToGrid w:val="0"/>
-              <w:spacing w:after="0" w:line="240" w:lineRule="auto"/>
-              <w:jc w:val="center"/>
-              <w:rPr>
-                <w:rFonts w:ascii="Times New Roman" w:hAnsi="Times New Roman" w:cs="Times New Roman"/>
-                <w:sz w:val="24"/>
-                <w:szCs w:val="24"/>
-              </w:rPr>
-            </w:pPr>
-            <w:r>
-              <w:rPr>
-                <w:rFonts w:ascii="Times New Roman" w:hAnsi="Times New Roman" w:cs="Times New Roman"/>
-                <w:sz w:val="24"/>
-                <w:szCs w:val="24"/>
-              </w:rPr>
-              <w:t>{</w:t>
-            </w:r>
-            <w:proofErr w:type="spellStart"/>
-            <w:r>
-              <w:rPr>
-                <w:rFonts w:ascii="Times New Roman" w:hAnsi="Times New Roman" w:cs="Times New Roman"/>
-                <w:sz w:val="24"/>
-                <w:szCs w:val="24"/>
-              </w:rPr>
-              <w:t>quyen_chi_phoi</w:t>
-            </w:r>
-            <w:proofErr w:type="spellEnd"/>
-            <w:r>
-              <w:rPr>
-                <w:rFonts w:ascii="Times New Roman" w:hAnsi="Times New Roman" w:cs="Times New Roman"/>
-                <w:sz w:val="24"/>
-                <w:szCs w:val="24"/>
-              </w:rPr>
-              <w:t>}</w:t>
+              <w:spacing w:after="0" w:line="300" w:lineRule="auto"/>
+              <w:jc w:val="center"/>
+              <w:rPr>
+                <w:rFonts w:ascii="Times New Roman" w:hAnsi="Times New Roman" w:cs="Times New Roman"/>
+                <w:sz w:val="24"/>
+                <w:szCs w:val="24"/>
+              </w:rPr>
+            </w:pPr>
+            <w:r>
+              <w:rPr>
+                <w:rFonts w:ascii="Times New Roman" w:hAnsi="Times New Roman" w:cs="Times New Roman"/>
+                <w:sz w:val="24"/>
+                <w:szCs w:val="24"/>
+              </w:rPr>
+              <w:t>{quyen_chi_phoi}</w:t>
             </w:r>
           </w:p>
         </w:tc>
@@ -3468,39 +1752,21 @@
                 <w:tab w:val="right" w:leader="dot" w:pos="8280"/>
               </w:tabs>
               <w:snapToGrid w:val="0"/>
-              <w:spacing w:after="0" w:line="240" w:lineRule="auto"/>
-              <w:jc w:val="center"/>
-              <w:rPr>
-                <w:rFonts w:ascii="Times New Roman" w:hAnsi="Times New Roman" w:cs="Times New Roman"/>
-                <w:sz w:val="24"/>
-                <w:szCs w:val="24"/>
-              </w:rPr>
-            </w:pPr>
-            <w:r>
-              <w:rPr>
-                <w:rFonts w:ascii="Times New Roman" w:hAnsi="Times New Roman" w:cs="Times New Roman"/>
-                <w:sz w:val="24"/>
-                <w:szCs w:val="24"/>
-              </w:rPr>
-              <w:t>{/</w:t>
-            </w:r>
-            <w:proofErr w:type="spellStart"/>
-            <w:r>
-              <w:rPr>
-                <w:rFonts w:ascii="Times New Roman" w:hAnsi="Times New Roman" w:cs="Times New Roman"/>
-                <w:sz w:val="24"/>
-                <w:szCs w:val="24"/>
-              </w:rPr>
-              <w:t>thanh_vien</w:t>
-            </w:r>
-            <w:proofErr w:type="spellEnd"/>
-            <w:r>
-              <w:rPr>
-                <w:rFonts w:ascii="Times New Roman" w:hAnsi="Times New Roman" w:cs="Times New Roman"/>
-                <w:sz w:val="24"/>
-                <w:szCs w:val="24"/>
-              </w:rPr>
-              <w:t>}</w:t>
+              <w:spacing w:after="0" w:line="300" w:lineRule="auto"/>
+              <w:jc w:val="center"/>
+              <w:rPr>
+                <w:rFonts w:ascii="Times New Roman" w:hAnsi="Times New Roman" w:cs="Times New Roman"/>
+                <w:sz w:val="24"/>
+                <w:szCs w:val="24"/>
+              </w:rPr>
+            </w:pPr>
+            <w:r>
+              <w:rPr>
+                <w:rFonts w:ascii="Times New Roman" w:hAnsi="Times New Roman" w:cs="Times New Roman"/>
+                <w:sz w:val="24"/>
+                <w:szCs w:val="24"/>
+              </w:rPr>
+              <w:t>{/thanh_vien}</w:t>
             </w:r>
           </w:p>
         </w:tc>
@@ -3508,7 +1774,7 @@
     </w:tbl>
     <w:p>
       <w:pPr>
-        <w:spacing w:line="240" w:lineRule="auto"/>
+        <w:spacing w:after="0" w:line="300" w:lineRule="auto"/>
         <w:rPr>
           <w:rFonts w:ascii="Times New Roman" w:hAnsi="Times New Roman" w:cs="Times New Roman"/>
           <w:b/>
@@ -3543,7 +1809,7 @@
           </w:tcPr>
           <w:p>
             <w:pPr>
-              <w:spacing w:after="0" w:line="240" w:lineRule="auto"/>
+              <w:spacing w:after="0" w:line="300" w:lineRule="auto"/>
               <w:jc w:val="center"/>
               <w:rPr>
                 <w:rFonts w:ascii="Times New Roman" w:hAnsi="Times New Roman" w:cs="Times New Roman"/>
@@ -3565,7 +1831,7 @@
               <w:tabs>
                 <w:tab w:val="left" w:pos="284"/>
               </w:tabs>
-              <w:spacing w:line="240" w:lineRule="auto"/>
+              <w:spacing w:after="0" w:line="300" w:lineRule="auto"/>
               <w:rPr>
                 <w:rFonts w:ascii="Times New Roman" w:hAnsi="Times New Roman" w:cs="Times New Roman"/>
                 <w:i/>
@@ -3580,7 +1846,7 @@
               <w:tabs>
                 <w:tab w:val="left" w:pos="284"/>
               </w:tabs>
-              <w:spacing w:line="240" w:lineRule="auto"/>
+              <w:spacing w:after="0" w:line="300" w:lineRule="auto"/>
               <w:jc w:val="center"/>
               <w:rPr>
                 <w:rFonts w:ascii="Times New Roman" w:hAnsi="Times New Roman" w:cs="Times New Roman"/>
@@ -3597,9 +1863,8 @@
                 <w:sz w:val="24"/>
                 <w:szCs w:val="24"/>
               </w:rPr>
-              <w:t>{</w:t>
-            </w:r>
-            <w:proofErr w:type="spellStart"/>
+              <w:t>{tinh_thanh_tru_so},</w:t>
+            </w:r>
             <w:r>
               <w:rPr>
                 <w:rFonts w:ascii="Times New Roman" w:hAnsi="Times New Roman" w:cs="Times New Roman"/>
@@ -3607,38 +1872,8 @@
                 <w:sz w:val="24"/>
                 <w:szCs w:val="24"/>
               </w:rPr>
-              <w:t>tinh_thanh_tru_so</w:t>
-            </w:r>
-            <w:proofErr w:type="spellEnd"/>
-            <w:r>
-              <w:rPr>
-                <w:rFonts w:ascii="Times New Roman" w:hAnsi="Times New Roman" w:cs="Times New Roman"/>
-                <w:i/>
-                <w:sz w:val="24"/>
-                <w:szCs w:val="24"/>
-              </w:rPr>
-              <w:t>},</w:t>
-            </w:r>
-            <w:r>
-              <w:rPr>
-                <w:rFonts w:ascii="Times New Roman" w:hAnsi="Times New Roman" w:cs="Times New Roman"/>
-                <w:i/>
-                <w:sz w:val="24"/>
-                <w:szCs w:val="24"/>
-              </w:rPr>
-              <w:t xml:space="preserve"> </w:t>
-            </w:r>
-            <w:proofErr w:type="spellStart"/>
-            <w:r>
-              <w:rPr>
-                <w:rFonts w:ascii="Times New Roman" w:hAnsi="Times New Roman" w:cs="Times New Roman"/>
-                <w:i/>
-                <w:sz w:val="24"/>
-                <w:szCs w:val="24"/>
-              </w:rPr>
-              <w:t>Ngày</w:t>
-            </w:r>
-            <w:proofErr w:type="spellEnd"/>
+              <w:t xml:space="preserve"> Ngày</w:t>
+            </w:r>
             <w:r>
               <w:rPr>
                 <w:rFonts w:ascii="Times New Roman" w:hAnsi="Times New Roman" w:cs="Times New Roman"/>
@@ -3656,9 +1891,8 @@
                 <w:sz w:val="24"/>
                 <w:szCs w:val="24"/>
               </w:rPr>
-              <w:t>{</w:t>
-            </w:r>
-            <w:proofErr w:type="spellStart"/>
+              <w:t>{ngay_lam_don}</w:t>
+            </w:r>
             <w:r>
               <w:rPr>
                 <w:rFonts w:ascii="Times New Roman" w:hAnsi="Times New Roman" w:cs="Times New Roman"/>
@@ -3667,127 +1901,16 @@
                 <w:sz w:val="24"/>
                 <w:szCs w:val="24"/>
               </w:rPr>
-              <w:t>ngay_lam_</w:t>
-            </w:r>
-            <w:proofErr w:type="gramStart"/>
-            <w:r>
+              <w:t>tháng {thang_lam_don} năm {nam_lam_don}</w:t>
+            </w:r>
+          </w:p>
+          <w:p>
+            <w:pPr>
+              <w:spacing w:after="0" w:line="300" w:lineRule="auto"/>
+              <w:jc w:val="center"/>
               <w:rPr>
                 <w:rFonts w:ascii="Times New Roman" w:hAnsi="Times New Roman" w:cs="Times New Roman"/>
                 <w:i/>
-                <w:iCs/>
-                <w:sz w:val="24"/>
-                <w:szCs w:val="24"/>
-              </w:rPr>
-              <w:t>don</w:t>
-            </w:r>
-            <w:proofErr w:type="spellEnd"/>
-            <w:r>
-              <w:rPr>
-                <w:rFonts w:ascii="Times New Roman" w:hAnsi="Times New Roman" w:cs="Times New Roman"/>
-                <w:i/>
-                <w:iCs/>
-                <w:sz w:val="24"/>
-                <w:szCs w:val="24"/>
-              </w:rPr>
-              <w:t>}</w:t>
-            </w:r>
-            <w:proofErr w:type="spellStart"/>
-            <w:r>
-              <w:rPr>
-                <w:rFonts w:ascii="Times New Roman" w:hAnsi="Times New Roman" w:cs="Times New Roman"/>
-                <w:i/>
-                <w:iCs/>
-                <w:sz w:val="24"/>
-                <w:szCs w:val="24"/>
-              </w:rPr>
-              <w:t>tháng</w:t>
-            </w:r>
-            <w:proofErr w:type="spellEnd"/>
-            <w:proofErr w:type="gramEnd"/>
-            <w:r>
-              <w:rPr>
-                <w:rFonts w:ascii="Times New Roman" w:hAnsi="Times New Roman" w:cs="Times New Roman"/>
-                <w:i/>
-                <w:iCs/>
-                <w:sz w:val="24"/>
-                <w:szCs w:val="24"/>
-              </w:rPr>
-              <w:t xml:space="preserve"> {</w:t>
-            </w:r>
-            <w:proofErr w:type="spellStart"/>
-            <w:r>
-              <w:rPr>
-                <w:rFonts w:ascii="Times New Roman" w:hAnsi="Times New Roman" w:cs="Times New Roman"/>
-                <w:i/>
-                <w:iCs/>
-                <w:sz w:val="24"/>
-                <w:szCs w:val="24"/>
-              </w:rPr>
-              <w:t>thang_lam_don</w:t>
-            </w:r>
-            <w:proofErr w:type="spellEnd"/>
-            <w:r>
-              <w:rPr>
-                <w:rFonts w:ascii="Times New Roman" w:hAnsi="Times New Roman" w:cs="Times New Roman"/>
-                <w:i/>
-                <w:iCs/>
-                <w:sz w:val="24"/>
-                <w:szCs w:val="24"/>
-              </w:rPr>
-              <w:t xml:space="preserve">} </w:t>
-            </w:r>
-            <w:proofErr w:type="spellStart"/>
-            <w:r>
-              <w:rPr>
-                <w:rFonts w:ascii="Times New Roman" w:hAnsi="Times New Roman" w:cs="Times New Roman"/>
-                <w:i/>
-                <w:iCs/>
-                <w:sz w:val="24"/>
-                <w:szCs w:val="24"/>
-              </w:rPr>
-              <w:t>năm</w:t>
-            </w:r>
-            <w:proofErr w:type="spellEnd"/>
-            <w:r>
-              <w:rPr>
-                <w:rFonts w:ascii="Times New Roman" w:hAnsi="Times New Roman" w:cs="Times New Roman"/>
-                <w:i/>
-                <w:iCs/>
-                <w:sz w:val="24"/>
-                <w:szCs w:val="24"/>
-              </w:rPr>
-              <w:t xml:space="preserve"> {</w:t>
-            </w:r>
-            <w:proofErr w:type="spellStart"/>
-            <w:r>
-              <w:rPr>
-                <w:rFonts w:ascii="Times New Roman" w:hAnsi="Times New Roman" w:cs="Times New Roman"/>
-                <w:i/>
-                <w:iCs/>
-                <w:sz w:val="24"/>
-                <w:szCs w:val="24"/>
-              </w:rPr>
-              <w:t>nam_lam_don</w:t>
-            </w:r>
-            <w:proofErr w:type="spellEnd"/>
-            <w:r>
-              <w:rPr>
-                <w:rFonts w:ascii="Times New Roman" w:hAnsi="Times New Roman" w:cs="Times New Roman"/>
-                <w:i/>
-                <w:iCs/>
-                <w:sz w:val="24"/>
-                <w:szCs w:val="24"/>
-              </w:rPr>
-              <w:t>}</w:t>
-            </w:r>
-          </w:p>
-          <w:p>
-            <w:pPr>
-              <w:spacing w:after="0" w:line="240" w:lineRule="auto"/>
-              <w:jc w:val="center"/>
-              <w:rPr>
-                <w:rFonts w:ascii="Times New Roman" w:hAnsi="Times New Roman" w:cs="Times New Roman"/>
-                <w:i/>
                 <w:sz w:val="24"/>
                 <w:szCs w:val="24"/>
                 <w:lang w:val="vi-VN"/>
@@ -3801,6 +1924,7 @@
                 <w:szCs w:val="24"/>
                 <w:lang w:val="vi-VN"/>
               </w:rPr>
+              <w:lastRenderedPageBreak/>
               <w:t>NGƯỜI ĐẠI DIỆN THEO PHÁP LUẬT CỦA CÔNG TY</w:t>
             </w:r>
             <w:r>
@@ -3817,7 +1941,7 @@
           </w:p>
           <w:p>
             <w:pPr>
-              <w:spacing w:after="0" w:line="240" w:lineRule="auto"/>
+              <w:spacing w:after="0" w:line="300" w:lineRule="auto"/>
               <w:jc w:val="center"/>
               <w:rPr>
                 <w:rFonts w:ascii="Times New Roman" w:hAnsi="Times New Roman" w:cs="Times New Roman"/>
@@ -3830,7 +1954,7 @@
           </w:p>
           <w:p>
             <w:pPr>
-              <w:spacing w:after="0" w:line="240" w:lineRule="auto"/>
+              <w:spacing w:after="0" w:line="300" w:lineRule="auto"/>
               <w:jc w:val="center"/>
               <w:rPr>
                 <w:rFonts w:ascii="Times New Roman" w:hAnsi="Times New Roman" w:cs="Times New Roman"/>
@@ -3843,7 +1967,7 @@
           </w:p>
           <w:p>
             <w:pPr>
-              <w:spacing w:after="0" w:line="240" w:lineRule="auto"/>
+              <w:spacing w:after="0" w:line="300" w:lineRule="auto"/>
               <w:jc w:val="center"/>
               <w:rPr>
                 <w:rFonts w:ascii="Times New Roman" w:hAnsi="Times New Roman" w:cs="Times New Roman"/>
@@ -3856,7 +1980,7 @@
           </w:p>
           <w:p>
             <w:pPr>
-              <w:spacing w:after="0" w:line="240" w:lineRule="auto"/>
+              <w:spacing w:after="0" w:line="300" w:lineRule="auto"/>
               <w:jc w:val="center"/>
               <w:rPr>
                 <w:rFonts w:ascii="Times New Roman" w:hAnsi="Times New Roman" w:cs="Times New Roman"/>
@@ -3869,7 +1993,7 @@
           </w:p>
           <w:p>
             <w:pPr>
-              <w:spacing w:after="0" w:line="240" w:lineRule="auto"/>
+              <w:spacing w:after="0" w:line="300" w:lineRule="auto"/>
               <w:jc w:val="center"/>
               <w:rPr>
                 <w:rFonts w:ascii="Times New Roman" w:hAnsi="Times New Roman" w:cs="Times New Roman"/>
@@ -3882,7 +2006,7 @@
           </w:p>
           <w:p>
             <w:pPr>
-              <w:spacing w:after="0" w:line="240" w:lineRule="auto"/>
+              <w:spacing w:after="0" w:line="300" w:lineRule="auto"/>
               <w:jc w:val="center"/>
               <w:rPr>
                 <w:rFonts w:ascii="Times New Roman" w:hAnsi="Times New Roman" w:cs="Times New Roman"/>
@@ -3904,7 +2028,7 @@
           <w:bookmarkEnd w:id="0"/>
           <w:p>
             <w:pPr>
-              <w:spacing w:after="0" w:line="240" w:lineRule="auto"/>
+              <w:spacing w:after="0" w:line="300" w:lineRule="auto"/>
               <w:jc w:val="center"/>
               <w:rPr>
                 <w:rFonts w:ascii="Times New Roman" w:hAnsi="Times New Roman" w:cs="Times New Roman"/>
@@ -3921,29 +2045,7 @@
                 <w:sz w:val="24"/>
                 <w:szCs w:val="24"/>
               </w:rPr>
-              <w:t>{</w:t>
-            </w:r>
-            <w:proofErr w:type="spellStart"/>
-            <w:r>
-              <w:rPr>
-                <w:rFonts w:ascii="Times New Roman" w:hAnsi="Times New Roman" w:cs="Times New Roman"/>
-                <w:b/>
-                <w:bCs/>
-                <w:sz w:val="24"/>
-                <w:szCs w:val="24"/>
-              </w:rPr>
-              <w:t>ho_ten</w:t>
-            </w:r>
-            <w:proofErr w:type="spellEnd"/>
-            <w:r>
-              <w:rPr>
-                <w:rFonts w:ascii="Times New Roman" w:hAnsi="Times New Roman" w:cs="Times New Roman"/>
-                <w:b/>
-                <w:bCs/>
-                <w:sz w:val="24"/>
-                <w:szCs w:val="24"/>
-              </w:rPr>
-              <w:t>}</w:t>
+              <w:t>{ho_ten}</w:t>
             </w:r>
           </w:p>
         </w:tc>
@@ -3951,7 +2053,7 @@
     </w:tbl>
     <w:p>
       <w:pPr>
-        <w:spacing w:after="0" w:line="240" w:lineRule="auto"/>
+        <w:spacing w:after="0" w:line="300" w:lineRule="auto"/>
         <w:rPr>
           <w:rFonts w:ascii="Times New Roman" w:hAnsi="Times New Roman" w:cs="Times New Roman"/>
           <w:sz w:val="24"/>
@@ -3964,7 +2066,7 @@
         <w:tabs>
           <w:tab w:val="left" w:pos="284"/>
         </w:tabs>
-        <w:spacing w:line="240" w:lineRule="auto"/>
+        <w:spacing w:after="0" w:line="300" w:lineRule="auto"/>
         <w:jc w:val="center"/>
         <w:rPr>
           <w:rFonts w:ascii="Times New Roman" w:hAnsi="Times New Roman" w:cs="Times New Roman"/>
